--- a/reports/Group/C2/CHARTERING REPORT.docx
+++ b/reports/Group/C2/CHARTERING REPORT.docx
@@ -1,10 +1,10 @@
 
 <file path=word/document.xml><?xml version="1.0" encoding="utf-8"?>
-<w:document xmlns:wpc="http://schemas.microsoft.com/office/word/2010/wordprocessingCanvas" xmlns:cx="http://schemas.microsoft.com/office/drawing/2014/chartex" xmlns:cx1="http://schemas.microsoft.com/office/drawing/2015/9/8/chartex" xmlns:cx2="http://schemas.microsoft.com/office/drawing/2015/10/21/chartex" xmlns:cx3="http://schemas.microsoft.com/office/drawing/2016/5/9/chartex" xmlns:cx4="http://schemas.microsoft.com/office/drawing/2016/5/10/chartex" xmlns:cx5="http://schemas.microsoft.com/office/drawing/2016/5/11/chartex" xmlns:cx6="http://schemas.microsoft.com/office/drawing/2016/5/12/chartex" xmlns:cx7="http://schemas.microsoft.com/office/drawing/2016/5/13/chartex" xmlns:cx8="http://schemas.microsoft.com/office/drawing/2016/5/14/chartex" xmlns:mc="http://schemas.openxmlformats.org/markup-compatibility/2006" xmlns:aink="http://schemas.microsoft.com/office/drawing/2016/ink" xmlns:am3d="http://schemas.microsoft.com/office/drawing/2017/model3d" xmlns:o="urn:schemas-microsoft-com:office:office" xmlns:oel="http://schemas.microsoft.com/office/2019/extlst" xmlns:r="http://schemas.openxmlformats.org/officeDocument/2006/relationships" xmlns:m="http://schemas.openxmlformats.org/officeDocument/2006/math" xmlns:v="urn:schemas-microsoft-com:vml" xmlns:wp14="http://schemas.microsoft.com/office/word/2010/wordprocessingDrawing" xmlns:wp="http://schemas.openxmlformats.org/drawingml/2006/wordprocessingDrawing" xmlns:w10="urn:schemas-microsoft-com:office:word" xmlns:w="http://schemas.openxmlformats.org/wordprocessingml/2006/main" xmlns:w14="http://schemas.microsoft.com/office/word/2010/wordml" xmlns:w15="http://schemas.microsoft.com/office/word/2012/wordml" xmlns:w16cex="http://schemas.microsoft.com/office/word/2018/wordml/cex" xmlns:w16cid="http://schemas.microsoft.com/office/word/2016/wordml/cid" xmlns:w16="http://schemas.microsoft.com/office/word/2018/wordml" xmlns:w16du="http://schemas.microsoft.com/office/word/2023/wordml/word16du" xmlns:w16sdtdh="http://schemas.microsoft.com/office/word/2020/wordml/sdtdatahash" xmlns:w16sdtfl="http://schemas.microsoft.com/office/word/2024/wordml/sdtformatlock" xmlns:w16se="http://schemas.microsoft.com/office/word/2015/wordml/symex" xmlns:wpg="http://schemas.microsoft.com/office/word/2010/wordprocessingGroup" xmlns:wpi="http://schemas.microsoft.com/office/word/2010/wordprocessingInk" xmlns:wne="http://schemas.microsoft.com/office/word/2006/wordml" xmlns:wps="http://schemas.microsoft.com/office/word/2010/wordprocessingShape" xmlns:a="http://schemas.openxmlformats.org/drawingml/2006/main" xmlns:pic="http://schemas.openxmlformats.org/drawingml/2006/picture" xmlns:a14="http://schemas.microsoft.com/office/drawing/2010/main" mc:Ignorable="w14 w15 w16se w16cid w16 w16cex w16sdtdh w16sdtfl w16du wp14">
+<w:document xmlns:wpc="http://schemas.microsoft.com/office/word/2010/wordprocessingCanvas" xmlns:cx="http://schemas.microsoft.com/office/drawing/2014/chartex" xmlns:cx1="http://schemas.microsoft.com/office/drawing/2015/9/8/chartex" xmlns:cx2="http://schemas.microsoft.com/office/drawing/2015/10/21/chartex" xmlns:cx3="http://schemas.microsoft.com/office/drawing/2016/5/9/chartex" xmlns:cx4="http://schemas.microsoft.com/office/drawing/2016/5/10/chartex" xmlns:cx5="http://schemas.microsoft.com/office/drawing/2016/5/11/chartex" xmlns:cx6="http://schemas.microsoft.com/office/drawing/2016/5/12/chartex" xmlns:cx7="http://schemas.microsoft.com/office/drawing/2016/5/13/chartex" xmlns:cx8="http://schemas.microsoft.com/office/drawing/2016/5/14/chartex" xmlns:mc="http://schemas.openxmlformats.org/markup-compatibility/2006" xmlns:aink="http://schemas.microsoft.com/office/drawing/2016/ink" xmlns:am3d="http://schemas.microsoft.com/office/drawing/2017/model3d" xmlns:o="urn:schemas-microsoft-com:office:office" xmlns:oel="http://schemas.microsoft.com/office/2019/extlst" xmlns:r="http://schemas.openxmlformats.org/officeDocument/2006/relationships" xmlns:m="http://schemas.openxmlformats.org/officeDocument/2006/math" xmlns:v="urn:schemas-microsoft-com:vml" xmlns:wp14="http://schemas.microsoft.com/office/word/2010/wordprocessingDrawing" xmlns:wp="http://schemas.openxmlformats.org/drawingml/2006/wordprocessingDrawing" xmlns:w10="urn:schemas-microsoft-com:office:word" xmlns:w="http://schemas.openxmlformats.org/wordprocessingml/2006/main" xmlns:w14="http://schemas.microsoft.com/office/word/2010/wordml" xmlns:w15="http://schemas.microsoft.com/office/word/2012/wordml" xmlns:w16cex="http://schemas.microsoft.com/office/word/2018/wordml/cex" xmlns:w16cid="http://schemas.microsoft.com/office/word/2016/wordml/cid" xmlns:w16="http://schemas.microsoft.com/office/word/2018/wordml" xmlns:w16du="http://schemas.microsoft.com/office/word/2023/wordml/word16du" xmlns:w16sdtdh="http://schemas.microsoft.com/office/word/2020/wordml/sdtdatahash" xmlns:w16sdtfl="http://schemas.microsoft.com/office/word/2024/wordml/sdtformatlock" xmlns:w16se="http://schemas.microsoft.com/office/word/2015/wordml/symex" xmlns:wpg="http://schemas.microsoft.com/office/word/2010/wordprocessingGroup" xmlns:wpi="http://schemas.microsoft.com/office/word/2010/wordprocessingInk" xmlns:wne="http://schemas.microsoft.com/office/word/2006/wordml" xmlns:wps="http://schemas.microsoft.com/office/word/2010/wordprocessingShape" mc:Ignorable="w14 w15 w16se w16cid w16 w16cex w16sdtdh w16sdtfl w16du wp14">
   <w:body>
     <w:p>
       <w:pPr>
-        <w:pStyle w:val="Title"/>
+        <w:pStyle w:val="Ttulo"/>
         <w:jc w:val="center"/>
         <w:rPr>
           <w:rFonts w:ascii="Arial Narrow" w:hAnsi="Arial Narrow"/>
@@ -108,7 +108,7 @@
     <w:p/>
     <w:tbl>
       <w:tblPr>
-        <w:tblStyle w:val="TableGrid"/>
+        <w:tblStyle w:val="Tablaconcuadrcula"/>
         <w:tblW w:w="0" w:type="auto"/>
         <w:tblInd w:w="1696" w:type="dxa"/>
         <w:tblLook w:val="04A0" w:firstRow="1" w:lastRow="0" w:firstColumn="1" w:lastColumn="0" w:noHBand="0" w:noVBand="1"/>
@@ -189,7 +189,7 @@
     </w:p>
     <w:p>
       <w:pPr>
-        <w:pStyle w:val="ListParagraph"/>
+        <w:pStyle w:val="Prrafodelista"/>
         <w:rPr>
           <w:color w:val="467886" w:themeColor="hyperlink"/>
           <w:u w:val="single"/>
@@ -198,7 +198,7 @@
     </w:p>
     <w:tbl>
       <w:tblPr>
-        <w:tblStyle w:val="TableGrid"/>
+        <w:tblStyle w:val="Tablaconcuadrcula"/>
         <w:tblW w:w="0" w:type="auto"/>
         <w:tblLook w:val="04A0" w:firstRow="1" w:lastRow="0" w:firstColumn="1" w:lastColumn="0" w:noHBand="0" w:noVBand="1"/>
       </w:tblPr>
@@ -220,11 +220,19 @@
                 <w:lang w:val="es-ES"/>
               </w:rPr>
             </w:pPr>
+            <w:proofErr w:type="spellStart"/>
             <w:r>
               <w:rPr>
                 <w:lang w:val="es-ES"/>
               </w:rPr>
-              <w:t xml:space="preserve">Group: </w:t>
+              <w:t>Group</w:t>
+            </w:r>
+            <w:proofErr w:type="spellEnd"/>
+            <w:r>
+              <w:rPr>
+                <w:lang w:val="es-ES"/>
+              </w:rPr>
+              <w:t xml:space="preserve">: </w:t>
             </w:r>
             <w:r>
               <w:t>C1.053</w:t>
@@ -245,12 +253,14 @@
                 <w:lang w:val="es-ES"/>
               </w:rPr>
             </w:pPr>
+            <w:proofErr w:type="spellStart"/>
             <w:r>
               <w:rPr>
                 <w:lang w:val="es-ES"/>
               </w:rPr>
               <w:t>Members</w:t>
             </w:r>
+            <w:proofErr w:type="spellEnd"/>
           </w:p>
         </w:tc>
         <w:tc>
@@ -332,13 +342,13 @@
             <w:hyperlink r:id="rId7">
               <w:r>
                 <w:rPr>
-                  <w:rStyle w:val="Hyperlink"/>
+                  <w:rStyle w:val="Hipervnculo"/>
                 </w:rPr>
                 <w:t>julsanmar2</w:t>
               </w:r>
               <w:r>
                 <w:rPr>
-                  <w:rStyle w:val="Hyperlink"/>
+                  <w:rStyle w:val="Hipervnculo"/>
                   <w:lang w:val="es-ES"/>
                 </w:rPr>
                 <w:t>@alum.us.es</w:t>
@@ -363,7 +373,7 @@
               <w:rPr>
                 <w:lang w:val="es-ES"/>
               </w:rPr>
-              <w:t>García Rodríguez, Javier</w:t>
+              <w:t>González Ortiz, Miguel</w:t>
             </w:r>
           </w:p>
         </w:tc>
@@ -378,65 +388,16 @@
                 <w:lang w:val="es-ES"/>
               </w:rPr>
             </w:pPr>
-            <w:hyperlink w:history="1" r:id="rId8">
+            <w:hyperlink r:id="rId8" w:history="1">
               <w:r>
                 <w:rPr>
-                  <w:rStyle w:val="Hyperlink"/>
-                </w:rPr>
-                <w:t>j</w:t>
-              </w:r>
-              <w:r>
-                <w:rPr>
-                  <w:rStyle w:val="Hyperlink"/>
-                  <w:lang w:val="es-ES"/>
-                </w:rPr>
-                <w:t>avgarrod5@alum.us.es</w:t>
-              </w:r>
-            </w:hyperlink>
-          </w:p>
-        </w:tc>
-      </w:tr>
-      <w:tr>
-        <w:tc>
-          <w:tcPr>
-            <w:tcW w:w="4675" w:type="dxa"/>
-          </w:tcPr>
-          <w:p>
-            <w:pPr>
-              <w:jc w:val="center"/>
-              <w:rPr>
-                <w:lang w:val="es-ES"/>
-              </w:rPr>
-            </w:pPr>
-            <w:r>
-              <w:rPr>
-                <w:lang w:val="es-ES"/>
-              </w:rPr>
-              <w:t>González Ortiz, Miguel</w:t>
-            </w:r>
-          </w:p>
-        </w:tc>
-        <w:tc>
-          <w:tcPr>
-            <w:tcW w:w="4675" w:type="dxa"/>
-          </w:tcPr>
-          <w:p>
-            <w:pPr>
-              <w:jc w:val="center"/>
-              <w:rPr>
-                <w:lang w:val="es-ES"/>
-              </w:rPr>
-            </w:pPr>
-            <w:hyperlink w:history="1" r:id="rId9">
-              <w:r>
-                <w:rPr>
-                  <w:rStyle w:val="Hyperlink"/>
+                  <w:rStyle w:val="Hipervnculo"/>
                 </w:rPr>
                 <w:t>m</w:t>
               </w:r>
               <w:r>
                 <w:rPr>
-                  <w:rStyle w:val="Hyperlink"/>
+                  <w:rStyle w:val="Hipervnculo"/>
                   <w:lang w:val="es-ES"/>
                 </w:rPr>
                 <w:t>iggonort1@alum.us.es</w:t>
@@ -476,10 +437,10 @@
                 <w:lang w:val="es-ES"/>
               </w:rPr>
             </w:pPr>
-            <w:hyperlink w:history="1" r:id="rId10">
+            <w:hyperlink r:id="rId9" w:history="1">
               <w:r>
                 <w:rPr>
-                  <w:rStyle w:val="Hyperlink"/>
+                  <w:rStyle w:val="Hipervnculo"/>
                   <w:lang w:val="es-ES"/>
                 </w:rPr>
                 <w:t>migpalgar1@alum.us.es</w:t>
@@ -500,11 +461,19 @@
                 <w:lang w:val="es-ES"/>
               </w:rPr>
             </w:pPr>
+            <w:proofErr w:type="spellStart"/>
             <w:r>
               <w:rPr>
                 <w:lang w:val="es-ES"/>
               </w:rPr>
-              <w:t>Periáñez Franco, Luis Javier</w:t>
+              <w:t>Periáñez</w:t>
+            </w:r>
+            <w:proofErr w:type="spellEnd"/>
+            <w:r>
+              <w:rPr>
+                <w:lang w:val="es-ES"/>
+              </w:rPr>
+              <w:t xml:space="preserve"> Franco, Luis Javier</w:t>
             </w:r>
           </w:p>
         </w:tc>
@@ -519,10 +488,10 @@
                 <w:lang w:val="es-ES"/>
               </w:rPr>
             </w:pPr>
-            <w:hyperlink w:history="1" r:id="rId11">
+            <w:hyperlink r:id="rId10" w:history="1">
               <w:r>
                 <w:rPr>
-                  <w:rStyle w:val="Hyperlink"/>
+                  <w:rStyle w:val="Hipervnculo"/>
                   <w:lang w:val="es-ES"/>
                 </w:rPr>
                 <w:t>luiperfra1@alum.us.es</w:t>
@@ -570,10 +539,10 @@
         </w:rPr>
         <w:t xml:space="preserve">ub repository: </w:t>
       </w:r>
-      <w:hyperlink w:history="1" r:id="rId12">
+      <w:hyperlink r:id="rId11" w:history="1">
         <w:r>
           <w:rPr>
-            <w:rStyle w:val="Hyperlink"/>
+            <w:rStyle w:val="Hipervnculo"/>
           </w:rPr>
           <w:t>https://github.com/miggonort1/Acme-ANS-D01</w:t>
         </w:r>
@@ -627,12 +596,12 @@
       <w:sdtContent>
         <w:p>
           <w:pPr>
-            <w:pStyle w:val="TOC1"/>
+            <w:pStyle w:val="TDC1"/>
             <w:tabs>
               <w:tab w:val="right" w:leader="dot" w:pos="9345"/>
             </w:tabs>
             <w:rPr>
-              <w:rStyle w:val="Hyperlink"/>
+              <w:rStyle w:val="Hipervnculo"/>
               <w:noProof/>
               <w:kern w:val="2"/>
               <w:lang w:val="es-ES" w:eastAsia="es-ES"/>
@@ -651,7 +620,7 @@
           <w:hyperlink w:anchor="_Toc580197460">
             <w:r>
               <w:rPr>
-                <w:rStyle w:val="Hyperlink"/>
+                <w:rStyle w:val="Hipervnculo"/>
               </w:rPr>
               <w:t>Executive summary</w:t>
             </w:r>
@@ -669,7 +638,7 @@
             </w:r>
             <w:r>
               <w:rPr>
-                <w:rStyle w:val="Hyperlink"/>
+                <w:rStyle w:val="Hipervnculo"/>
               </w:rPr>
               <w:t>2</w:t>
             </w:r>
@@ -680,12 +649,12 @@
         </w:p>
         <w:p>
           <w:pPr>
-            <w:pStyle w:val="TOC1"/>
+            <w:pStyle w:val="TDC1"/>
             <w:tabs>
               <w:tab w:val="right" w:leader="dot" w:pos="9345"/>
             </w:tabs>
             <w:rPr>
-              <w:rStyle w:val="Hyperlink"/>
+              <w:rStyle w:val="Hipervnculo"/>
               <w:noProof/>
               <w:kern w:val="2"/>
               <w:lang w:val="es-ES" w:eastAsia="es-ES"/>
@@ -695,7 +664,7 @@
           <w:hyperlink w:anchor="_Toc648916749">
             <w:r>
               <w:rPr>
-                <w:rStyle w:val="Hyperlink"/>
+                <w:rStyle w:val="Hipervnculo"/>
               </w:rPr>
               <w:t>REVISION TABLE</w:t>
             </w:r>
@@ -713,7 +682,7 @@
             </w:r>
             <w:r>
               <w:rPr>
-                <w:rStyle w:val="Hyperlink"/>
+                <w:rStyle w:val="Hipervnculo"/>
               </w:rPr>
               <w:t>3</w:t>
             </w:r>
@@ -724,12 +693,12 @@
         </w:p>
         <w:p>
           <w:pPr>
-            <w:pStyle w:val="TOC1"/>
+            <w:pStyle w:val="TDC1"/>
             <w:tabs>
               <w:tab w:val="right" w:leader="dot" w:pos="9345"/>
             </w:tabs>
             <w:rPr>
-              <w:rStyle w:val="Hyperlink"/>
+              <w:rStyle w:val="Hipervnculo"/>
               <w:noProof/>
               <w:kern w:val="2"/>
               <w:lang w:val="es-ES" w:eastAsia="es-ES"/>
@@ -739,7 +708,7 @@
           <w:hyperlink w:anchor="_Toc1634533436">
             <w:r>
               <w:rPr>
-                <w:rStyle w:val="Hyperlink"/>
+                <w:rStyle w:val="Hipervnculo"/>
               </w:rPr>
               <w:t>INTRODUCTION</w:t>
             </w:r>
@@ -757,7 +726,7 @@
             </w:r>
             <w:r>
               <w:rPr>
-                <w:rStyle w:val="Hyperlink"/>
+                <w:rStyle w:val="Hipervnculo"/>
               </w:rPr>
               <w:t>4</w:t>
             </w:r>
@@ -768,12 +737,12 @@
         </w:p>
         <w:p>
           <w:pPr>
-            <w:pStyle w:val="TOC1"/>
+            <w:pStyle w:val="TDC1"/>
             <w:tabs>
               <w:tab w:val="right" w:leader="dot" w:pos="9345"/>
             </w:tabs>
             <w:rPr>
-              <w:rStyle w:val="Hyperlink"/>
+              <w:rStyle w:val="Hipervnculo"/>
               <w:noProof/>
               <w:kern w:val="2"/>
               <w:lang w:val="es-ES" w:eastAsia="es-ES"/>
@@ -783,7 +752,7 @@
           <w:hyperlink w:anchor="_Toc573656850">
             <w:r>
               <w:rPr>
-                <w:rStyle w:val="Hyperlink"/>
+                <w:rStyle w:val="Hipervnculo"/>
               </w:rPr>
               <w:t>CONTENTS</w:t>
             </w:r>
@@ -801,7 +770,7 @@
             </w:r>
             <w:r>
               <w:rPr>
-                <w:rStyle w:val="Hyperlink"/>
+                <w:rStyle w:val="Hipervnculo"/>
               </w:rPr>
               <w:t>5</w:t>
             </w:r>
@@ -812,12 +781,12 @@
         </w:p>
         <w:p>
           <w:pPr>
-            <w:pStyle w:val="TOC2"/>
+            <w:pStyle w:val="TDC2"/>
             <w:tabs>
               <w:tab w:val="right" w:leader="dot" w:pos="9345"/>
             </w:tabs>
             <w:rPr>
-              <w:rStyle w:val="Hyperlink"/>
+              <w:rStyle w:val="Hipervnculo"/>
               <w:noProof/>
               <w:kern w:val="2"/>
               <w:lang w:val="es-ES" w:eastAsia="es-ES"/>
@@ -827,7 +796,7 @@
           <w:hyperlink w:anchor="_Toc464100043">
             <w:r>
               <w:rPr>
-                <w:rStyle w:val="Hyperlink"/>
+                <w:rStyle w:val="Hipervnculo"/>
               </w:rPr>
               <w:t>RECRUITING SUMMARY</w:t>
             </w:r>
@@ -845,7 +814,7 @@
             </w:r>
             <w:r>
               <w:rPr>
-                <w:rStyle w:val="Hyperlink"/>
+                <w:rStyle w:val="Hipervnculo"/>
               </w:rPr>
               <w:t>5</w:t>
             </w:r>
@@ -856,12 +825,12 @@
         </w:p>
         <w:p>
           <w:pPr>
-            <w:pStyle w:val="TOC2"/>
+            <w:pStyle w:val="TDC2"/>
             <w:tabs>
               <w:tab w:val="right" w:leader="dot" w:pos="9345"/>
             </w:tabs>
             <w:rPr>
-              <w:rStyle w:val="Hyperlink"/>
+              <w:rStyle w:val="Hipervnculo"/>
               <w:noProof/>
               <w:kern w:val="2"/>
               <w:lang w:val="es-ES" w:eastAsia="es-ES"/>
@@ -871,7 +840,7 @@
           <w:hyperlink w:anchor="_Toc972684318">
             <w:r>
               <w:rPr>
-                <w:rStyle w:val="Hyperlink"/>
+                <w:rStyle w:val="Hipervnculo"/>
               </w:rPr>
               <w:t>STATEMENT OF COMMITMENT</w:t>
             </w:r>
@@ -889,7 +858,7 @@
             </w:r>
             <w:r>
               <w:rPr>
-                <w:rStyle w:val="Hyperlink"/>
+                <w:rStyle w:val="Hipervnculo"/>
               </w:rPr>
               <w:t>6</w:t>
             </w:r>
@@ -900,12 +869,12 @@
         </w:p>
         <w:p>
           <w:pPr>
-            <w:pStyle w:val="TOC2"/>
+            <w:pStyle w:val="TDC2"/>
             <w:tabs>
               <w:tab w:val="right" w:leader="dot" w:pos="9345"/>
             </w:tabs>
             <w:rPr>
-              <w:rStyle w:val="Hyperlink"/>
+              <w:rStyle w:val="Hipervnculo"/>
               <w:noProof/>
               <w:kern w:val="2"/>
               <w:lang w:val="es-ES" w:eastAsia="es-ES"/>
@@ -915,7 +884,7 @@
           <w:hyperlink w:anchor="_Toc1745463530">
             <w:r>
               <w:rPr>
-                <w:rStyle w:val="Hyperlink"/>
+                <w:rStyle w:val="Hipervnculo"/>
               </w:rPr>
               <w:t>PERFORMANCE INDICATORS</w:t>
             </w:r>
@@ -933,7 +902,7 @@
             </w:r>
             <w:r>
               <w:rPr>
-                <w:rStyle w:val="Hyperlink"/>
+                <w:rStyle w:val="Hipervnculo"/>
               </w:rPr>
               <w:t>7</w:t>
             </w:r>
@@ -944,12 +913,12 @@
         </w:p>
         <w:p>
           <w:pPr>
-            <w:pStyle w:val="TOC2"/>
+            <w:pStyle w:val="TDC2"/>
             <w:tabs>
               <w:tab w:val="right" w:leader="dot" w:pos="9345"/>
             </w:tabs>
             <w:rPr>
-              <w:rStyle w:val="Hyperlink"/>
+              <w:rStyle w:val="Hipervnculo"/>
               <w:noProof/>
               <w:kern w:val="2"/>
               <w:lang w:val="es-ES" w:eastAsia="es-ES"/>
@@ -959,7 +928,7 @@
           <w:hyperlink w:anchor="_Toc1829627993">
             <w:r>
               <w:rPr>
-                <w:rStyle w:val="Hyperlink"/>
+                <w:rStyle w:val="Hipervnculo"/>
               </w:rPr>
               <w:t>REWARD STATEMENT</w:t>
             </w:r>
@@ -977,7 +946,7 @@
             </w:r>
             <w:r>
               <w:rPr>
-                <w:rStyle w:val="Hyperlink"/>
+                <w:rStyle w:val="Hipervnculo"/>
               </w:rPr>
               <w:t>8</w:t>
             </w:r>
@@ -988,12 +957,12 @@
         </w:p>
         <w:p>
           <w:pPr>
-            <w:pStyle w:val="TOC2"/>
+            <w:pStyle w:val="TDC2"/>
             <w:tabs>
               <w:tab w:val="right" w:leader="dot" w:pos="9345"/>
             </w:tabs>
             <w:rPr>
-              <w:rStyle w:val="Hyperlink"/>
+              <w:rStyle w:val="Hipervnculo"/>
               <w:noProof/>
               <w:kern w:val="2"/>
               <w:lang w:val="es-ES" w:eastAsia="es-ES"/>
@@ -1003,7 +972,7 @@
           <w:hyperlink w:anchor="_Toc1729131541">
             <w:r>
               <w:rPr>
-                <w:rStyle w:val="Hyperlink"/>
+                <w:rStyle w:val="Hipervnculo"/>
               </w:rPr>
               <w:t>ADMONISHED STATEMENT</w:t>
             </w:r>
@@ -1021,7 +990,7 @@
             </w:r>
             <w:r>
               <w:rPr>
-                <w:rStyle w:val="Hyperlink"/>
+                <w:rStyle w:val="Hipervnculo"/>
               </w:rPr>
               <w:t>9</w:t>
             </w:r>
@@ -1032,12 +1001,12 @@
         </w:p>
         <w:p>
           <w:pPr>
-            <w:pStyle w:val="TOC2"/>
+            <w:pStyle w:val="TDC2"/>
             <w:tabs>
               <w:tab w:val="right" w:leader="dot" w:pos="9345"/>
             </w:tabs>
             <w:rPr>
-              <w:rStyle w:val="Hyperlink"/>
+              <w:rStyle w:val="Hipervnculo"/>
               <w:noProof/>
               <w:kern w:val="2"/>
               <w:lang w:val="es-ES" w:eastAsia="es-ES"/>
@@ -1047,7 +1016,7 @@
           <w:hyperlink w:anchor="_Toc906381349">
             <w:r>
               <w:rPr>
-                <w:rStyle w:val="Hyperlink"/>
+                <w:rStyle w:val="Hipervnculo"/>
               </w:rPr>
               <w:t>FIRE CONDITIONS</w:t>
             </w:r>
@@ -1065,7 +1034,7 @@
             </w:r>
             <w:r>
               <w:rPr>
-                <w:rStyle w:val="Hyperlink"/>
+                <w:rStyle w:val="Hipervnculo"/>
               </w:rPr>
               <w:t>10</w:t>
             </w:r>
@@ -1076,12 +1045,12 @@
         </w:p>
         <w:p>
           <w:pPr>
-            <w:pStyle w:val="TOC1"/>
+            <w:pStyle w:val="TDC1"/>
             <w:tabs>
               <w:tab w:val="right" w:leader="dot" w:pos="9345"/>
             </w:tabs>
             <w:rPr>
-              <w:rStyle w:val="Hyperlink"/>
+              <w:rStyle w:val="Hipervnculo"/>
               <w:noProof/>
               <w:kern w:val="2"/>
               <w:lang w:val="es-ES" w:eastAsia="es-ES"/>
@@ -1091,7 +1060,7 @@
           <w:hyperlink w:anchor="_Toc1360616442">
             <w:r>
               <w:rPr>
-                <w:rStyle w:val="Hyperlink"/>
+                <w:rStyle w:val="Hipervnculo"/>
               </w:rPr>
               <w:t>CONCLUSIONS</w:t>
             </w:r>
@@ -1109,7 +1078,7 @@
             </w:r>
             <w:r>
               <w:rPr>
-                <w:rStyle w:val="Hyperlink"/>
+                <w:rStyle w:val="Hipervnculo"/>
               </w:rPr>
               <w:t>11</w:t>
             </w:r>
@@ -1120,12 +1089,12 @@
         </w:p>
         <w:p>
           <w:pPr>
-            <w:pStyle w:val="TOC1"/>
+            <w:pStyle w:val="TDC1"/>
             <w:tabs>
               <w:tab w:val="right" w:leader="dot" w:pos="9345"/>
             </w:tabs>
             <w:rPr>
-              <w:rStyle w:val="Hyperlink"/>
+              <w:rStyle w:val="Hipervnculo"/>
               <w:noProof/>
               <w:kern w:val="2"/>
               <w:lang w:val="es-ES" w:eastAsia="es-ES"/>
@@ -1135,7 +1104,7 @@
           <w:hyperlink w:anchor="_Toc1714800263">
             <w:r>
               <w:rPr>
-                <w:rStyle w:val="Hyperlink"/>
+                <w:rStyle w:val="Hipervnculo"/>
               </w:rPr>
               <w:t>BIBLIOGRAPHY</w:t>
             </w:r>
@@ -1153,7 +1122,7 @@
             </w:r>
             <w:r>
               <w:rPr>
-                <w:rStyle w:val="Hyperlink"/>
+                <w:rStyle w:val="Hipervnculo"/>
               </w:rPr>
               <w:t>13</w:t>
             </w:r>
@@ -1169,23 +1138,23 @@
     </w:sdt>
     <w:p>
       <w:pPr>
-        <w:pStyle w:val="TOC1"/>
+        <w:pStyle w:val="TDC1"/>
         <w:tabs>
           <w:tab w:val="right" w:leader="dot" w:pos="9360"/>
         </w:tabs>
         <w:rPr>
-          <w:rStyle w:val="Hyperlink"/>
-        </w:rPr>
-      </w:pPr>
-    </w:p>
-    <w:p>
-      <w:pPr>
-        <w:pStyle w:val="TOC1"/>
+          <w:rStyle w:val="Hipervnculo"/>
+        </w:rPr>
+      </w:pPr>
+    </w:p>
+    <w:p>
+      <w:pPr>
+        <w:pStyle w:val="TDC1"/>
         <w:tabs>
           <w:tab w:val="right" w:leader="dot" w:pos="9360"/>
         </w:tabs>
         <w:rPr>
-          <w:rStyle w:val="Hyperlink"/>
+          <w:rStyle w:val="Hipervnculo"/>
         </w:rPr>
       </w:pPr>
     </w:p>
@@ -1201,7 +1170,7 @@
       <w:pPr>
         <w:spacing w:after="0" w:line="360" w:lineRule="auto"/>
         <w:rPr>
-          <w:rFonts w:ascii="Open Sans" w:hAnsi="Open Sans" w:eastAsia="Open Sans" w:cs="Open Sans"/>
+          <w:rFonts w:ascii="Open Sans" w:eastAsia="Open Sans" w:hAnsi="Open Sans" w:cs="Open Sans"/>
           <w:color w:val="262140"/>
           <w:sz w:val="21"/>
           <w:szCs w:val="21"/>
@@ -1210,11 +1179,11 @@
     </w:p>
     <w:p>
       <w:pPr>
-        <w:pStyle w:val="Heading1"/>
+        <w:pStyle w:val="Ttulo1"/>
         <w:widowControl w:val="0"/>
         <w:spacing w:before="480" w:after="120" w:line="240" w:lineRule="auto"/>
         <w:rPr>
-          <w:rFonts w:ascii="Century Gothic" w:hAnsi="Century Gothic" w:eastAsia="Century Gothic" w:cs="Century Gothic"/>
+          <w:rFonts w:ascii="Century Gothic" w:eastAsia="Century Gothic" w:hAnsi="Century Gothic" w:cs="Century Gothic"/>
           <w:b/>
           <w:bCs/>
           <w:caps/>
@@ -1223,11 +1192,11 @@
           <w:szCs w:val="48"/>
         </w:rPr>
       </w:pPr>
-      <w:bookmarkStart w:name="_Toc1991137209" w:id="0"/>
-      <w:bookmarkStart w:name="_Toc580197460" w:id="1"/>
-      <w:r>
-        <w:rPr>
-          <w:rFonts w:ascii="Century Gothic" w:hAnsi="Century Gothic" w:eastAsia="Century Gothic" w:cs="Century Gothic"/>
+      <w:bookmarkStart w:id="0" w:name="_Toc1991137209"/>
+      <w:bookmarkStart w:id="1" w:name="_Toc580197460"/>
+      <w:r>
+        <w:rPr>
+          <w:rFonts w:ascii="Century Gothic" w:eastAsia="Century Gothic" w:hAnsi="Century Gothic" w:cs="Century Gothic"/>
           <w:b/>
           <w:bCs/>
           <w:caps/>
@@ -1236,6 +1205,7 @@
           <w:szCs w:val="48"/>
           <w:lang w:val="en-GB"/>
         </w:rPr>
+        <w:lastRenderedPageBreak/>
         <w:t>Executive summary</w:t>
       </w:r>
       <w:bookmarkEnd w:id="0"/>
@@ -1247,15 +1217,15 @@
         <w:spacing w:after="225" w:line="240" w:lineRule="auto"/>
         <w:jc w:val="both"/>
         <w:rPr>
-          <w:rFonts w:ascii="Open Sans" w:hAnsi="Open Sans" w:eastAsia="Open Sans" w:cs="Open Sans"/>
-          <w:color w:val="000000" w:themeColor="text1"/>
-          <w:sz w:val="21"/>
-          <w:szCs w:val="21"/>
-        </w:rPr>
-      </w:pPr>
-      <w:r>
-        <w:rPr>
-          <w:rFonts w:ascii="Open Sans" w:hAnsi="Open Sans" w:eastAsia="Open Sans" w:cs="Open Sans"/>
+          <w:rFonts w:ascii="Open Sans" w:eastAsia="Open Sans" w:hAnsi="Open Sans" w:cs="Open Sans"/>
+          <w:color w:val="000000" w:themeColor="text1"/>
+          <w:sz w:val="21"/>
+          <w:szCs w:val="21"/>
+        </w:rPr>
+      </w:pPr>
+      <w:r>
+        <w:rPr>
+          <w:rFonts w:ascii="Open Sans" w:eastAsia="Open Sans" w:hAnsi="Open Sans" w:cs="Open Sans"/>
           <w:color w:val="000000" w:themeColor="text1"/>
           <w:sz w:val="21"/>
           <w:szCs w:val="21"/>
@@ -1269,15 +1239,15 @@
         <w:spacing w:after="225" w:line="240" w:lineRule="auto"/>
         <w:jc w:val="both"/>
         <w:rPr>
-          <w:rFonts w:ascii="Open Sans" w:hAnsi="Open Sans" w:eastAsia="Open Sans" w:cs="Open Sans"/>
-          <w:color w:val="000000" w:themeColor="text1"/>
-          <w:sz w:val="21"/>
-          <w:szCs w:val="21"/>
-        </w:rPr>
-      </w:pPr>
-      <w:r>
-        <w:rPr>
-          <w:rFonts w:ascii="Open Sans" w:hAnsi="Open Sans" w:eastAsia="Open Sans" w:cs="Open Sans"/>
+          <w:rFonts w:ascii="Open Sans" w:eastAsia="Open Sans" w:hAnsi="Open Sans" w:cs="Open Sans"/>
+          <w:color w:val="000000" w:themeColor="text1"/>
+          <w:sz w:val="21"/>
+          <w:szCs w:val="21"/>
+        </w:rPr>
+      </w:pPr>
+      <w:r>
+        <w:rPr>
+          <w:rFonts w:ascii="Open Sans" w:eastAsia="Open Sans" w:hAnsi="Open Sans" w:cs="Open Sans"/>
           <w:color w:val="000000" w:themeColor="text1"/>
           <w:sz w:val="21"/>
           <w:szCs w:val="21"/>
@@ -1291,7 +1261,7 @@
         <w:spacing w:after="225" w:line="240" w:lineRule="auto"/>
         <w:jc w:val="both"/>
         <w:rPr>
-          <w:rFonts w:ascii="Open Sans" w:hAnsi="Open Sans" w:eastAsia="Open Sans" w:cs="Open Sans"/>
+          <w:rFonts w:ascii="Open Sans" w:eastAsia="Open Sans" w:hAnsi="Open Sans" w:cs="Open Sans"/>
           <w:color w:val="000000" w:themeColor="text1"/>
           <w:sz w:val="21"/>
           <w:szCs w:val="21"/>
@@ -1300,7 +1270,7 @@
       </w:pPr>
       <w:r>
         <w:rPr>
-          <w:rFonts w:ascii="Open Sans" w:hAnsi="Open Sans" w:eastAsia="Open Sans" w:cs="Open Sans"/>
+          <w:rFonts w:ascii="Open Sans" w:eastAsia="Open Sans" w:hAnsi="Open Sans" w:cs="Open Sans"/>
           <w:color w:val="000000" w:themeColor="text1"/>
           <w:sz w:val="21"/>
           <w:szCs w:val="21"/>
@@ -1310,11 +1280,11 @@
     </w:p>
     <w:p>
       <w:pPr>
-        <w:pStyle w:val="Heading1"/>
+        <w:pStyle w:val="Ttulo1"/>
         <w:widowControl w:val="0"/>
         <w:spacing w:before="480" w:after="120" w:line="240" w:lineRule="auto"/>
         <w:rPr>
-          <w:rFonts w:ascii="Century Gothic" w:hAnsi="Century Gothic" w:eastAsia="Century Gothic" w:cs="Century Gothic"/>
+          <w:rFonts w:ascii="Century Gothic" w:eastAsia="Century Gothic" w:hAnsi="Century Gothic" w:cs="Century Gothic"/>
           <w:b/>
           <w:caps/>
           <w:color w:val="262140"/>
@@ -1326,11 +1296,11 @@
     </w:p>
     <w:p>
       <w:pPr>
-        <w:pStyle w:val="Heading1"/>
+        <w:pStyle w:val="Ttulo1"/>
         <w:widowControl w:val="0"/>
         <w:spacing w:before="480" w:after="120" w:line="240" w:lineRule="auto"/>
         <w:rPr>
-          <w:rFonts w:ascii="Century Gothic" w:hAnsi="Century Gothic" w:eastAsia="Century Gothic" w:cs="Century Gothic"/>
+          <w:rFonts w:ascii="Century Gothic" w:eastAsia="Century Gothic" w:hAnsi="Century Gothic" w:cs="Century Gothic"/>
           <w:b/>
           <w:caps/>
           <w:color w:val="262140"/>
@@ -1419,11 +1389,11 @@
     </w:p>
     <w:p>
       <w:pPr>
-        <w:pStyle w:val="Heading1"/>
+        <w:pStyle w:val="Ttulo1"/>
         <w:widowControl w:val="0"/>
         <w:spacing w:before="480" w:after="120" w:line="240" w:lineRule="auto"/>
         <w:rPr>
-          <w:rFonts w:ascii="Century Gothic" w:hAnsi="Century Gothic" w:eastAsia="Century Gothic" w:cs="Century Gothic"/>
+          <w:rFonts w:ascii="Century Gothic" w:eastAsia="Century Gothic" w:hAnsi="Century Gothic" w:cs="Century Gothic"/>
           <w:b/>
           <w:bCs/>
           <w:caps/>
@@ -1432,11 +1402,11 @@
           <w:szCs w:val="48"/>
         </w:rPr>
       </w:pPr>
-      <w:bookmarkStart w:name="_Toc2101667880" w:id="2"/>
-      <w:bookmarkStart w:name="_Toc648916749" w:id="3"/>
-      <w:r>
-        <w:rPr>
-          <w:rFonts w:ascii="Century Gothic" w:hAnsi="Century Gothic" w:eastAsia="Century Gothic" w:cs="Century Gothic"/>
+      <w:bookmarkStart w:id="2" w:name="_Toc2101667880"/>
+      <w:bookmarkStart w:id="3" w:name="_Toc648916749"/>
+      <w:r>
+        <w:rPr>
+          <w:rFonts w:ascii="Century Gothic" w:eastAsia="Century Gothic" w:hAnsi="Century Gothic" w:cs="Century Gothic"/>
           <w:b/>
           <w:bCs/>
           <w:caps/>
@@ -1445,6 +1415,7 @@
           <w:szCs w:val="48"/>
           <w:lang w:val="es-ES"/>
         </w:rPr>
+        <w:lastRenderedPageBreak/>
         <w:t>REVISION TABLE</w:t>
       </w:r>
       <w:bookmarkEnd w:id="2"/>
@@ -1453,7 +1424,7 @@
     <w:p/>
     <w:tbl>
       <w:tblPr>
-        <w:tblStyle w:val="TableGrid"/>
+        <w:tblStyle w:val="Tablaconcuadrcula"/>
         <w:tblW w:w="9495" w:type="dxa"/>
         <w:tblLayout w:type="fixed"/>
         <w:tblLook w:val="06A0" w:firstRow="1" w:lastRow="0" w:firstColumn="1" w:lastColumn="0" w:noHBand="1" w:noVBand="1"/>
@@ -1574,10 +1545,10 @@
     <w:p/>
     <w:p>
       <w:pPr>
-        <w:pStyle w:val="Heading1"/>
+        <w:pStyle w:val="Ttulo1"/>
         <w:spacing w:before="480" w:after="120" w:line="240" w:lineRule="auto"/>
         <w:rPr>
-          <w:rFonts w:ascii="Century Gothic" w:hAnsi="Century Gothic" w:eastAsia="Century Gothic" w:cs="Century Gothic"/>
+          <w:rFonts w:ascii="Century Gothic" w:eastAsia="Century Gothic" w:hAnsi="Century Gothic" w:cs="Century Gothic"/>
           <w:b/>
           <w:bCs/>
           <w:caps/>
@@ -1586,11 +1557,11 @@
           <w:szCs w:val="48"/>
         </w:rPr>
       </w:pPr>
-      <w:bookmarkStart w:name="_Toc2031397944" w:id="4"/>
-      <w:bookmarkStart w:name="_Toc1634533436" w:id="5"/>
-      <w:r>
-        <w:rPr>
-          <w:rFonts w:ascii="Century Gothic" w:hAnsi="Century Gothic" w:eastAsia="Century Gothic" w:cs="Century Gothic"/>
+      <w:bookmarkStart w:id="4" w:name="_Toc2031397944"/>
+      <w:bookmarkStart w:id="5" w:name="_Toc1634533436"/>
+      <w:r>
+        <w:rPr>
+          <w:rFonts w:ascii="Century Gothic" w:eastAsia="Century Gothic" w:hAnsi="Century Gothic" w:cs="Century Gothic"/>
           <w:b/>
           <w:bCs/>
           <w:caps/>
@@ -1599,6 +1570,7 @@
           <w:szCs w:val="48"/>
           <w:lang w:val="en-GB"/>
         </w:rPr>
+        <w:lastRenderedPageBreak/>
         <w:t>INTRODUCTION</w:t>
       </w:r>
       <w:bookmarkEnd w:id="4"/>
@@ -1608,7 +1580,7 @@
       <w:pPr>
         <w:spacing w:after="0" w:line="360" w:lineRule="auto"/>
         <w:rPr>
-          <w:rFonts w:ascii="Microsoft Sans Serif" w:hAnsi="Microsoft Sans Serif" w:eastAsia="Microsoft Sans Serif" w:cs="Microsoft Sans Serif"/>
+          <w:rFonts w:ascii="Microsoft Sans Serif" w:eastAsia="Microsoft Sans Serif" w:hAnsi="Microsoft Sans Serif" w:cs="Microsoft Sans Serif"/>
           <w:color w:val="262140"/>
         </w:rPr>
       </w:pPr>
@@ -1617,7 +1589,7 @@
       <w:pPr>
         <w:spacing w:after="0" w:line="360" w:lineRule="auto"/>
         <w:rPr>
-          <w:rFonts w:ascii="Microsoft Sans Serif" w:hAnsi="Microsoft Sans Serif" w:eastAsia="Microsoft Sans Serif" w:cs="Microsoft Sans Serif"/>
+          <w:rFonts w:ascii="Microsoft Sans Serif" w:eastAsia="Microsoft Sans Serif" w:hAnsi="Microsoft Sans Serif" w:cs="Microsoft Sans Serif"/>
           <w:color w:val="262140"/>
         </w:rPr>
       </w:pPr>
@@ -1626,34 +1598,34 @@
       <w:pPr>
         <w:spacing w:after="0" w:line="360" w:lineRule="auto"/>
         <w:rPr>
-          <w:rFonts w:ascii="Microsoft Sans Serif" w:hAnsi="Microsoft Sans Serif" w:eastAsia="Microsoft Sans Serif" w:cs="Microsoft Sans Serif"/>
+          <w:rFonts w:ascii="Microsoft Sans Serif" w:eastAsia="Microsoft Sans Serif" w:hAnsi="Microsoft Sans Serif" w:cs="Microsoft Sans Serif"/>
           <w:color w:val="262140"/>
         </w:rPr>
       </w:pPr>
       <w:r>
         <w:rPr>
-          <w:rFonts w:ascii="Microsoft Sans Serif" w:hAnsi="Microsoft Sans Serif" w:eastAsia="Microsoft Sans Serif" w:cs="Microsoft Sans Serif"/>
+          <w:rFonts w:ascii="Microsoft Sans Serif" w:eastAsia="Microsoft Sans Serif" w:hAnsi="Microsoft Sans Serif" w:cs="Microsoft Sans Serif"/>
           <w:color w:val="262140"/>
         </w:rPr>
         <w:t xml:space="preserve">In this report, we provide a comprehensive overview of our chartering process, highlighting key strategies and methodologies employed to ensure the successful initiation and execution of software projects. Through effective planning and collaboration, we aim to deliver high-quality software solutions that drive efficiency, productivity, and growth for our clients. </w:t>
       </w:r>
       <w:r>
         <w:rPr>
-          <w:rFonts w:ascii="Microsoft Sans Serif" w:hAnsi="Microsoft Sans Serif" w:eastAsia="Microsoft Sans Serif" w:cs="Microsoft Sans Serif"/>
+          <w:rFonts w:ascii="Microsoft Sans Serif" w:eastAsia="Microsoft Sans Serif" w:hAnsi="Microsoft Sans Serif" w:cs="Microsoft Sans Serif"/>
           <w:color w:val="262140"/>
         </w:rPr>
         <w:t>W</w:t>
       </w:r>
       <w:r>
         <w:rPr>
-          <w:rFonts w:ascii="Microsoft Sans Serif" w:hAnsi="Microsoft Sans Serif" w:eastAsia="Microsoft Sans Serif" w:cs="Microsoft Sans Serif"/>
+          <w:rFonts w:ascii="Microsoft Sans Serif" w:eastAsia="Microsoft Sans Serif" w:hAnsi="Microsoft Sans Serif" w:cs="Microsoft Sans Serif"/>
           <w:color w:val="262140"/>
         </w:rPr>
         <w:t>e</w:t>
       </w:r>
       <w:r>
         <w:rPr>
-          <w:rFonts w:ascii="Microsoft Sans Serif" w:hAnsi="Microsoft Sans Serif" w:eastAsia="Microsoft Sans Serif" w:cs="Microsoft Sans Serif"/>
+          <w:rFonts w:ascii="Microsoft Sans Serif" w:eastAsia="Microsoft Sans Serif" w:hAnsi="Microsoft Sans Serif" w:cs="Microsoft Sans Serif"/>
           <w:color w:val="262140"/>
         </w:rPr>
         <w:t xml:space="preserve"> look forward to guiding you through the journey of project chartering and beyond.</w:t>
@@ -1663,7 +1635,7 @@
       <w:pPr>
         <w:spacing w:after="0" w:line="360" w:lineRule="auto"/>
         <w:rPr>
-          <w:rFonts w:ascii="Microsoft Sans Serif" w:hAnsi="Microsoft Sans Serif" w:eastAsia="Microsoft Sans Serif" w:cs="Microsoft Sans Serif"/>
+          <w:rFonts w:ascii="Microsoft Sans Serif" w:eastAsia="Microsoft Sans Serif" w:hAnsi="Microsoft Sans Serif" w:cs="Microsoft Sans Serif"/>
           <w:color w:val="262140"/>
         </w:rPr>
       </w:pPr>
@@ -1672,7 +1644,7 @@
       <w:pPr>
         <w:spacing w:after="0" w:line="360" w:lineRule="auto"/>
         <w:rPr>
-          <w:rFonts w:ascii="Microsoft Sans Serif" w:hAnsi="Microsoft Sans Serif" w:eastAsia="Microsoft Sans Serif" w:cs="Microsoft Sans Serif"/>
+          <w:rFonts w:ascii="Microsoft Sans Serif" w:eastAsia="Microsoft Sans Serif" w:hAnsi="Microsoft Sans Serif" w:cs="Microsoft Sans Serif"/>
           <w:color w:val="262140"/>
         </w:rPr>
       </w:pPr>
@@ -1681,7 +1653,7 @@
       <w:pPr>
         <w:spacing w:after="0" w:line="360" w:lineRule="auto"/>
         <w:rPr>
-          <w:rFonts w:ascii="Microsoft Sans Serif" w:hAnsi="Microsoft Sans Serif" w:eastAsia="Microsoft Sans Serif" w:cs="Microsoft Sans Serif"/>
+          <w:rFonts w:ascii="Microsoft Sans Serif" w:eastAsia="Microsoft Sans Serif" w:hAnsi="Microsoft Sans Serif" w:cs="Microsoft Sans Serif"/>
           <w:color w:val="262140"/>
         </w:rPr>
       </w:pPr>
@@ -1690,7 +1662,7 @@
       <w:pPr>
         <w:spacing w:after="0" w:line="360" w:lineRule="auto"/>
         <w:rPr>
-          <w:rFonts w:ascii="Microsoft Sans Serif" w:hAnsi="Microsoft Sans Serif" w:eastAsia="Microsoft Sans Serif" w:cs="Microsoft Sans Serif"/>
+          <w:rFonts w:ascii="Microsoft Sans Serif" w:eastAsia="Microsoft Sans Serif" w:hAnsi="Microsoft Sans Serif" w:cs="Microsoft Sans Serif"/>
           <w:color w:val="262140"/>
         </w:rPr>
       </w:pPr>
@@ -1699,7 +1671,7 @@
       <w:pPr>
         <w:spacing w:after="0" w:line="360" w:lineRule="auto"/>
         <w:rPr>
-          <w:rFonts w:ascii="Microsoft Sans Serif" w:hAnsi="Microsoft Sans Serif" w:eastAsia="Microsoft Sans Serif" w:cs="Microsoft Sans Serif"/>
+          <w:rFonts w:ascii="Microsoft Sans Serif" w:eastAsia="Microsoft Sans Serif" w:hAnsi="Microsoft Sans Serif" w:cs="Microsoft Sans Serif"/>
           <w:color w:val="262140"/>
         </w:rPr>
       </w:pPr>
@@ -1708,7 +1680,7 @@
       <w:pPr>
         <w:spacing w:after="0" w:line="360" w:lineRule="auto"/>
         <w:rPr>
-          <w:rFonts w:ascii="Microsoft Sans Serif" w:hAnsi="Microsoft Sans Serif" w:eastAsia="Microsoft Sans Serif" w:cs="Microsoft Sans Serif"/>
+          <w:rFonts w:ascii="Microsoft Sans Serif" w:eastAsia="Microsoft Sans Serif" w:hAnsi="Microsoft Sans Serif" w:cs="Microsoft Sans Serif"/>
           <w:color w:val="262140"/>
         </w:rPr>
       </w:pPr>
@@ -1717,7 +1689,7 @@
       <w:pPr>
         <w:spacing w:after="0" w:line="360" w:lineRule="auto"/>
         <w:rPr>
-          <w:rFonts w:ascii="Microsoft Sans Serif" w:hAnsi="Microsoft Sans Serif" w:eastAsia="Microsoft Sans Serif" w:cs="Microsoft Sans Serif"/>
+          <w:rFonts w:ascii="Microsoft Sans Serif" w:eastAsia="Microsoft Sans Serif" w:hAnsi="Microsoft Sans Serif" w:cs="Microsoft Sans Serif"/>
           <w:color w:val="262140"/>
         </w:rPr>
       </w:pPr>
@@ -1726,7 +1698,7 @@
       <w:pPr>
         <w:spacing w:after="0" w:line="360" w:lineRule="auto"/>
         <w:rPr>
-          <w:rFonts w:ascii="Microsoft Sans Serif" w:hAnsi="Microsoft Sans Serif" w:eastAsia="Microsoft Sans Serif" w:cs="Microsoft Sans Serif"/>
+          <w:rFonts w:ascii="Microsoft Sans Serif" w:eastAsia="Microsoft Sans Serif" w:hAnsi="Microsoft Sans Serif" w:cs="Microsoft Sans Serif"/>
           <w:color w:val="262140"/>
         </w:rPr>
       </w:pPr>
@@ -1735,7 +1707,7 @@
       <w:pPr>
         <w:spacing w:after="0" w:line="360" w:lineRule="auto"/>
         <w:rPr>
-          <w:rFonts w:ascii="Microsoft Sans Serif" w:hAnsi="Microsoft Sans Serif" w:eastAsia="Microsoft Sans Serif" w:cs="Microsoft Sans Serif"/>
+          <w:rFonts w:ascii="Microsoft Sans Serif" w:eastAsia="Microsoft Sans Serif" w:hAnsi="Microsoft Sans Serif" w:cs="Microsoft Sans Serif"/>
           <w:color w:val="262140"/>
         </w:rPr>
       </w:pPr>
@@ -1744,7 +1716,7 @@
       <w:pPr>
         <w:spacing w:after="0" w:line="360" w:lineRule="auto"/>
         <w:rPr>
-          <w:rFonts w:ascii="Microsoft Sans Serif" w:hAnsi="Microsoft Sans Serif" w:eastAsia="Microsoft Sans Serif" w:cs="Microsoft Sans Serif"/>
+          <w:rFonts w:ascii="Microsoft Sans Serif" w:eastAsia="Microsoft Sans Serif" w:hAnsi="Microsoft Sans Serif" w:cs="Microsoft Sans Serif"/>
           <w:color w:val="262140"/>
         </w:rPr>
       </w:pPr>
@@ -1753,7 +1725,7 @@
       <w:pPr>
         <w:spacing w:after="0" w:line="360" w:lineRule="auto"/>
         <w:rPr>
-          <w:rFonts w:ascii="Microsoft Sans Serif" w:hAnsi="Microsoft Sans Serif" w:eastAsia="Microsoft Sans Serif" w:cs="Microsoft Sans Serif"/>
+          <w:rFonts w:ascii="Microsoft Sans Serif" w:eastAsia="Microsoft Sans Serif" w:hAnsi="Microsoft Sans Serif" w:cs="Microsoft Sans Serif"/>
           <w:color w:val="262140"/>
         </w:rPr>
       </w:pPr>
@@ -1762,7 +1734,7 @@
       <w:pPr>
         <w:spacing w:after="0" w:line="360" w:lineRule="auto"/>
         <w:rPr>
-          <w:rFonts w:ascii="Microsoft Sans Serif" w:hAnsi="Microsoft Sans Serif" w:eastAsia="Microsoft Sans Serif" w:cs="Microsoft Sans Serif"/>
+          <w:rFonts w:ascii="Microsoft Sans Serif" w:eastAsia="Microsoft Sans Serif" w:hAnsi="Microsoft Sans Serif" w:cs="Microsoft Sans Serif"/>
           <w:color w:val="262140"/>
         </w:rPr>
       </w:pPr>
@@ -1771,7 +1743,7 @@
       <w:pPr>
         <w:spacing w:after="0" w:line="360" w:lineRule="auto"/>
         <w:rPr>
-          <w:rFonts w:ascii="Microsoft Sans Serif" w:hAnsi="Microsoft Sans Serif" w:eastAsia="Microsoft Sans Serif" w:cs="Microsoft Sans Serif"/>
+          <w:rFonts w:ascii="Microsoft Sans Serif" w:eastAsia="Microsoft Sans Serif" w:hAnsi="Microsoft Sans Serif" w:cs="Microsoft Sans Serif"/>
           <w:color w:val="262140"/>
         </w:rPr>
       </w:pPr>
@@ -1780,7 +1752,7 @@
       <w:pPr>
         <w:spacing w:after="0" w:line="360" w:lineRule="auto"/>
         <w:rPr>
-          <w:rFonts w:ascii="Microsoft Sans Serif" w:hAnsi="Microsoft Sans Serif" w:eastAsia="Microsoft Sans Serif" w:cs="Microsoft Sans Serif"/>
+          <w:rFonts w:ascii="Microsoft Sans Serif" w:eastAsia="Microsoft Sans Serif" w:hAnsi="Microsoft Sans Serif" w:cs="Microsoft Sans Serif"/>
           <w:color w:val="262140"/>
         </w:rPr>
       </w:pPr>
@@ -1789,7 +1761,7 @@
       <w:pPr>
         <w:spacing w:after="0" w:line="360" w:lineRule="auto"/>
         <w:rPr>
-          <w:rFonts w:ascii="Microsoft Sans Serif" w:hAnsi="Microsoft Sans Serif" w:eastAsia="Microsoft Sans Serif" w:cs="Microsoft Sans Serif"/>
+          <w:rFonts w:ascii="Microsoft Sans Serif" w:eastAsia="Microsoft Sans Serif" w:hAnsi="Microsoft Sans Serif" w:cs="Microsoft Sans Serif"/>
           <w:color w:val="262140"/>
         </w:rPr>
       </w:pPr>
@@ -1798,7 +1770,7 @@
       <w:pPr>
         <w:spacing w:after="0" w:line="360" w:lineRule="auto"/>
         <w:rPr>
-          <w:rFonts w:ascii="Microsoft Sans Serif" w:hAnsi="Microsoft Sans Serif" w:eastAsia="Microsoft Sans Serif" w:cs="Microsoft Sans Serif"/>
+          <w:rFonts w:ascii="Microsoft Sans Serif" w:eastAsia="Microsoft Sans Serif" w:hAnsi="Microsoft Sans Serif" w:cs="Microsoft Sans Serif"/>
           <w:color w:val="262140"/>
         </w:rPr>
       </w:pPr>
@@ -1807,7 +1779,7 @@
       <w:pPr>
         <w:spacing w:after="0" w:line="360" w:lineRule="auto"/>
         <w:rPr>
-          <w:rFonts w:ascii="Microsoft Sans Serif" w:hAnsi="Microsoft Sans Serif" w:eastAsia="Microsoft Sans Serif" w:cs="Microsoft Sans Serif"/>
+          <w:rFonts w:ascii="Microsoft Sans Serif" w:eastAsia="Microsoft Sans Serif" w:hAnsi="Microsoft Sans Serif" w:cs="Microsoft Sans Serif"/>
           <w:color w:val="262140"/>
         </w:rPr>
       </w:pPr>
@@ -1816,7 +1788,7 @@
       <w:pPr>
         <w:spacing w:after="0" w:line="360" w:lineRule="auto"/>
         <w:rPr>
-          <w:rFonts w:ascii="Microsoft Sans Serif" w:hAnsi="Microsoft Sans Serif" w:eastAsia="Microsoft Sans Serif" w:cs="Microsoft Sans Serif"/>
+          <w:rFonts w:ascii="Microsoft Sans Serif" w:eastAsia="Microsoft Sans Serif" w:hAnsi="Microsoft Sans Serif" w:cs="Microsoft Sans Serif"/>
           <w:color w:val="262140"/>
         </w:rPr>
       </w:pPr>
@@ -1825,7 +1797,7 @@
       <w:pPr>
         <w:spacing w:after="0" w:line="360" w:lineRule="auto"/>
         <w:rPr>
-          <w:rFonts w:ascii="Microsoft Sans Serif" w:hAnsi="Microsoft Sans Serif" w:eastAsia="Microsoft Sans Serif" w:cs="Microsoft Sans Serif"/>
+          <w:rFonts w:ascii="Microsoft Sans Serif" w:eastAsia="Microsoft Sans Serif" w:hAnsi="Microsoft Sans Serif" w:cs="Microsoft Sans Serif"/>
           <w:color w:val="262140"/>
         </w:rPr>
       </w:pPr>
@@ -1834,7 +1806,7 @@
       <w:pPr>
         <w:spacing w:after="0" w:line="360" w:lineRule="auto"/>
         <w:rPr>
-          <w:rFonts w:ascii="Microsoft Sans Serif" w:hAnsi="Microsoft Sans Serif" w:eastAsia="Microsoft Sans Serif" w:cs="Microsoft Sans Serif"/>
+          <w:rFonts w:ascii="Microsoft Sans Serif" w:eastAsia="Microsoft Sans Serif" w:hAnsi="Microsoft Sans Serif" w:cs="Microsoft Sans Serif"/>
           <w:color w:val="262140"/>
         </w:rPr>
       </w:pPr>
@@ -1843,17 +1815,17 @@
       <w:pPr>
         <w:spacing w:after="0" w:line="360" w:lineRule="auto"/>
         <w:rPr>
-          <w:rFonts w:ascii="Microsoft Sans Serif" w:hAnsi="Microsoft Sans Serif" w:eastAsia="Microsoft Sans Serif" w:cs="Microsoft Sans Serif"/>
+          <w:rFonts w:ascii="Microsoft Sans Serif" w:eastAsia="Microsoft Sans Serif" w:hAnsi="Microsoft Sans Serif" w:cs="Microsoft Sans Serif"/>
           <w:color w:val="262140"/>
         </w:rPr>
       </w:pPr>
     </w:p>
     <w:p>
       <w:pPr>
-        <w:pStyle w:val="Heading1"/>
+        <w:pStyle w:val="Ttulo1"/>
         <w:spacing w:before="480" w:after="120" w:line="240" w:lineRule="auto"/>
         <w:rPr>
-          <w:rFonts w:ascii="Century Gothic" w:hAnsi="Century Gothic" w:eastAsia="Century Gothic" w:cs="Century Gothic"/>
+          <w:rFonts w:ascii="Century Gothic" w:eastAsia="Century Gothic" w:hAnsi="Century Gothic" w:cs="Century Gothic"/>
           <w:b/>
           <w:bCs/>
           <w:caps/>
@@ -1862,11 +1834,11 @@
           <w:szCs w:val="48"/>
         </w:rPr>
       </w:pPr>
-      <w:bookmarkStart w:name="_Toc90886772" w:id="6"/>
-      <w:bookmarkStart w:name="_Toc573656850" w:id="7"/>
-      <w:r>
-        <w:rPr>
-          <w:rFonts w:ascii="Century Gothic" w:hAnsi="Century Gothic" w:eastAsia="Century Gothic" w:cs="Century Gothic"/>
+      <w:bookmarkStart w:id="6" w:name="_Toc90886772"/>
+      <w:bookmarkStart w:id="7" w:name="_Toc573656850"/>
+      <w:r>
+        <w:rPr>
+          <w:rFonts w:ascii="Century Gothic" w:eastAsia="Century Gothic" w:hAnsi="Century Gothic" w:cs="Century Gothic"/>
           <w:b/>
           <w:bCs/>
           <w:caps/>
@@ -1874,6 +1846,7 @@
           <w:sz w:val="48"/>
           <w:szCs w:val="48"/>
         </w:rPr>
+        <w:lastRenderedPageBreak/>
         <w:t>CONTENTS</w:t>
       </w:r>
       <w:bookmarkEnd w:id="6"/>
@@ -1881,10 +1854,10 @@
     </w:p>
     <w:p>
       <w:pPr>
-        <w:pStyle w:val="Heading2"/>
-      </w:pPr>
-      <w:bookmarkStart w:name="_Toc248907596" w:id="8"/>
-      <w:bookmarkStart w:name="_Toc464100043" w:id="9"/>
+        <w:pStyle w:val="Ttulo2"/>
+      </w:pPr>
+      <w:bookmarkStart w:id="8" w:name="_Toc248907596"/>
+      <w:bookmarkStart w:id="9" w:name="_Toc464100043"/>
       <w:r>
         <w:t>RECRUITING SUMMARY</w:t>
       </w:r>
@@ -1895,7 +1868,7 @@
       <w:pPr>
         <w:spacing w:after="0" w:line="360" w:lineRule="auto"/>
         <w:rPr>
-          <w:rFonts w:ascii="Microsoft Sans Serif" w:hAnsi="Microsoft Sans Serif" w:eastAsia="Microsoft Sans Serif" w:cs="Microsoft Sans Serif"/>
+          <w:rFonts w:ascii="Microsoft Sans Serif" w:eastAsia="Microsoft Sans Serif" w:hAnsi="Microsoft Sans Serif" w:cs="Microsoft Sans Serif"/>
           <w:color w:val="262140"/>
         </w:rPr>
       </w:pPr>
@@ -1906,24 +1879,44 @@
         <w:spacing w:after="225" w:line="240" w:lineRule="auto"/>
         <w:jc w:val="both"/>
         <w:rPr>
-          <w:rFonts w:ascii="Open Sans" w:hAnsi="Open Sans" w:eastAsia="Open Sans" w:cs="Open Sans"/>
-          <w:color w:val="000000" w:themeColor="text1"/>
-          <w:sz w:val="21"/>
-          <w:szCs w:val="21"/>
-        </w:rPr>
-      </w:pPr>
-      <w:r>
-        <w:rPr>
-          <w:rFonts w:ascii="Open Sans" w:hAnsi="Open Sans" w:eastAsia="Open Sans" w:cs="Open Sans"/>
-          <w:color w:val="000000" w:themeColor="text1"/>
-          <w:sz w:val="21"/>
-          <w:szCs w:val="21"/>
-        </w:rPr>
-        <w:t>The members chosen for this project are based on the decision of a project carried out last term, in the Design and Testing 1 course</w:t>
-      </w:r>
-      <w:r>
-        <w:rPr>
-          <w:rFonts w:ascii="Open Sans" w:hAnsi="Open Sans" w:eastAsia="Open Sans" w:cs="Open Sans"/>
+          <w:rFonts w:ascii="Open Sans" w:eastAsia="Open Sans" w:hAnsi="Open Sans" w:cs="Open Sans"/>
+          <w:color w:val="000000" w:themeColor="text1"/>
+          <w:sz w:val="21"/>
+          <w:szCs w:val="21"/>
+        </w:rPr>
+      </w:pPr>
+      <w:r>
+        <w:rPr>
+          <w:rFonts w:ascii="Open Sans" w:eastAsia="Open Sans" w:hAnsi="Open Sans" w:cs="Open Sans"/>
+          <w:color w:val="000000" w:themeColor="text1"/>
+          <w:sz w:val="21"/>
+          <w:szCs w:val="21"/>
+        </w:rPr>
+        <w:t xml:space="preserve">The members chosen for this project are based on the decision of a project carried out last term, </w:t>
+      </w:r>
+      <w:proofErr w:type="gramStart"/>
+      <w:r>
+        <w:rPr>
+          <w:rFonts w:ascii="Open Sans" w:eastAsia="Open Sans" w:hAnsi="Open Sans" w:cs="Open Sans"/>
+          <w:color w:val="000000" w:themeColor="text1"/>
+          <w:sz w:val="21"/>
+          <w:szCs w:val="21"/>
+        </w:rPr>
+        <w:t>in</w:t>
+      </w:r>
+      <w:proofErr w:type="gramEnd"/>
+      <w:r>
+        <w:rPr>
+          <w:rFonts w:ascii="Open Sans" w:eastAsia="Open Sans" w:hAnsi="Open Sans" w:cs="Open Sans"/>
+          <w:color w:val="000000" w:themeColor="text1"/>
+          <w:sz w:val="21"/>
+          <w:szCs w:val="21"/>
+        </w:rPr>
+        <w:t xml:space="preserve"> the Design and Testing 1 course</w:t>
+      </w:r>
+      <w:r>
+        <w:rPr>
+          <w:rFonts w:ascii="Open Sans" w:eastAsia="Open Sans" w:hAnsi="Open Sans" w:cs="Open Sans"/>
           <w:color w:val="000000" w:themeColor="text1"/>
           <w:sz w:val="21"/>
           <w:szCs w:val="21"/>
@@ -1932,7 +1925,7 @@
       </w:r>
       <w:r>
         <w:rPr>
-          <w:rFonts w:ascii="Open Sans" w:hAnsi="Open Sans" w:eastAsia="Open Sans" w:cs="Open Sans"/>
+          <w:rFonts w:ascii="Open Sans" w:eastAsia="Open Sans" w:hAnsi="Open Sans" w:cs="Open Sans"/>
           <w:sz w:val="21"/>
           <w:szCs w:val="21"/>
           <w:lang w:val="en"/>
@@ -1941,7 +1934,7 @@
       </w:r>
       <w:r>
         <w:rPr>
-          <w:rFonts w:ascii="Open Sans" w:hAnsi="Open Sans" w:eastAsia="Open Sans" w:cs="Open Sans"/>
+          <w:rFonts w:ascii="Open Sans" w:eastAsia="Open Sans" w:hAnsi="Open Sans" w:cs="Open Sans"/>
           <w:sz w:val="21"/>
           <w:szCs w:val="21"/>
           <w:lang w:val="en"/>
@@ -1950,7 +1943,7 @@
       </w:r>
       <w:r>
         <w:rPr>
-          <w:rFonts w:ascii="Open Sans" w:hAnsi="Open Sans" w:eastAsia="Open Sans" w:cs="Open Sans"/>
+          <w:rFonts w:ascii="Open Sans" w:eastAsia="Open Sans" w:hAnsi="Open Sans" w:cs="Open Sans"/>
           <w:sz w:val="21"/>
           <w:szCs w:val="21"/>
           <w:lang w:val="en"/>
@@ -1959,7 +1952,7 @@
       </w:r>
       <w:r>
         <w:rPr>
-          <w:rFonts w:ascii="Open Sans" w:hAnsi="Open Sans" w:eastAsia="Open Sans" w:cs="Open Sans"/>
+          <w:rFonts w:ascii="Open Sans" w:eastAsia="Open Sans" w:hAnsi="Open Sans" w:cs="Open Sans"/>
           <w:sz w:val="21"/>
           <w:szCs w:val="21"/>
           <w:lang w:val="en"/>
@@ -1968,7 +1961,7 @@
       </w:r>
       <w:r>
         <w:rPr>
-          <w:rFonts w:ascii="Open Sans" w:hAnsi="Open Sans" w:eastAsia="Open Sans" w:cs="Open Sans"/>
+          <w:rFonts w:ascii="Open Sans" w:eastAsia="Open Sans" w:hAnsi="Open Sans" w:cs="Open Sans"/>
           <w:color w:val="000000" w:themeColor="text1"/>
           <w:sz w:val="21"/>
           <w:szCs w:val="21"/>
@@ -1982,15 +1975,15 @@
         <w:spacing w:after="225" w:line="240" w:lineRule="auto"/>
         <w:jc w:val="both"/>
         <w:rPr>
-          <w:rFonts w:ascii="Open Sans" w:hAnsi="Open Sans" w:eastAsia="Open Sans" w:cs="Open Sans"/>
-          <w:color w:val="000000" w:themeColor="text1"/>
-          <w:sz w:val="21"/>
-          <w:szCs w:val="21"/>
-        </w:rPr>
-      </w:pPr>
-      <w:r>
-        <w:rPr>
-          <w:rFonts w:ascii="Open Sans" w:hAnsi="Open Sans" w:eastAsia="Open Sans" w:cs="Open Sans"/>
+          <w:rFonts w:ascii="Open Sans" w:eastAsia="Open Sans" w:hAnsi="Open Sans" w:cs="Open Sans"/>
+          <w:color w:val="000000" w:themeColor="text1"/>
+          <w:sz w:val="21"/>
+          <w:szCs w:val="21"/>
+        </w:rPr>
+      </w:pPr>
+      <w:r>
+        <w:rPr>
+          <w:rFonts w:ascii="Open Sans" w:eastAsia="Open Sans" w:hAnsi="Open Sans" w:cs="Open Sans"/>
           <w:color w:val="000000" w:themeColor="text1"/>
           <w:sz w:val="21"/>
           <w:szCs w:val="21"/>
@@ -1999,7 +1992,7 @@
       </w:r>
       <w:r>
         <w:rPr>
-          <w:rFonts w:ascii="Open Sans" w:hAnsi="Open Sans" w:eastAsia="Open Sans" w:cs="Open Sans"/>
+          <w:rFonts w:ascii="Open Sans" w:eastAsia="Open Sans" w:hAnsi="Open Sans" w:cs="Open Sans"/>
           <w:color w:val="000000" w:themeColor="text1"/>
           <w:sz w:val="21"/>
           <w:szCs w:val="21"/>
@@ -2008,7 +2001,7 @@
       </w:r>
       <w:r>
         <w:rPr>
-          <w:rFonts w:ascii="Open Sans" w:hAnsi="Open Sans" w:eastAsia="Open Sans" w:cs="Open Sans"/>
+          <w:rFonts w:ascii="Open Sans" w:eastAsia="Open Sans" w:hAnsi="Open Sans" w:cs="Open Sans"/>
           <w:color w:val="000000" w:themeColor="text1"/>
           <w:sz w:val="21"/>
           <w:szCs w:val="21"/>
@@ -2017,7 +2010,7 @@
       </w:r>
       <w:r>
         <w:rPr>
-          <w:rFonts w:ascii="Open Sans" w:hAnsi="Open Sans" w:eastAsia="Open Sans" w:cs="Open Sans"/>
+          <w:rFonts w:ascii="Open Sans" w:eastAsia="Open Sans" w:hAnsi="Open Sans" w:cs="Open Sans"/>
           <w:color w:val="000000" w:themeColor="text1"/>
           <w:sz w:val="21"/>
           <w:szCs w:val="21"/>
@@ -2026,7 +2019,7 @@
       </w:r>
       <w:r>
         <w:rPr>
-          <w:rFonts w:ascii="Open Sans" w:hAnsi="Open Sans" w:eastAsia="Open Sans" w:cs="Open Sans"/>
+          <w:rFonts w:ascii="Open Sans" w:eastAsia="Open Sans" w:hAnsi="Open Sans" w:cs="Open Sans"/>
           <w:color w:val="000000" w:themeColor="text1"/>
           <w:sz w:val="21"/>
           <w:szCs w:val="21"/>
@@ -2035,7 +2028,7 @@
       </w:r>
       <w:r>
         <w:rPr>
-          <w:rFonts w:ascii="Open Sans" w:hAnsi="Open Sans" w:eastAsia="Open Sans" w:cs="Open Sans"/>
+          <w:rFonts w:ascii="Open Sans" w:eastAsia="Open Sans" w:hAnsi="Open Sans" w:cs="Open Sans"/>
           <w:color w:val="000000" w:themeColor="text1"/>
           <w:sz w:val="21"/>
           <w:szCs w:val="21"/>
@@ -2044,7 +2037,7 @@
       </w:r>
       <w:r>
         <w:rPr>
-          <w:rFonts w:ascii="Open Sans" w:hAnsi="Open Sans" w:eastAsia="Open Sans" w:cs="Open Sans"/>
+          <w:rFonts w:ascii="Open Sans" w:eastAsia="Open Sans" w:hAnsi="Open Sans" w:cs="Open Sans"/>
           <w:color w:val="000000" w:themeColor="text1"/>
           <w:sz w:val="21"/>
           <w:szCs w:val="21"/>
@@ -2053,7 +2046,7 @@
       </w:r>
       <w:r>
         <w:rPr>
-          <w:rFonts w:ascii="Open Sans" w:hAnsi="Open Sans" w:eastAsia="Open Sans" w:cs="Open Sans"/>
+          <w:rFonts w:ascii="Open Sans" w:eastAsia="Open Sans" w:hAnsi="Open Sans" w:cs="Open Sans"/>
           <w:color w:val="000000" w:themeColor="text1"/>
           <w:sz w:val="21"/>
           <w:szCs w:val="21"/>
@@ -2062,7 +2055,7 @@
       </w:r>
       <w:r>
         <w:rPr>
-          <w:rFonts w:ascii="Open Sans" w:hAnsi="Open Sans" w:eastAsia="Open Sans" w:cs="Open Sans"/>
+          <w:rFonts w:ascii="Open Sans" w:eastAsia="Open Sans" w:hAnsi="Open Sans" w:cs="Open Sans"/>
           <w:color w:val="000000" w:themeColor="text1"/>
           <w:sz w:val="21"/>
           <w:szCs w:val="21"/>
@@ -2071,7 +2064,7 @@
       </w:r>
       <w:r>
         <w:rPr>
-          <w:rFonts w:ascii="Open Sans" w:hAnsi="Open Sans" w:eastAsia="Open Sans" w:cs="Open Sans"/>
+          <w:rFonts w:ascii="Open Sans" w:eastAsia="Open Sans" w:hAnsi="Open Sans" w:cs="Open Sans"/>
           <w:color w:val="000000" w:themeColor="text1"/>
           <w:sz w:val="21"/>
           <w:szCs w:val="21"/>
@@ -2080,12 +2073,32 @@
       </w:r>
       <w:r>
         <w:rPr>
-          <w:rFonts w:ascii="Open Sans" w:hAnsi="Open Sans" w:eastAsia="Open Sans" w:cs="Open Sans"/>
+          <w:rFonts w:ascii="Open Sans" w:eastAsia="Open Sans" w:hAnsi="Open Sans" w:cs="Open Sans"/>
           <w:sz w:val="21"/>
           <w:szCs w:val="21"/>
           <w:lang w:val="en"/>
         </w:rPr>
-        <w:t xml:space="preserve"> To recruit the last member, a link was published on the ev.us platform in a discussion forum. Through this link, the last member, Julia Sánchez, was added to the group, thus closing the recruitment task.</w:t>
+        <w:t xml:space="preserve"> To recruit the last member, a link was published on the </w:t>
+      </w:r>
+      <w:proofErr w:type="gramStart"/>
+      <w:r>
+        <w:rPr>
+          <w:rFonts w:ascii="Open Sans" w:eastAsia="Open Sans" w:hAnsi="Open Sans" w:cs="Open Sans"/>
+          <w:sz w:val="21"/>
+          <w:szCs w:val="21"/>
+          <w:lang w:val="en"/>
+        </w:rPr>
+        <w:t>ev.us</w:t>
+      </w:r>
+      <w:proofErr w:type="gramEnd"/>
+      <w:r>
+        <w:rPr>
+          <w:rFonts w:ascii="Open Sans" w:eastAsia="Open Sans" w:hAnsi="Open Sans" w:cs="Open Sans"/>
+          <w:sz w:val="21"/>
+          <w:szCs w:val="21"/>
+          <w:lang w:val="en"/>
+        </w:rPr>
+        <w:t xml:space="preserve"> platform in a discussion forum. Through this link, the last member, Julia Sánchez, was added to the group, thus closing the recruitment task.</w:t>
       </w:r>
     </w:p>
     <w:p>
@@ -2095,18 +2108,18 @@
       </w:pPr>
       <w:r>
         <w:rPr>
-          <w:rFonts w:ascii="Open Sans" w:hAnsi="Open Sans" w:eastAsia="Open Sans" w:cs="Open Sans"/>
+          <w:rFonts w:ascii="Open Sans" w:eastAsia="Open Sans" w:hAnsi="Open Sans" w:cs="Open Sans"/>
           <w:sz w:val="21"/>
           <w:szCs w:val="21"/>
           <w:lang w:val="en"/>
         </w:rPr>
         <w:t xml:space="preserve">Here is the link to the recruitment thread: </w:t>
       </w:r>
-      <w:hyperlink r:id="rId13">
+      <w:hyperlink r:id="rId12">
         <w:r>
           <w:rPr>
-            <w:rStyle w:val="Hyperlink"/>
-            <w:rFonts w:ascii="Open Sans" w:hAnsi="Open Sans" w:eastAsia="Open Sans" w:cs="Open Sans"/>
+            <w:rStyle w:val="Hipervnculo"/>
+            <w:rFonts w:ascii="Open Sans" w:eastAsia="Open Sans" w:hAnsi="Open Sans" w:cs="Open Sans"/>
             <w:sz w:val="21"/>
             <w:szCs w:val="21"/>
             <w:lang w:val="en"/>
@@ -2121,7 +2134,7 @@
         <w:spacing w:after="225" w:line="240" w:lineRule="auto"/>
         <w:jc w:val="both"/>
         <w:rPr>
-          <w:rFonts w:ascii="Open Sans" w:hAnsi="Open Sans" w:eastAsia="Open Sans" w:cs="Open Sans"/>
+          <w:rFonts w:ascii="Open Sans" w:eastAsia="Open Sans" w:hAnsi="Open Sans" w:cs="Open Sans"/>
           <w:sz w:val="21"/>
           <w:szCs w:val="21"/>
           <w:lang w:val="en"/>
@@ -2134,16 +2147,17 @@
         <w:spacing w:after="225" w:line="240" w:lineRule="auto"/>
         <w:jc w:val="center"/>
         <w:rPr>
-          <w:rFonts w:ascii="Open Sans" w:hAnsi="Open Sans" w:eastAsia="Open Sans" w:cs="Open Sans"/>
+          <w:rFonts w:ascii="Open Sans" w:eastAsia="Open Sans" w:hAnsi="Open Sans" w:cs="Open Sans"/>
           <w:color w:val="000000" w:themeColor="text1"/>
           <w:sz w:val="30"/>
           <w:szCs w:val="30"/>
           <w:lang w:val="es-ES"/>
         </w:rPr>
       </w:pPr>
-      <w:r>
-        <w:rPr>
-          <w:rFonts w:ascii="Open Sans" w:hAnsi="Open Sans" w:eastAsia="Open Sans" w:cs="Open Sans"/>
+      <w:proofErr w:type="spellStart"/>
+      <w:r>
+        <w:rPr>
+          <w:rFonts w:ascii="Open Sans" w:eastAsia="Open Sans" w:hAnsi="Open Sans" w:cs="Open Sans"/>
           <w:color w:val="000000" w:themeColor="text1"/>
           <w:sz w:val="30"/>
           <w:szCs w:val="30"/>
@@ -2151,11 +2165,12 @@
         </w:rPr>
         <w:t>Members</w:t>
       </w:r>
+      <w:proofErr w:type="spellEnd"/>
     </w:p>
     <w:tbl>
       <w:tblPr>
-        <w:tblStyle w:val="TableGrid"/>
-        <w:tblW w:w="0" w:type="auto"/>
+        <w:tblStyle w:val="Tablaconcuadrcula"/>
+        <w:tblW w:w="9360" w:type="dxa"/>
         <w:tblLayout w:type="fixed"/>
         <w:tblLook w:val="06A0" w:firstRow="1" w:lastRow="0" w:firstColumn="1" w:lastColumn="0" w:noHBand="1" w:noVBand="1"/>
       </w:tblPr>
@@ -2178,7 +2193,7 @@
             </w:pPr>
             <w:r>
               <w:rPr>
-                <w:rFonts w:ascii="Open Sans" w:hAnsi="Open Sans" w:eastAsia="Open Sans" w:cs="Open Sans"/>
+                <w:rFonts w:ascii="Open Sans" w:eastAsia="Open Sans" w:hAnsi="Open Sans" w:cs="Open Sans"/>
                 <w:color w:val="000000" w:themeColor="text1"/>
                 <w:sz w:val="30"/>
                 <w:szCs w:val="30"/>
@@ -2196,7 +2211,7 @@
             <w:pPr>
               <w:jc w:val="center"/>
               <w:rPr>
-                <w:rFonts w:ascii="Open Sans" w:hAnsi="Open Sans" w:eastAsia="Open Sans" w:cs="Open Sans"/>
+                <w:rFonts w:ascii="Open Sans" w:eastAsia="Open Sans" w:hAnsi="Open Sans" w:cs="Open Sans"/>
                 <w:color w:val="000000" w:themeColor="text1"/>
                 <w:sz w:val="30"/>
                 <w:szCs w:val="30"/>
@@ -2205,7 +2220,7 @@
             </w:pPr>
             <w:r>
               <w:rPr>
-                <w:rFonts w:ascii="Open Sans" w:hAnsi="Open Sans" w:eastAsia="Open Sans" w:cs="Open Sans"/>
+                <w:rFonts w:ascii="Open Sans" w:eastAsia="Open Sans" w:hAnsi="Open Sans" w:cs="Open Sans"/>
                 <w:color w:val="000000" w:themeColor="text1"/>
                 <w:sz w:val="30"/>
                 <w:szCs w:val="30"/>
@@ -2223,7 +2238,7 @@
             <w:pPr>
               <w:jc w:val="center"/>
               <w:rPr>
-                <w:rFonts w:ascii="Open Sans" w:hAnsi="Open Sans" w:eastAsia="Open Sans" w:cs="Open Sans"/>
+                <w:rFonts w:ascii="Open Sans" w:eastAsia="Open Sans" w:hAnsi="Open Sans" w:cs="Open Sans"/>
                 <w:color w:val="000000" w:themeColor="text1"/>
                 <w:sz w:val="30"/>
                 <w:szCs w:val="30"/>
@@ -2232,7 +2247,7 @@
             </w:pPr>
             <w:r>
               <w:rPr>
-                <w:rFonts w:ascii="Open Sans" w:hAnsi="Open Sans" w:eastAsia="Open Sans" w:cs="Open Sans"/>
+                <w:rFonts w:ascii="Open Sans" w:eastAsia="Open Sans" w:hAnsi="Open Sans" w:cs="Open Sans"/>
                 <w:color w:val="000000" w:themeColor="text1"/>
                 <w:sz w:val="30"/>
                 <w:szCs w:val="30"/>
@@ -2255,7 +2270,7 @@
             <w:pPr>
               <w:jc w:val="center"/>
               <w:rPr>
-                <w:rFonts w:ascii="Open Sans" w:hAnsi="Open Sans" w:eastAsia="Open Sans" w:cs="Open Sans"/>
+                <w:rFonts w:ascii="Open Sans" w:eastAsia="Open Sans" w:hAnsi="Open Sans" w:cs="Open Sans"/>
                 <w:color w:val="000000" w:themeColor="text1"/>
                 <w:sz w:val="30"/>
                 <w:szCs w:val="30"/>
@@ -2282,7 +2297,7 @@
                           <pic:cNvPicPr/>
                         </pic:nvPicPr>
                         <pic:blipFill>
-                          <a:blip r:embed="rId14" cstate="print">
+                          <a:blip r:embed="rId13" cstate="print">
                             <a:extLst>
                               <a:ext uri="{28A0092B-C50C-407E-A947-70E740481C1C}">
                                 <a14:useLocalDpi xmlns:a14="http://schemas.microsoft.com/office/drawing/2010/main" val="0"/>
@@ -2321,7 +2336,7 @@
               <w:spacing w:after="225"/>
               <w:jc w:val="both"/>
               <w:rPr>
-                <w:rFonts w:ascii="Open Sans" w:hAnsi="Open Sans" w:eastAsia="Open Sans" w:cs="Open Sans"/>
+                <w:rFonts w:ascii="Open Sans" w:eastAsia="Open Sans" w:hAnsi="Open Sans" w:cs="Open Sans"/>
                 <w:color w:val="000000" w:themeColor="text1"/>
                 <w:sz w:val="21"/>
                 <w:szCs w:val="21"/>
@@ -2329,7 +2344,7 @@
             </w:pPr>
             <w:r>
               <w:rPr>
-                <w:rFonts w:ascii="Open Sans" w:hAnsi="Open Sans" w:eastAsia="Open Sans" w:cs="Open Sans"/>
+                <w:rFonts w:ascii="Open Sans" w:eastAsia="Open Sans" w:hAnsi="Open Sans" w:cs="Open Sans"/>
                 <w:color w:val="000000" w:themeColor="text1"/>
                 <w:sz w:val="21"/>
                 <w:szCs w:val="21"/>
@@ -2341,7 +2356,7 @@
           <w:p>
             <w:pPr>
               <w:rPr>
-                <w:rFonts w:ascii="Open Sans" w:hAnsi="Open Sans" w:eastAsia="Open Sans" w:cs="Open Sans"/>
+                <w:rFonts w:ascii="Open Sans" w:eastAsia="Open Sans" w:hAnsi="Open Sans" w:cs="Open Sans"/>
                 <w:color w:val="000000" w:themeColor="text1"/>
                 <w:sz w:val="30"/>
                 <w:szCs w:val="30"/>
@@ -2352,7 +2367,7 @@
           <w:p>
             <w:pPr>
               <w:rPr>
-                <w:rFonts w:ascii="Open Sans" w:hAnsi="Open Sans" w:eastAsia="Open Sans" w:cs="Open Sans"/>
+                <w:rFonts w:ascii="Open Sans" w:eastAsia="Open Sans" w:hAnsi="Open Sans" w:cs="Open Sans"/>
                 <w:color w:val="000000" w:themeColor="text1"/>
                 <w:sz w:val="30"/>
                 <w:szCs w:val="30"/>
@@ -2371,17 +2386,17 @@
               <w:spacing w:after="225"/>
               <w:jc w:val="both"/>
               <w:rPr>
-                <w:rFonts w:ascii="Open Sans" w:hAnsi="Open Sans" w:eastAsia="Open Sans" w:cs="Open Sans"/>
+                <w:rFonts w:ascii="Open Sans" w:eastAsia="Open Sans" w:hAnsi="Open Sans" w:cs="Open Sans"/>
                 <w:color w:val="000000" w:themeColor="text1"/>
                 <w:sz w:val="21"/>
                 <w:szCs w:val="21"/>
               </w:rPr>
             </w:pPr>
-            <w:hyperlink r:id="rId15">
+            <w:hyperlink r:id="rId14">
               <w:r>
                 <w:rPr>
-                  <w:rStyle w:val="Hyperlink"/>
-                  <w:rFonts w:ascii="Open Sans" w:hAnsi="Open Sans" w:eastAsia="Open Sans" w:cs="Open Sans"/>
+                  <w:rStyle w:val="Hipervnculo"/>
+                  <w:rFonts w:ascii="Open Sans" w:eastAsia="Open Sans" w:hAnsi="Open Sans" w:cs="Open Sans"/>
                   <w:sz w:val="21"/>
                   <w:szCs w:val="21"/>
                   <w:lang w:val="es-ES"/>
@@ -2390,8 +2405,8 @@
               </w:r>
               <w:r>
                 <w:rPr>
-                  <w:rStyle w:val="Hyperlink"/>
-                  <w:rFonts w:ascii="Open Sans" w:hAnsi="Open Sans" w:eastAsia="Open Sans" w:cs="Open Sans"/>
+                  <w:rStyle w:val="Hipervnculo"/>
+                  <w:rFonts w:ascii="Open Sans" w:eastAsia="Open Sans" w:hAnsi="Open Sans" w:cs="Open Sans"/>
                   <w:sz w:val="21"/>
                   <w:szCs w:val="21"/>
                   <w:lang w:val="es-ES"/>
@@ -2403,151 +2418,7 @@
           <w:p>
             <w:pPr>
               <w:rPr>
-                <w:rFonts w:ascii="Open Sans" w:hAnsi="Open Sans" w:eastAsia="Open Sans" w:cs="Open Sans"/>
-                <w:color w:val="000000" w:themeColor="text1"/>
-                <w:sz w:val="30"/>
-                <w:szCs w:val="30"/>
-                <w:lang w:val="es-ES"/>
-              </w:rPr>
-            </w:pPr>
-          </w:p>
-        </w:tc>
-      </w:tr>
-      <w:tr>
-        <w:trPr>
-          <w:trHeight w:val="300"/>
-        </w:trPr>
-        <w:tc>
-          <w:tcPr>
-            <w:tcW w:w="3120" w:type="dxa"/>
-          </w:tcPr>
-          <w:p>
-            <w:pPr>
-              <w:jc w:val="center"/>
-              <w:rPr>
-                <w:rFonts w:ascii="Open Sans" w:hAnsi="Open Sans" w:eastAsia="Open Sans" w:cs="Open Sans"/>
-                <w:color w:val="000000" w:themeColor="text1"/>
-                <w:sz w:val="30"/>
-                <w:szCs w:val="30"/>
-                <w:lang w:val="es-ES"/>
-              </w:rPr>
-            </w:pPr>
-            <w:r>
-              <w:rPr>
-                <w:noProof/>
-              </w:rPr>
-              <w:drawing>
-                <wp:inline distT="0" distB="0" distL="0" distR="0" wp14:anchorId="348B727E" wp14:editId="6D5A1041">
-                  <wp:extent cx="856555" cy="879458"/>
-                  <wp:effectExtent l="0" t="0" r="0" b="0"/>
-                  <wp:docPr id="1252488370" name="Picture 1252488370"/>
-                  <wp:cNvGraphicFramePr>
-                    <a:graphicFrameLocks xmlns:a="http://schemas.openxmlformats.org/drawingml/2006/main" noChangeAspect="1"/>
-                  </wp:cNvGraphicFramePr>
-                  <a:graphic xmlns:a="http://schemas.openxmlformats.org/drawingml/2006/main">
-                    <a:graphicData uri="http://schemas.openxmlformats.org/drawingml/2006/picture">
-                      <pic:pic xmlns:pic="http://schemas.openxmlformats.org/drawingml/2006/picture">
-                        <pic:nvPicPr>
-                          <pic:cNvPr id="0" name=""/>
-                          <pic:cNvPicPr/>
-                        </pic:nvPicPr>
-                        <pic:blipFill>
-                          <a:blip r:embed="rId16" cstate="print">
-                            <a:extLst>
-                              <a:ext uri="{28A0092B-C50C-407E-A947-70E740481C1C}">
-                                <a14:useLocalDpi xmlns:a14="http://schemas.microsoft.com/office/drawing/2010/main" val="0"/>
-                              </a:ext>
-                            </a:extLst>
-                          </a:blip>
-                          <a:stretch>
-                            <a:fillRect/>
-                          </a:stretch>
-                        </pic:blipFill>
-                        <pic:spPr>
-                          <a:xfrm>
-                            <a:off x="0" y="0"/>
-                            <a:ext cx="856555" cy="879458"/>
-                          </a:xfrm>
-                          <a:prstGeom prst="rect">
-                            <a:avLst/>
-                          </a:prstGeom>
-                        </pic:spPr>
-                      </pic:pic>
-                    </a:graphicData>
-                  </a:graphic>
-                </wp:inline>
-              </w:drawing>
-            </w:r>
-          </w:p>
-        </w:tc>
-        <w:tc>
-          <w:tcPr>
-            <w:tcW w:w="3120" w:type="dxa"/>
-          </w:tcPr>
-          <w:p>
-            <w:pPr>
-              <w:rPr>
-                <w:rFonts w:ascii="Open Sans" w:hAnsi="Open Sans" w:eastAsia="Open Sans" w:cs="Open Sans"/>
-                <w:color w:val="000000" w:themeColor="text1"/>
-                <w:sz w:val="21"/>
-                <w:szCs w:val="21"/>
-              </w:rPr>
-            </w:pPr>
-            <w:r>
-              <w:rPr>
-                <w:rFonts w:ascii="Open Sans" w:hAnsi="Open Sans" w:eastAsia="Open Sans" w:cs="Open Sans"/>
-                <w:color w:val="000000" w:themeColor="text1"/>
-                <w:sz w:val="21"/>
-                <w:szCs w:val="21"/>
-                <w:lang w:val="es-ES"/>
-              </w:rPr>
-              <w:t xml:space="preserve">García Rodríguez, </w:t>
-            </w:r>
-            <w:r>
-              <w:rPr>
-                <w:rFonts w:ascii="Open Sans" w:hAnsi="Open Sans" w:eastAsia="Open Sans" w:cs="Open Sans"/>
-                <w:color w:val="000000" w:themeColor="text1"/>
-                <w:sz w:val="21"/>
-                <w:szCs w:val="21"/>
-                <w:lang w:val="es-ES"/>
-              </w:rPr>
-              <w:t>Javier</w:t>
-            </w:r>
-          </w:p>
-        </w:tc>
-        <w:tc>
-          <w:tcPr>
-            <w:tcW w:w="3120" w:type="dxa"/>
-          </w:tcPr>
-          <w:p>
-            <w:pPr>
-              <w:shd w:val="clear" w:color="auto" w:fill="FFFFFF" w:themeFill="background1"/>
-              <w:spacing w:after="225"/>
-              <w:jc w:val="both"/>
-              <w:rPr>
-                <w:rFonts w:ascii="Open Sans" w:hAnsi="Open Sans" w:eastAsia="Open Sans" w:cs="Open Sans"/>
-                <w:color w:val="000000" w:themeColor="text1"/>
-                <w:sz w:val="21"/>
-                <w:szCs w:val="21"/>
-              </w:rPr>
-            </w:pPr>
-            <w:hyperlink r:id="rId17">
-              <w:r>
-                <w:rPr>
-                  <w:rStyle w:val="Hyperlink"/>
-                  <w:rFonts w:ascii="Open Sans" w:hAnsi="Open Sans" w:eastAsia="Open Sans" w:cs="Open Sans"/>
-                  <w:sz w:val="21"/>
-                  <w:szCs w:val="21"/>
-                  <w:lang w:val="es-ES"/>
-                </w:rPr>
-                <w:t>javgarrod5@alum.us.es</w:t>
-              </w:r>
-            </w:hyperlink>
-          </w:p>
-          <w:p>
-            <w:pPr>
-              <w:rPr>
-                <w:rFonts w:ascii="Open Sans" w:hAnsi="Open Sans" w:eastAsia="Open Sans" w:cs="Open Sans"/>
+                <w:rFonts w:ascii="Open Sans" w:eastAsia="Open Sans" w:hAnsi="Open Sans" w:cs="Open Sans"/>
                 <w:color w:val="000000" w:themeColor="text1"/>
                 <w:sz w:val="30"/>
                 <w:szCs w:val="30"/>
@@ -2589,7 +2460,7 @@
                           <pic:cNvPicPr/>
                         </pic:nvPicPr>
                         <pic:blipFill>
-                          <a:blip r:embed="rId18" cstate="print">
+                          <a:blip r:embed="rId15" cstate="print">
                             <a:extLst>
                               <a:ext uri="{28A0092B-C50C-407E-A947-70E740481C1C}">
                                 <a14:useLocalDpi xmlns:a14="http://schemas.microsoft.com/office/drawing/2010/main" val="0"/>
@@ -2624,7 +2495,7 @@
           <w:p>
             <w:pPr>
               <w:rPr>
-                <w:rFonts w:ascii="Open Sans" w:hAnsi="Open Sans" w:eastAsia="Open Sans" w:cs="Open Sans"/>
+                <w:rFonts w:ascii="Open Sans" w:eastAsia="Open Sans" w:hAnsi="Open Sans" w:cs="Open Sans"/>
                 <w:color w:val="000000" w:themeColor="text1"/>
                 <w:sz w:val="21"/>
                 <w:szCs w:val="21"/>
@@ -2632,7 +2503,7 @@
             </w:pPr>
             <w:r>
               <w:rPr>
-                <w:rFonts w:ascii="Open Sans" w:hAnsi="Open Sans" w:eastAsia="Open Sans" w:cs="Open Sans"/>
+                <w:rFonts w:ascii="Open Sans" w:eastAsia="Open Sans" w:hAnsi="Open Sans" w:cs="Open Sans"/>
                 <w:color w:val="000000" w:themeColor="text1"/>
                 <w:sz w:val="21"/>
                 <w:szCs w:val="21"/>
@@ -2652,17 +2523,17 @@
               <w:spacing w:after="225"/>
               <w:jc w:val="both"/>
               <w:rPr>
-                <w:rFonts w:ascii="Open Sans" w:hAnsi="Open Sans" w:eastAsia="Open Sans" w:cs="Open Sans"/>
+                <w:rFonts w:ascii="Open Sans" w:eastAsia="Open Sans" w:hAnsi="Open Sans" w:cs="Open Sans"/>
                 <w:color w:val="000000" w:themeColor="text1"/>
                 <w:sz w:val="21"/>
                 <w:szCs w:val="21"/>
               </w:rPr>
             </w:pPr>
-            <w:hyperlink r:id="rId19">
+            <w:hyperlink r:id="rId16">
               <w:r>
                 <w:rPr>
-                  <w:rStyle w:val="Hyperlink"/>
-                  <w:rFonts w:ascii="Open Sans" w:hAnsi="Open Sans" w:eastAsia="Open Sans" w:cs="Open Sans"/>
+                  <w:rStyle w:val="Hipervnculo"/>
+                  <w:rFonts w:ascii="Open Sans" w:eastAsia="Open Sans" w:hAnsi="Open Sans" w:cs="Open Sans"/>
                   <w:sz w:val="21"/>
                   <w:szCs w:val="21"/>
                   <w:lang w:val="es-ES"/>
@@ -2674,7 +2545,7 @@
           <w:p>
             <w:pPr>
               <w:rPr>
-                <w:rFonts w:ascii="Open Sans" w:hAnsi="Open Sans" w:eastAsia="Open Sans" w:cs="Open Sans"/>
+                <w:rFonts w:ascii="Open Sans" w:eastAsia="Open Sans" w:hAnsi="Open Sans" w:cs="Open Sans"/>
                 <w:color w:val="000000" w:themeColor="text1"/>
                 <w:sz w:val="30"/>
                 <w:szCs w:val="30"/>
@@ -2696,7 +2567,7 @@
             <w:pPr>
               <w:jc w:val="center"/>
               <w:rPr>
-                <w:rFonts w:ascii="Open Sans" w:hAnsi="Open Sans" w:eastAsia="Open Sans" w:cs="Open Sans"/>
+                <w:rFonts w:ascii="Open Sans" w:eastAsia="Open Sans" w:hAnsi="Open Sans" w:cs="Open Sans"/>
                 <w:sz w:val="21"/>
                 <w:szCs w:val="21"/>
                 <w:lang w:val="es-ES"/>
@@ -2722,7 +2593,7 @@
                           <pic:cNvPicPr/>
                         </pic:nvPicPr>
                         <pic:blipFill>
-                          <a:blip r:embed="rId20" cstate="print">
+                          <a:blip r:embed="rId17" cstate="print">
                             <a:extLst>
                               <a:ext uri="{28A0092B-C50C-407E-A947-70E740481C1C}">
                                 <a14:useLocalDpi xmlns:a14="http://schemas.microsoft.com/office/drawing/2010/main" val="0"/>
@@ -2761,7 +2632,7 @@
               <w:spacing w:after="225"/>
               <w:jc w:val="both"/>
               <w:rPr>
-                <w:rFonts w:ascii="Open Sans" w:hAnsi="Open Sans" w:eastAsia="Open Sans" w:cs="Open Sans"/>
+                <w:rFonts w:ascii="Open Sans" w:eastAsia="Open Sans" w:hAnsi="Open Sans" w:cs="Open Sans"/>
                 <w:sz w:val="21"/>
                 <w:szCs w:val="21"/>
                 <w:lang w:val="es-ES"/>
@@ -2769,7 +2640,7 @@
             </w:pPr>
             <w:r>
               <w:rPr>
-                <w:rFonts w:ascii="Open Sans" w:hAnsi="Open Sans" w:eastAsia="Open Sans" w:cs="Open Sans"/>
+                <w:rFonts w:ascii="Open Sans" w:eastAsia="Open Sans" w:hAnsi="Open Sans" w:cs="Open Sans"/>
                 <w:color w:val="000000" w:themeColor="text1"/>
                 <w:sz w:val="21"/>
                 <w:szCs w:val="21"/>
@@ -2781,7 +2652,7 @@
           <w:p>
             <w:pPr>
               <w:rPr>
-                <w:rFonts w:ascii="Open Sans" w:hAnsi="Open Sans" w:eastAsia="Open Sans" w:cs="Open Sans"/>
+                <w:rFonts w:ascii="Open Sans" w:eastAsia="Open Sans" w:hAnsi="Open Sans" w:cs="Open Sans"/>
                 <w:color w:val="000000" w:themeColor="text1"/>
                 <w:sz w:val="30"/>
                 <w:szCs w:val="30"/>
@@ -2797,17 +2668,17 @@
           <w:p>
             <w:pPr>
               <w:rPr>
-                <w:rFonts w:ascii="Open Sans" w:hAnsi="Open Sans" w:eastAsia="Open Sans" w:cs="Open Sans"/>
+                <w:rFonts w:ascii="Open Sans" w:eastAsia="Open Sans" w:hAnsi="Open Sans" w:cs="Open Sans"/>
                 <w:color w:val="000000" w:themeColor="text1"/>
                 <w:sz w:val="21"/>
                 <w:szCs w:val="21"/>
               </w:rPr>
             </w:pPr>
-            <w:hyperlink r:id="rId21">
+            <w:hyperlink r:id="rId18">
               <w:r>
                 <w:rPr>
-                  <w:rStyle w:val="Hyperlink"/>
-                  <w:rFonts w:ascii="Open Sans" w:hAnsi="Open Sans" w:eastAsia="Open Sans" w:cs="Open Sans"/>
+                  <w:rStyle w:val="Hipervnculo"/>
+                  <w:rFonts w:ascii="Open Sans" w:eastAsia="Open Sans" w:hAnsi="Open Sans" w:cs="Open Sans"/>
                   <w:sz w:val="21"/>
                   <w:szCs w:val="21"/>
                   <w:lang w:val="es-ES"/>
@@ -2830,7 +2701,7 @@
             <w:pPr>
               <w:jc w:val="center"/>
               <w:rPr>
-                <w:rFonts w:ascii="Open Sans" w:hAnsi="Open Sans" w:eastAsia="Open Sans" w:cs="Open Sans"/>
+                <w:rFonts w:ascii="Open Sans" w:eastAsia="Open Sans" w:hAnsi="Open Sans" w:cs="Open Sans"/>
                 <w:color w:val="000000" w:themeColor="text1"/>
                 <w:sz w:val="30"/>
                 <w:szCs w:val="30"/>
@@ -2841,6 +2712,7 @@
               <w:rPr>
                 <w:noProof/>
               </w:rPr>
+              <w:lastRenderedPageBreak/>
               <w:drawing>
                 <wp:inline distT="0" distB="0" distL="0" distR="0" wp14:anchorId="69A0F85F" wp14:editId="259574C9">
                   <wp:extent cx="891469" cy="896104"/>
@@ -2857,7 +2729,7 @@
                           <pic:cNvPicPr/>
                         </pic:nvPicPr>
                         <pic:blipFill>
-                          <a:blip r:embed="rId22" cstate="print">
+                          <a:blip r:embed="rId19" cstate="print">
                             <a:extLst>
                               <a:ext uri="{28A0092B-C50C-407E-A947-70E740481C1C}">
                                 <a14:useLocalDpi xmlns:a14="http://schemas.microsoft.com/office/drawing/2010/main" val="0"/>
@@ -2896,27 +2768,39 @@
               <w:spacing w:after="225"/>
               <w:jc w:val="both"/>
               <w:rPr>
-                <w:rFonts w:ascii="Open Sans" w:hAnsi="Open Sans" w:eastAsia="Open Sans" w:cs="Open Sans"/>
+                <w:rFonts w:ascii="Open Sans" w:eastAsia="Open Sans" w:hAnsi="Open Sans" w:cs="Open Sans"/>
                 <w:color w:val="000000" w:themeColor="text1"/>
                 <w:sz w:val="21"/>
                 <w:szCs w:val="21"/>
               </w:rPr>
             </w:pPr>
-            <w:r>
-              <w:rPr>
-                <w:rFonts w:ascii="Open Sans" w:hAnsi="Open Sans" w:eastAsia="Open Sans" w:cs="Open Sans"/>
+            <w:proofErr w:type="spellStart"/>
+            <w:r>
+              <w:rPr>
+                <w:rFonts w:ascii="Open Sans" w:eastAsia="Open Sans" w:hAnsi="Open Sans" w:cs="Open Sans"/>
                 <w:color w:val="000000" w:themeColor="text1"/>
                 <w:sz w:val="21"/>
                 <w:szCs w:val="21"/>
                 <w:lang w:val="es-ES"/>
               </w:rPr>
-              <w:t>Periáñez Franco, Luis Javier</w:t>
+              <w:t>Periáñez</w:t>
+            </w:r>
+            <w:proofErr w:type="spellEnd"/>
+            <w:r>
+              <w:rPr>
+                <w:rFonts w:ascii="Open Sans" w:eastAsia="Open Sans" w:hAnsi="Open Sans" w:cs="Open Sans"/>
+                <w:color w:val="000000" w:themeColor="text1"/>
+                <w:sz w:val="21"/>
+                <w:szCs w:val="21"/>
+                <w:lang w:val="es-ES"/>
+              </w:rPr>
+              <w:t xml:space="preserve"> Franco, Luis Javier</w:t>
             </w:r>
           </w:p>
           <w:p>
             <w:pPr>
               <w:rPr>
-                <w:rFonts w:ascii="Open Sans" w:hAnsi="Open Sans" w:eastAsia="Open Sans" w:cs="Open Sans"/>
+                <w:rFonts w:ascii="Open Sans" w:eastAsia="Open Sans" w:hAnsi="Open Sans" w:cs="Open Sans"/>
                 <w:color w:val="000000" w:themeColor="text1"/>
                 <w:sz w:val="30"/>
                 <w:szCs w:val="30"/>
@@ -2935,17 +2819,17 @@
               <w:spacing w:after="225"/>
               <w:jc w:val="both"/>
               <w:rPr>
-                <w:rFonts w:ascii="Open Sans" w:hAnsi="Open Sans" w:eastAsia="Open Sans" w:cs="Open Sans"/>
+                <w:rFonts w:ascii="Open Sans" w:eastAsia="Open Sans" w:hAnsi="Open Sans" w:cs="Open Sans"/>
                 <w:color w:val="000000" w:themeColor="text1"/>
                 <w:sz w:val="21"/>
                 <w:szCs w:val="21"/>
               </w:rPr>
             </w:pPr>
-            <w:hyperlink r:id="rId23">
+            <w:hyperlink r:id="rId20">
               <w:r>
                 <w:rPr>
-                  <w:rStyle w:val="Hyperlink"/>
-                  <w:rFonts w:ascii="Open Sans" w:hAnsi="Open Sans" w:eastAsia="Open Sans" w:cs="Open Sans"/>
+                  <w:rStyle w:val="Hipervnculo"/>
+                  <w:rFonts w:ascii="Open Sans" w:eastAsia="Open Sans" w:hAnsi="Open Sans" w:cs="Open Sans"/>
                   <w:sz w:val="21"/>
                   <w:szCs w:val="21"/>
                   <w:lang w:val="es-ES"/>
@@ -2957,7 +2841,7 @@
           <w:p>
             <w:pPr>
               <w:rPr>
-                <w:rFonts w:ascii="Open Sans" w:hAnsi="Open Sans" w:eastAsia="Open Sans" w:cs="Open Sans"/>
+                <w:rFonts w:ascii="Open Sans" w:eastAsia="Open Sans" w:hAnsi="Open Sans" w:cs="Open Sans"/>
                 <w:sz w:val="21"/>
                 <w:szCs w:val="21"/>
                 <w:lang w:val="es-ES"/>
@@ -2973,7 +2857,7 @@
         <w:spacing w:after="225" w:line="240" w:lineRule="auto"/>
         <w:jc w:val="both"/>
         <w:rPr>
-          <w:rFonts w:ascii="Open Sans" w:hAnsi="Open Sans" w:eastAsia="Open Sans" w:cs="Open Sans"/>
+          <w:rFonts w:ascii="Open Sans" w:eastAsia="Open Sans" w:hAnsi="Open Sans" w:cs="Open Sans"/>
           <w:color w:val="000000" w:themeColor="text1"/>
           <w:sz w:val="21"/>
           <w:szCs w:val="21"/>
@@ -2986,22 +2870,22 @@
         <w:spacing w:after="225" w:line="240" w:lineRule="auto"/>
         <w:jc w:val="both"/>
         <w:rPr>
-          <w:rFonts w:ascii="Open Sans" w:hAnsi="Open Sans" w:eastAsia="Open Sans" w:cs="Open Sans"/>
-          <w:color w:val="000000" w:themeColor="text1"/>
-          <w:sz w:val="21"/>
-          <w:szCs w:val="21"/>
-        </w:rPr>
-      </w:pPr>
-    </w:p>
-    <w:p>
-      <w:pPr>
-        <w:pStyle w:val="Heading2"/>
+          <w:rFonts w:ascii="Open Sans" w:eastAsia="Open Sans" w:hAnsi="Open Sans" w:cs="Open Sans"/>
+          <w:color w:val="000000" w:themeColor="text1"/>
+          <w:sz w:val="21"/>
+          <w:szCs w:val="21"/>
+        </w:rPr>
+      </w:pPr>
+    </w:p>
+    <w:p>
+      <w:pPr>
+        <w:pStyle w:val="Ttulo2"/>
         <w:rPr>
           <w:lang w:val="es-ES"/>
         </w:rPr>
       </w:pPr>
-      <w:bookmarkStart w:name="_Toc1107365822" w:id="10"/>
-      <w:bookmarkStart w:name="_Toc972684318" w:id="11"/>
+      <w:bookmarkStart w:id="10" w:name="_Toc1107365822"/>
+      <w:bookmarkStart w:id="11" w:name="_Toc972684318"/>
       <w:r>
         <w:rPr>
           <w:lang w:val="es-ES"/>
@@ -3015,7 +2899,7 @@
       <w:pPr>
         <w:spacing w:after="0" w:line="360" w:lineRule="auto"/>
         <w:rPr>
-          <w:rFonts w:ascii="Microsoft Sans Serif" w:hAnsi="Microsoft Sans Serif" w:eastAsia="Microsoft Sans Serif" w:cs="Microsoft Sans Serif"/>
+          <w:rFonts w:ascii="Microsoft Sans Serif" w:eastAsia="Microsoft Sans Serif" w:hAnsi="Microsoft Sans Serif" w:cs="Microsoft Sans Serif"/>
           <w:color w:val="262140"/>
         </w:rPr>
       </w:pPr>
@@ -3023,7 +2907,7 @@
     <w:p>
       <w:pPr>
         <w:rPr>
-          <w:rFonts w:ascii="Open Sans" w:hAnsi="Open Sans" w:eastAsia="Open Sans" w:cs="Open Sans"/>
+          <w:rFonts w:ascii="Open Sans" w:eastAsia="Open Sans" w:hAnsi="Open Sans" w:cs="Open Sans"/>
           <w:color w:val="262140"/>
           <w:sz w:val="21"/>
           <w:szCs w:val="21"/>
@@ -3036,14 +2920,22 @@
         <w:t>C1.053</w:t>
       </w:r>
       <w:r>
-        <w:t>, students of the subject Design and Testing 2 at University of Seville, solemnly pledge to work together in pursuit of our academic goals. We recognize the importance of this commitment, and we are determined to achieve our goals with integrity and dedication.</w:t>
+        <w:t xml:space="preserve">, students of the subject Design and Testing 2 at </w:t>
+      </w:r>
+      <w:proofErr w:type="gramStart"/>
+      <w:r>
+        <w:t>University</w:t>
+      </w:r>
+      <w:proofErr w:type="gramEnd"/>
+      <w:r>
+        <w:t xml:space="preserve"> of Seville, solemnly pledge to work together in pursuit of our academic goals. We recognize the importance of this commitment, and we are determined to achieve our goals with integrity and dedication.</w:t>
       </w:r>
     </w:p>
     <w:p>
       <w:pPr>
         <w:spacing w:after="0" w:line="360" w:lineRule="auto"/>
         <w:rPr>
-          <w:rFonts w:ascii="Open Sans" w:hAnsi="Open Sans" w:eastAsia="Open Sans" w:cs="Open Sans"/>
+          <w:rFonts w:ascii="Open Sans" w:eastAsia="Open Sans" w:hAnsi="Open Sans" w:cs="Open Sans"/>
           <w:color w:val="262140"/>
           <w:sz w:val="21"/>
           <w:szCs w:val="21"/>
@@ -3055,49 +2947,27 @@
         <w:spacing w:after="225" w:line="240" w:lineRule="auto"/>
         <w:jc w:val="both"/>
         <w:rPr>
-          <w:rFonts w:ascii="Open Sans" w:hAnsi="Open Sans" w:eastAsia="Open Sans" w:cs="Open Sans"/>
+          <w:rFonts w:ascii="Open Sans" w:eastAsia="Open Sans" w:hAnsi="Open Sans" w:cs="Open Sans"/>
           <w:color w:val="262140"/>
           <w:sz w:val="21"/>
           <w:szCs w:val="21"/>
-          <w:lang w:val="en-US"/>
-        </w:rPr>
-      </w:pPr>
-      <w:r>
-        <w:rPr>
-          <w:rFonts w:ascii="Open Sans" w:hAnsi="Open Sans" w:eastAsia="Open Sans" w:cs="Open Sans"/>
-          <w:color w:val="000000" w:themeColor="text1" w:themeTint="FF" w:themeShade="FF"/>
-          <w:sz w:val="21"/>
-          <w:szCs w:val="21"/>
-          <w:lang w:val="en-US"/>
-        </w:rPr>
-        <w:t xml:space="preserve">We declare that we understand the syllabus of the course, including the learning </w:t>
-      </w:r>
-      <w:r>
-        <w:rPr>
-          <w:rFonts w:ascii="Open Sans" w:hAnsi="Open Sans" w:eastAsia="Open Sans" w:cs="Open Sans"/>
-          <w:color w:val="000000" w:themeColor="text1" w:themeTint="FF" w:themeShade="FF"/>
-          <w:sz w:val="21"/>
-          <w:szCs w:val="21"/>
-          <w:lang w:val="en-US"/>
-        </w:rPr>
-        <w:t>objectives</w:t>
-      </w:r>
-      <w:r>
-        <w:rPr>
-          <w:rFonts w:ascii="Open Sans" w:hAnsi="Open Sans" w:eastAsia="Open Sans" w:cs="Open Sans"/>
-          <w:color w:val="000000" w:themeColor="text1" w:themeTint="FF" w:themeShade="FF"/>
-          <w:sz w:val="21"/>
-          <w:szCs w:val="21"/>
-          <w:lang w:val="en-US"/>
-        </w:rPr>
-        <w:t>, the course content itself and resources available for our development.</w:t>
+        </w:rPr>
+      </w:pPr>
+      <w:r>
+        <w:rPr>
+          <w:rFonts w:ascii="Open Sans" w:eastAsia="Open Sans" w:hAnsi="Open Sans" w:cs="Open Sans"/>
+          <w:color w:val="000000" w:themeColor="text1"/>
+          <w:sz w:val="21"/>
+          <w:szCs w:val="21"/>
+        </w:rPr>
+        <w:t>We declare that we understand the syllabus of the course, including the learning objectives, the course content itself and resources available for our development.</w:t>
       </w:r>
     </w:p>
     <w:p>
       <w:pPr>
         <w:spacing w:after="0" w:line="360" w:lineRule="auto"/>
         <w:rPr>
-          <w:rFonts w:ascii="Open Sans" w:hAnsi="Open Sans" w:eastAsia="Open Sans" w:cs="Open Sans"/>
+          <w:rFonts w:ascii="Open Sans" w:eastAsia="Open Sans" w:hAnsi="Open Sans" w:cs="Open Sans"/>
           <w:color w:val="262140"/>
           <w:sz w:val="21"/>
           <w:szCs w:val="21"/>
@@ -3109,49 +2979,27 @@
         <w:spacing w:after="225" w:line="240" w:lineRule="auto"/>
         <w:jc w:val="both"/>
         <w:rPr>
-          <w:rFonts w:ascii="Open Sans" w:hAnsi="Open Sans" w:eastAsia="Open Sans" w:cs="Open Sans"/>
+          <w:rFonts w:ascii="Open Sans" w:eastAsia="Open Sans" w:hAnsi="Open Sans" w:cs="Open Sans"/>
           <w:color w:val="262140"/>
           <w:sz w:val="21"/>
           <w:szCs w:val="21"/>
-          <w:lang w:val="en-US"/>
-        </w:rPr>
-      </w:pPr>
-      <w:r>
-        <w:rPr>
-          <w:rFonts w:ascii="Open Sans" w:hAnsi="Open Sans" w:eastAsia="Open Sans" w:cs="Open Sans"/>
-          <w:color w:val="000000" w:themeColor="text1" w:themeTint="FF" w:themeShade="FF"/>
-          <w:sz w:val="21"/>
-          <w:szCs w:val="21"/>
-          <w:lang w:val="en-US"/>
-        </w:rPr>
-        <w:t xml:space="preserve">We agree to familiarize ourselves with the evaluation and grading procedures </w:t>
-      </w:r>
-      <w:r>
-        <w:rPr>
-          <w:rFonts w:ascii="Open Sans" w:hAnsi="Open Sans" w:eastAsia="Open Sans" w:cs="Open Sans"/>
-          <w:color w:val="000000" w:themeColor="text1" w:themeTint="FF" w:themeShade="FF"/>
-          <w:sz w:val="21"/>
-          <w:szCs w:val="21"/>
-          <w:lang w:val="en-US"/>
-        </w:rPr>
-        <w:t>established</w:t>
-      </w:r>
-      <w:r>
-        <w:rPr>
-          <w:rFonts w:ascii="Open Sans" w:hAnsi="Open Sans" w:eastAsia="Open Sans" w:cs="Open Sans"/>
-          <w:color w:val="000000" w:themeColor="text1" w:themeTint="FF" w:themeShade="FF"/>
-          <w:sz w:val="21"/>
-          <w:szCs w:val="21"/>
-          <w:lang w:val="en-US"/>
-        </w:rPr>
-        <w:t xml:space="preserve"> by the teachers of the course. We understand that these procedures have a special emphasis and must be followed carefully, since our grade depends on these criteria and procedures, respectively.</w:t>
+        </w:rPr>
+      </w:pPr>
+      <w:r>
+        <w:rPr>
+          <w:rFonts w:ascii="Open Sans" w:eastAsia="Open Sans" w:hAnsi="Open Sans" w:cs="Open Sans"/>
+          <w:color w:val="000000" w:themeColor="text1"/>
+          <w:sz w:val="21"/>
+          <w:szCs w:val="21"/>
+        </w:rPr>
+        <w:t>We agree to familiarize ourselves with the evaluation and grading procedures established by the teachers of the course. We understand that these procedures have a special emphasis and must be followed carefully, since our grade depends on these criteria and procedures, respectively.</w:t>
       </w:r>
     </w:p>
     <w:p>
       <w:pPr>
         <w:spacing w:after="0" w:line="360" w:lineRule="auto"/>
         <w:rPr>
-          <w:rFonts w:ascii="Open Sans" w:hAnsi="Open Sans" w:eastAsia="Open Sans" w:cs="Open Sans"/>
+          <w:rFonts w:ascii="Open Sans" w:eastAsia="Open Sans" w:hAnsi="Open Sans" w:cs="Open Sans"/>
           <w:color w:val="262140"/>
           <w:sz w:val="21"/>
           <w:szCs w:val="21"/>
@@ -3163,24 +3011,84 @@
         <w:spacing w:after="225" w:line="240" w:lineRule="auto"/>
         <w:jc w:val="both"/>
         <w:rPr>
-          <w:rFonts w:ascii="Open Sans" w:hAnsi="Open Sans" w:eastAsia="Open Sans" w:cs="Open Sans"/>
-          <w:color w:val="000000" w:themeColor="text1"/>
-          <w:sz w:val="21"/>
-          <w:szCs w:val="21"/>
-        </w:rPr>
-      </w:pPr>
-      <w:r>
-        <w:rPr>
-          <w:rFonts w:ascii="Open Sans" w:hAnsi="Open Sans" w:eastAsia="Open Sans" w:cs="Open Sans"/>
-          <w:color w:val="000000" w:themeColor="text1"/>
-          <w:sz w:val="21"/>
-          <w:szCs w:val="21"/>
-        </w:rPr>
-        <w:t xml:space="preserve">We commit ourselves to actively collaborate and work as a team in all activities related to the subject, devoting the time and resources necessary for our academic success and to be able to achieve a remarkable grade. </w:t>
-      </w:r>
-      <w:r>
-        <w:rPr>
-          <w:rFonts w:ascii="Open Sans" w:hAnsi="Open Sans" w:eastAsia="Open Sans" w:cs="Open Sans"/>
+          <w:rFonts w:ascii="Open Sans" w:eastAsia="Open Sans" w:hAnsi="Open Sans" w:cs="Open Sans"/>
+          <w:color w:val="000000" w:themeColor="text1"/>
+          <w:sz w:val="21"/>
+          <w:szCs w:val="21"/>
+        </w:rPr>
+      </w:pPr>
+      <w:r>
+        <w:rPr>
+          <w:rFonts w:ascii="Open Sans" w:eastAsia="Open Sans" w:hAnsi="Open Sans" w:cs="Open Sans"/>
+          <w:color w:val="000000" w:themeColor="text1"/>
+          <w:sz w:val="21"/>
+          <w:szCs w:val="21"/>
+        </w:rPr>
+        <w:t xml:space="preserve">We commit ourselves to actively </w:t>
+      </w:r>
+      <w:proofErr w:type="gramStart"/>
+      <w:r>
+        <w:rPr>
+          <w:rFonts w:ascii="Open Sans" w:eastAsia="Open Sans" w:hAnsi="Open Sans" w:cs="Open Sans"/>
+          <w:color w:val="000000" w:themeColor="text1"/>
+          <w:sz w:val="21"/>
+          <w:szCs w:val="21"/>
+        </w:rPr>
+        <w:t>collaborate</w:t>
+      </w:r>
+      <w:proofErr w:type="gramEnd"/>
+      <w:r>
+        <w:rPr>
+          <w:rFonts w:ascii="Open Sans" w:eastAsia="Open Sans" w:hAnsi="Open Sans" w:cs="Open Sans"/>
+          <w:color w:val="000000" w:themeColor="text1"/>
+          <w:sz w:val="21"/>
+          <w:szCs w:val="21"/>
+        </w:rPr>
+        <w:t xml:space="preserve"> and </w:t>
+      </w:r>
+      <w:proofErr w:type="gramStart"/>
+      <w:r>
+        <w:rPr>
+          <w:rFonts w:ascii="Open Sans" w:eastAsia="Open Sans" w:hAnsi="Open Sans" w:cs="Open Sans"/>
+          <w:color w:val="000000" w:themeColor="text1"/>
+          <w:sz w:val="21"/>
+          <w:szCs w:val="21"/>
+        </w:rPr>
+        <w:t>work</w:t>
+      </w:r>
+      <w:proofErr w:type="gramEnd"/>
+      <w:r>
+        <w:rPr>
+          <w:rFonts w:ascii="Open Sans" w:eastAsia="Open Sans" w:hAnsi="Open Sans" w:cs="Open Sans"/>
+          <w:color w:val="000000" w:themeColor="text1"/>
+          <w:sz w:val="21"/>
+          <w:szCs w:val="21"/>
+        </w:rPr>
+        <w:t xml:space="preserve"> as a team in all activities related to the subject, devoting the time and resources necessary for our academic success and to </w:t>
+      </w:r>
+      <w:proofErr w:type="gramStart"/>
+      <w:r>
+        <w:rPr>
+          <w:rFonts w:ascii="Open Sans" w:eastAsia="Open Sans" w:hAnsi="Open Sans" w:cs="Open Sans"/>
+          <w:color w:val="000000" w:themeColor="text1"/>
+          <w:sz w:val="21"/>
+          <w:szCs w:val="21"/>
+        </w:rPr>
+        <w:t>be</w:t>
+      </w:r>
+      <w:proofErr w:type="gramEnd"/>
+      <w:r>
+        <w:rPr>
+          <w:rFonts w:ascii="Open Sans" w:eastAsia="Open Sans" w:hAnsi="Open Sans" w:cs="Open Sans"/>
+          <w:color w:val="000000" w:themeColor="text1"/>
+          <w:sz w:val="21"/>
+          <w:szCs w:val="21"/>
+        </w:rPr>
+        <w:t xml:space="preserve"> able to achieve a remarkable grade. </w:t>
+      </w:r>
+      <w:r>
+        <w:rPr>
+          <w:rFonts w:ascii="Open Sans" w:eastAsia="Open Sans" w:hAnsi="Open Sans" w:cs="Open Sans"/>
           <w:color w:val="000000" w:themeColor="text1"/>
           <w:sz w:val="21"/>
           <w:szCs w:val="21"/>
@@ -3189,7 +3097,7 @@
       </w:r>
       <w:r>
         <w:rPr>
-          <w:rFonts w:ascii="Open Sans" w:hAnsi="Open Sans" w:eastAsia="Open Sans" w:cs="Open Sans"/>
+          <w:rFonts w:ascii="Open Sans" w:eastAsia="Open Sans" w:hAnsi="Open Sans" w:cs="Open Sans"/>
           <w:color w:val="000000" w:themeColor="text1"/>
           <w:sz w:val="21"/>
           <w:szCs w:val="21"/>
@@ -3198,7 +3106,7 @@
       </w:r>
       <w:r>
         <w:rPr>
-          <w:rFonts w:ascii="Open Sans" w:hAnsi="Open Sans" w:eastAsia="Open Sans" w:cs="Open Sans"/>
+          <w:rFonts w:ascii="Open Sans" w:eastAsia="Open Sans" w:hAnsi="Open Sans" w:cs="Open Sans"/>
           <w:color w:val="000000" w:themeColor="text1"/>
           <w:sz w:val="21"/>
           <w:szCs w:val="21"/>
@@ -3211,27 +3119,27 @@
         <w:spacing w:after="225" w:line="240" w:lineRule="auto"/>
         <w:jc w:val="both"/>
         <w:rPr>
-          <w:rFonts w:ascii="Open Sans" w:hAnsi="Open Sans" w:eastAsia="Open Sans" w:cs="Open Sans"/>
-          <w:color w:val="000000" w:themeColor="text1"/>
-          <w:sz w:val="21"/>
-          <w:szCs w:val="21"/>
-        </w:rPr>
-      </w:pPr>
-    </w:p>
-    <w:p>
-      <w:pPr>
-        <w:pStyle w:val="Heading2"/>
+          <w:rFonts w:ascii="Open Sans" w:eastAsia="Open Sans" w:hAnsi="Open Sans" w:cs="Open Sans"/>
+          <w:color w:val="000000" w:themeColor="text1"/>
+          <w:sz w:val="21"/>
+          <w:szCs w:val="21"/>
+        </w:rPr>
+      </w:pPr>
+    </w:p>
+    <w:p>
+      <w:pPr>
+        <w:pStyle w:val="Ttulo2"/>
         <w:spacing w:after="225" w:line="240" w:lineRule="auto"/>
         <w:jc w:val="both"/>
         <w:rPr>
-          <w:rFonts w:ascii="Open Sans" w:hAnsi="Open Sans" w:eastAsia="Open Sans" w:cs="Open Sans"/>
-          <w:color w:val="000000" w:themeColor="text1"/>
-          <w:sz w:val="21"/>
-          <w:szCs w:val="21"/>
-        </w:rPr>
-      </w:pPr>
-      <w:bookmarkStart w:name="_Toc454631188" w:id="12"/>
-      <w:bookmarkStart w:name="_Toc1745463530" w:id="13"/>
+          <w:rFonts w:ascii="Open Sans" w:eastAsia="Open Sans" w:hAnsi="Open Sans" w:cs="Open Sans"/>
+          <w:color w:val="000000" w:themeColor="text1"/>
+          <w:sz w:val="21"/>
+          <w:szCs w:val="21"/>
+        </w:rPr>
+      </w:pPr>
+      <w:bookmarkStart w:id="12" w:name="_Toc454631188"/>
+      <w:bookmarkStart w:id="13" w:name="_Toc1745463530"/>
       <w:r>
         <w:t>PERFORMANCE INDICATORS</w:t>
       </w:r>
@@ -3245,7 +3153,7 @@
       </w:r>
       <w:r>
         <w:rPr>
-          <w:rFonts w:ascii="Aptos" w:hAnsi="Aptos" w:eastAsia="Aptos" w:cs="Aptos"/>
+          <w:rFonts w:ascii="Aptos" w:eastAsia="Aptos" w:hAnsi="Aptos" w:cs="Aptos"/>
           <w:lang w:val="en"/>
         </w:rPr>
         <w:t>For each indicator, the conditions for doing a good job or a bad job are defined:</w:t>
@@ -3253,24 +3161,29 @@
     </w:p>
     <w:p>
       <w:pPr>
-        <w:pStyle w:val="ListParagraph"/>
+        <w:pStyle w:val="Prrafodelista"/>
         <w:widowControl w:val="0"/>
         <w:numPr>
           <w:ilvl w:val="0"/>
           <w:numId w:val="15"/>
         </w:numPr>
-        <w:rPr/>
-      </w:pPr>
-      <w:r>
-        <w:rPr>
-          <w:lang w:val="en-US"/>
-        </w:rPr>
-        <w:t>Quality of work: The work must be done following minimum quality standards (e.g. code compiling, following the template in the documents). If the work does not expect quality standards, if there are frequent errors, or if the work does not meet required specifications, it would be considered bad performance in terms of quality of work. Otherwise, it will be considered as a good performance in this indicator.</w:t>
-      </w:r>
-    </w:p>
-    <w:p>
-      <w:pPr>
-        <w:pStyle w:val="ListParagraph"/>
+      </w:pPr>
+      <w:r>
+        <w:lastRenderedPageBreak/>
+        <w:t xml:space="preserve">Quality of work: The work must be done following minimum quality standards (e.g. code compiling, following the template in the documents). If the work does not expect quality standards, if there are frequent errors, or if the work does not meet </w:t>
+      </w:r>
+      <w:proofErr w:type="gramStart"/>
+      <w:r>
+        <w:t>required</w:t>
+      </w:r>
+      <w:proofErr w:type="gramEnd"/>
+      <w:r>
+        <w:t xml:space="preserve"> specifications, it would be considered bad performance in terms of quality of work. Otherwise, it will be considered as a good performance in this indicator.</w:t>
+      </w:r>
+    </w:p>
+    <w:p>
+      <w:pPr>
+        <w:pStyle w:val="Prrafodelista"/>
         <w:numPr>
           <w:ilvl w:val="0"/>
           <w:numId w:val="15"/>
@@ -3286,7 +3199,15 @@
         <w:t>Each member of the group should contribute equally to the completion of the tasks.</w:t>
       </w:r>
       <w:r>
-        <w:t xml:space="preserve"> If a member is not collaborating effectively with the team, is not communicating, or is not sharing ideas or knowledge, it would be considered low contribution to the team.</w:t>
+        <w:t xml:space="preserve"> If a member is not collaborating effectively with the team, is not communicating, or is not sharing ideas or knowledge, it would be considered </w:t>
+      </w:r>
+      <w:proofErr w:type="gramStart"/>
+      <w:r>
+        <w:t>low</w:t>
+      </w:r>
+      <w:proofErr w:type="gramEnd"/>
+      <w:r>
+        <w:t xml:space="preserve"> contribution to the team.</w:t>
       </w:r>
       <w:r>
         <w:t xml:space="preserve"> </w:t>
@@ -3312,142 +3233,42 @@
     </w:p>
     <w:p>
       <w:pPr>
-        <w:pStyle w:val="ListParagraph"/>
+        <w:pStyle w:val="Prrafodelista"/>
         <w:numPr>
           <w:ilvl w:val="0"/>
           <w:numId w:val="15"/>
         </w:numPr>
         <w:ind w:right="-20"/>
-        <w:rPr/>
-      </w:pPr>
-      <w:r>
-        <w:rPr>
-          <w:lang w:val="en-US"/>
-        </w:rPr>
-        <w:t>Punctuality</w:t>
-      </w:r>
-      <w:r>
-        <w:rPr>
-          <w:lang w:val="en-US"/>
-        </w:rPr>
-        <w:t>:</w:t>
-      </w:r>
-      <w:r>
-        <w:rPr>
-          <w:lang w:val="en-US"/>
-        </w:rPr>
-        <w:t xml:space="preserve"> </w:t>
-      </w:r>
-      <w:r>
-        <w:rPr>
-          <w:lang w:val="en-US"/>
-        </w:rPr>
-        <w:t>Each member of the group must be punctual in completing the established tasks as well as in the meetings scheduled during the development of the project.</w:t>
-      </w:r>
-      <w:r>
-        <w:rPr>
-          <w:lang w:val="en-US"/>
-        </w:rPr>
-        <w:t xml:space="preserve"> </w:t>
-      </w:r>
-      <w:r>
-        <w:rPr>
-          <w:lang w:val="en-US"/>
-        </w:rPr>
-        <w:t xml:space="preserve"> </w:t>
-      </w:r>
-      <w:r>
-        <w:rPr>
-          <w:lang w:val="en-US"/>
-        </w:rPr>
-        <w:t xml:space="preserve">If </w:t>
-      </w:r>
-      <w:r>
-        <w:rPr>
-          <w:lang w:val="en-US"/>
-        </w:rPr>
-        <w:t xml:space="preserve">a </w:t>
-      </w:r>
-      <w:r>
-        <w:rPr>
-          <w:lang w:val="en-US"/>
-        </w:rPr>
-        <w:t>member is</w:t>
-      </w:r>
-      <w:r>
-        <w:rPr>
-          <w:lang w:val="en-US"/>
-        </w:rPr>
-        <w:t xml:space="preserve"> frequently arriving late, is not meeting deadlines for assigned tasks, or is delaying projects due to a lack of punctuality, they would be considered a poor performer in terms of punctuality.</w:t>
-      </w:r>
-      <w:r>
-        <w:rPr>
-          <w:lang w:val="en-US"/>
-        </w:rPr>
-        <w:t xml:space="preserve"> </w:t>
-      </w:r>
-      <w:r>
-        <w:rPr>
-          <w:lang w:val="en-US"/>
-        </w:rPr>
-        <w:t>Otherwise, it will be considered</w:t>
-      </w:r>
-      <w:r>
-        <w:rPr>
-          <w:lang w:val="en-US"/>
-        </w:rPr>
-        <w:t xml:space="preserve"> as a</w:t>
-      </w:r>
-      <w:r>
-        <w:rPr>
-          <w:lang w:val="en-US"/>
-        </w:rPr>
-        <w:t xml:space="preserve"> </w:t>
-      </w:r>
-      <w:r>
-        <w:rPr>
-          <w:lang w:val="en-US"/>
-        </w:rPr>
-        <w:t>good performance</w:t>
-      </w:r>
-      <w:r>
-        <w:rPr>
-          <w:lang w:val="en-US"/>
-        </w:rPr>
-        <w:t xml:space="preserve"> </w:t>
-      </w:r>
-      <w:r>
-        <w:rPr>
-          <w:lang w:val="en-US"/>
-        </w:rPr>
-        <w:t>i</w:t>
-      </w:r>
-      <w:r>
-        <w:rPr>
-          <w:lang w:val="en-US"/>
-        </w:rPr>
-        <w:t>n this indicato</w:t>
-      </w:r>
-      <w:r>
-        <w:rPr>
-          <w:lang w:val="en-US"/>
-        </w:rPr>
-        <w:t>r.</w:t>
-      </w:r>
-    </w:p>
-    <w:p>
-      <w:pPr>
-        <w:pStyle w:val="ListParagraph"/>
+      </w:pPr>
+      <w:r>
+        <w:t xml:space="preserve">Punctuality: Each member of the group must be punctual in completing the established tasks as well as in the meetings scheduled during the development of the project.  If a member is frequently arriving late, </w:t>
+      </w:r>
+      <w:proofErr w:type="gramStart"/>
+      <w:r>
+        <w:t>is not meeting</w:t>
+      </w:r>
+      <w:proofErr w:type="gramEnd"/>
+      <w:r>
+        <w:t xml:space="preserve"> deadlines for assigned tasks, or </w:t>
+      </w:r>
+      <w:proofErr w:type="gramStart"/>
+      <w:r>
+        <w:t>is delaying</w:t>
+      </w:r>
+      <w:proofErr w:type="gramEnd"/>
+      <w:r>
+        <w:t xml:space="preserve"> projects due to a lack of punctuality, they would be considered a poor performer in terms of punctuality. Otherwise, it will be considered as a good performance in this indicator.</w:t>
+      </w:r>
+    </w:p>
+    <w:p>
+      <w:pPr>
+        <w:pStyle w:val="Prrafodelista"/>
         <w:numPr>
           <w:ilvl w:val="0"/>
           <w:numId w:val="15"/>
         </w:numPr>
-        <w:rPr/>
-      </w:pPr>
-      <w:r>
-        <w:rPr>
-          <w:lang w:val="en-US"/>
-        </w:rPr>
+      </w:pPr>
+      <w:r>
         <w:t>Achievement of objectives: Members must complete their tasks or objectives successfully. If a member fails to achieve objectives in their work, either due to a lack of effort, insufficient skills or lack of dedication, this would be considered poor performance in terms of achievement of objectives. Otherwise, it will be considered as a good performance in this indicator.</w:t>
       </w:r>
     </w:p>
@@ -3463,10 +3284,10 @@
     </w:p>
     <w:p>
       <w:pPr>
-        <w:pStyle w:val="Heading2"/>
-      </w:pPr>
-      <w:bookmarkStart w:name="_Toc1645390823" w:id="14"/>
-      <w:bookmarkStart w:name="_Toc1829627993" w:id="15"/>
+        <w:pStyle w:val="Ttulo2"/>
+      </w:pPr>
+      <w:bookmarkStart w:id="14" w:name="_Toc1645390823"/>
+      <w:bookmarkStart w:id="15" w:name="_Toc1829627993"/>
       <w:r>
         <w:t>REWARD STATEMENT</w:t>
       </w:r>
@@ -3477,68 +3298,63 @@
       <w:pPr>
         <w:spacing w:after="0" w:line="360" w:lineRule="auto"/>
         <w:rPr>
-          <w:rFonts w:ascii="Microsoft Sans Serif" w:hAnsi="Microsoft Sans Serif" w:eastAsia="Microsoft Sans Serif" w:cs="Microsoft Sans Serif"/>
+          <w:rFonts w:ascii="Microsoft Sans Serif" w:eastAsia="Microsoft Sans Serif" w:hAnsi="Microsoft Sans Serif" w:cs="Microsoft Sans Serif"/>
           <w:color w:val="262140"/>
         </w:rPr>
       </w:pPr>
     </w:p>
     <w:p>
       <w:r>
-        <w:rPr>
-          <w:lang w:val="en-US"/>
-        </w:rPr>
-        <w:t xml:space="preserve">We, group </w:t>
-      </w:r>
-      <w:r>
-        <w:rPr>
-          <w:lang w:val="en-US"/>
-        </w:rPr>
-        <w:t>C1.053</w:t>
-      </w:r>
-      <w:r>
-        <w:rPr>
-          <w:lang w:val="en-US"/>
-        </w:rPr>
-        <w:t xml:space="preserve">, we agree ourselves to recognize and reward the outstanding performance of our team members of the ACME </w:t>
-      </w:r>
-      <w:r>
-        <w:rPr>
-          <w:lang w:val="en-US"/>
-        </w:rPr>
-        <w:t>ANS</w:t>
-      </w:r>
-      <w:r>
-        <w:rPr>
-          <w:lang w:val="en-US"/>
-        </w:rPr>
-        <w:t xml:space="preserve"> project. We understand the importance of motivating and valuing effort and excellence in our team, and we are committed to establishing a fair and transparent reward system.</w:t>
+        <w:t>We, group C1.053</w:t>
+      </w:r>
+      <w:proofErr w:type="gramStart"/>
+      <w:r>
+        <w:t>, we</w:t>
+      </w:r>
+      <w:proofErr w:type="gramEnd"/>
+      <w:r>
+        <w:t xml:space="preserve"> </w:t>
+      </w:r>
+      <w:proofErr w:type="gramStart"/>
+      <w:r>
+        <w:t>agree</w:t>
+      </w:r>
+      <w:proofErr w:type="gramEnd"/>
+      <w:r>
+        <w:t xml:space="preserve"> ourselves to recognize and reward the outstanding performance of our team members </w:t>
+      </w:r>
+      <w:proofErr w:type="gramStart"/>
+      <w:r>
+        <w:t>of</w:t>
+      </w:r>
+      <w:proofErr w:type="gramEnd"/>
+      <w:r>
+        <w:t xml:space="preserve"> the ACME ANS project. We understand the </w:t>
+      </w:r>
+      <w:r>
+        <w:lastRenderedPageBreak/>
+        <w:t>importance of motivating and valuing effort and excellence in our team, and we are committed to establishing a fair and transparent reward system.</w:t>
       </w:r>
     </w:p>
     <w:p/>
     <w:p>
       <w:r>
-        <w:rPr>
-          <w:lang w:val="en-US"/>
-        </w:rPr>
         <w:t>We establish clear and objective criteria for evaluating the performance of work group members. These criteria may include quality of work, contribution to the team, creativity, punctuality and meeting established objectives.</w:t>
       </w:r>
     </w:p>
     <w:p/>
     <w:p>
       <w:r>
-        <w:rPr>
-          <w:lang w:val="en-US"/>
-        </w:rPr>
         <w:t>We recognize that rewards can take many forms and may include, among other things, additional leaderships opportunities or professional recommendations. We are committed to being transparent in the evaluation and reward process, ensuring that all team members understand the evaluation criteria and have an equal opportunity to demonstrate their ability and contribution.</w:t>
       </w:r>
     </w:p>
     <w:p>
       <w:pPr>
-        <w:pStyle w:val="Heading1"/>
+        <w:pStyle w:val="Ttulo1"/>
         <w:widowControl w:val="0"/>
         <w:spacing w:before="480" w:after="120" w:line="240" w:lineRule="auto"/>
         <w:rPr>
-          <w:rFonts w:ascii="Century Gothic" w:hAnsi="Century Gothic" w:eastAsia="Century Gothic" w:cs="Century Gothic"/>
+          <w:rFonts w:ascii="Century Gothic" w:eastAsia="Century Gothic" w:hAnsi="Century Gothic" w:cs="Century Gothic"/>
           <w:b/>
           <w:bCs/>
           <w:caps/>
@@ -3560,10 +3376,10 @@
     <w:p/>
     <w:p>
       <w:pPr>
-        <w:pStyle w:val="Heading2"/>
+        <w:pStyle w:val="Ttulo2"/>
         <w:widowControl w:val="0"/>
         <w:rPr>
-          <w:rFonts w:ascii="Century Gothic" w:hAnsi="Century Gothic" w:eastAsia="Century Gothic" w:cs="Century Gothic"/>
+          <w:rFonts w:ascii="Century Gothic" w:eastAsia="Century Gothic" w:hAnsi="Century Gothic" w:cs="Century Gothic"/>
           <w:b/>
           <w:bCs/>
           <w:caps/>
@@ -3572,8 +3388,8 @@
           <w:szCs w:val="48"/>
         </w:rPr>
       </w:pPr>
-      <w:bookmarkStart w:name="_Toc1822193084" w:id="16"/>
-      <w:bookmarkStart w:name="_Toc1729131541" w:id="17"/>
+      <w:bookmarkStart w:id="16" w:name="_Toc1822193084"/>
+      <w:bookmarkStart w:id="17" w:name="_Toc1729131541"/>
       <w:r>
         <w:t>ADMONISHED STATEMENT</w:t>
       </w:r>
@@ -3584,7 +3400,7 @@
       <w:pPr>
         <w:spacing w:after="0" w:line="360" w:lineRule="auto"/>
         <w:rPr>
-          <w:rFonts w:ascii="Microsoft Sans Serif" w:hAnsi="Microsoft Sans Serif" w:eastAsia="Microsoft Sans Serif" w:cs="Microsoft Sans Serif"/>
+          <w:rFonts w:ascii="Microsoft Sans Serif" w:eastAsia="Microsoft Sans Serif" w:hAnsi="Microsoft Sans Serif" w:cs="Microsoft Sans Serif"/>
           <w:color w:val="262140"/>
         </w:rPr>
       </w:pPr>
@@ -3596,13 +3412,24 @@
         </w:rPr>
       </w:pPr>
       <w:r>
-        <w:t xml:space="preserve">We recognise the importance of commitment, accountability, and performance in our work team. Therefore, we establish the following measures to address </w:t>
-      </w:r>
-      <w:bookmarkStart w:name="_Int_Ph2VPx2O" w:id="18"/>
+        <w:lastRenderedPageBreak/>
+        <w:t xml:space="preserve">We </w:t>
+      </w:r>
+      <w:proofErr w:type="spellStart"/>
+      <w:r>
+        <w:t>recognise</w:t>
+      </w:r>
+      <w:proofErr w:type="spellEnd"/>
+      <w:r>
+        <w:t xml:space="preserve"> the importance of commitment, accountability, and performance in our work team. Therefore, we establish the following measures to address </w:t>
+      </w:r>
+      <w:bookmarkStart w:id="18" w:name="_Int_Ph2VPx2O"/>
+      <w:proofErr w:type="gramStart"/>
       <w:r>
         <w:t>unsatisfactory</w:t>
       </w:r>
       <w:bookmarkEnd w:id="18"/>
+      <w:proofErr w:type="gramEnd"/>
       <w:r>
         <w:t xml:space="preserve"> performance of group members on the </w:t>
       </w:r>
@@ -3634,69 +3461,44 @@
     </w:p>
     <w:p>
       <w:r>
-        <w:rPr>
-          <w:lang w:val="en-US"/>
-        </w:rPr>
         <w:t>We understand that individual accountability contributes to collective success, and we are committed to maintaining high standards of performance.</w:t>
       </w:r>
     </w:p>
     <w:p/>
     <w:p>
       <w:r>
-        <w:rPr>
-          <w:lang w:val="en-US"/>
-        </w:rPr>
-        <w:t xml:space="preserve">From the beginning of the project, we will clearly communicate performance expectations to all group members. This will include </w:t>
-      </w:r>
-      <w:r>
-        <w:rPr>
-          <w:lang w:val="en-US"/>
-        </w:rPr>
-        <w:t xml:space="preserve">project objectives, deadlines, quality standards, reports, </w:t>
-      </w:r>
-      <w:r>
-        <w:rPr>
-          <w:lang w:val="en-US"/>
-        </w:rPr>
-        <w:t>and any other criteria relevant to performance evaluation.</w:t>
+        <w:t>From the beginning of the project, we will clearly communicate performance expectations to all group members. This will include project objectives, deadlines, quality standards, reports, and any other criteria relevant to performance evaluation.</w:t>
       </w:r>
     </w:p>
     <w:p/>
     <w:p>
       <w:r>
-        <w:rPr>
-          <w:lang w:val="en-US"/>
-        </w:rPr>
         <w:t xml:space="preserve">We will </w:t>
       </w:r>
-      <w:bookmarkStart w:name="_Int_SDitIHVa" w:id="19"/>
-      <w:r>
-        <w:rPr>
-          <w:lang w:val="en-US"/>
-        </w:rPr>
+      <w:bookmarkStart w:id="19" w:name="_Int_SDitIHVa"/>
+      <w:proofErr w:type="gramStart"/>
+      <w:r>
         <w:t>stablish</w:t>
       </w:r>
       <w:bookmarkEnd w:id="19"/>
-      <w:r>
-        <w:rPr>
-          <w:lang w:val="en-US"/>
-        </w:rPr>
+      <w:proofErr w:type="gramEnd"/>
+      <w:r>
         <w:t xml:space="preserve"> a system to monitor and evaluate the performance of group members throughout the project.</w:t>
       </w:r>
     </w:p>
     <w:p/>
     <w:p>
       <w:pPr>
-        <w:pStyle w:val="ListParagraph"/>
-      </w:pPr>
-    </w:p>
-    <w:p>
-      <w:pPr>
-        <w:pStyle w:val="Heading2"/>
+        <w:pStyle w:val="Prrafodelista"/>
+      </w:pPr>
+    </w:p>
+    <w:p>
+      <w:pPr>
+        <w:pStyle w:val="Ttulo2"/>
         <w:widowControl w:val="0"/>
       </w:pPr>
-      <w:bookmarkStart w:name="_Toc424604337" w:id="20"/>
-      <w:bookmarkStart w:name="_Toc906381349" w:id="21"/>
+      <w:bookmarkStart w:id="20" w:name="_Toc424604337"/>
+      <w:bookmarkStart w:id="21" w:name="_Toc906381349"/>
       <w:r>
         <w:t>FIRE CONDITIONS</w:t>
       </w:r>
@@ -3705,18 +3507,12 @@
     </w:p>
     <w:p>
       <w:r>
-        <w:rPr>
-          <w:lang w:val="en-US"/>
-        </w:rPr>
         <w:t>Each member's performance will be evaluated against objective criteria, including but not limited to quality of work, contribution to the team, creativity, timeliness and meeting established objectives.</w:t>
       </w:r>
     </w:p>
     <w:p/>
     <w:p>
       <w:r>
-        <w:rPr>
-          <w:lang w:val="en-US"/>
-        </w:rPr>
         <w:t>From the beginning of the project, performance expectations will be clearly communicated, covering project objectives, timelines, quality standards, reporting and any other criteria relevant to performance evaluation.</w:t>
       </w:r>
     </w:p>
@@ -3733,9 +3529,9 @@
       <w:pPr>
         <w:spacing w:after="0" w:line="360" w:lineRule="auto"/>
         <w:rPr>
-          <w:rFonts w:ascii="Microsoft Sans Serif" w:hAnsi="Microsoft Sans Serif" w:eastAsia="Microsoft Sans Serif" w:cs="Microsoft Sans Serif"/>
+          <w:rFonts w:ascii="Microsoft Sans Serif" w:eastAsia="Microsoft Sans Serif" w:hAnsi="Microsoft Sans Serif" w:cs="Microsoft Sans Serif"/>
           <w:color w:val="262140"/>
-          <w:lang w:val="es-ES"/>
+          <w:lang w:val="en-GB"/>
         </w:rPr>
       </w:pPr>
     </w:p>
@@ -3743,9 +3539,9 @@
       <w:pPr>
         <w:spacing w:after="0" w:line="360" w:lineRule="auto"/>
         <w:rPr>
-          <w:rFonts w:ascii="Microsoft Sans Serif" w:hAnsi="Microsoft Sans Serif" w:eastAsia="Microsoft Sans Serif" w:cs="Microsoft Sans Serif"/>
+          <w:rFonts w:ascii="Microsoft Sans Serif" w:eastAsia="Microsoft Sans Serif" w:hAnsi="Microsoft Sans Serif" w:cs="Microsoft Sans Serif"/>
           <w:color w:val="262140"/>
-          <w:lang w:val="es-ES"/>
+          <w:lang w:val="en-GB"/>
         </w:rPr>
       </w:pPr>
     </w:p>
@@ -3753,18 +3549,18 @@
       <w:pPr>
         <w:spacing w:after="180" w:line="336" w:lineRule="auto"/>
         <w:rPr>
-          <w:rFonts w:ascii="Microsoft Sans Serif" w:hAnsi="Microsoft Sans Serif" w:eastAsia="Microsoft Sans Serif" w:cs="Microsoft Sans Serif"/>
+          <w:rFonts w:ascii="Microsoft Sans Serif" w:eastAsia="Microsoft Sans Serif" w:hAnsi="Microsoft Sans Serif" w:cs="Microsoft Sans Serif"/>
           <w:color w:val="262140"/>
-          <w:lang w:val="es-ES"/>
-        </w:rPr>
-      </w:pPr>
-    </w:p>
-    <w:p>
-      <w:pPr>
-        <w:pStyle w:val="Heading1"/>
+          <w:lang w:val="en-GB"/>
+        </w:rPr>
+      </w:pPr>
+    </w:p>
+    <w:p>
+      <w:pPr>
+        <w:pStyle w:val="Ttulo1"/>
         <w:spacing w:before="480" w:after="120" w:line="240" w:lineRule="auto"/>
         <w:rPr>
-          <w:rFonts w:ascii="Century Gothic" w:hAnsi="Century Gothic" w:eastAsia="Century Gothic" w:cs="Century Gothic"/>
+          <w:rFonts w:ascii="Century Gothic" w:eastAsia="Century Gothic" w:hAnsi="Century Gothic" w:cs="Century Gothic"/>
           <w:b/>
           <w:bCs/>
           <w:caps/>
@@ -3773,11 +3569,11 @@
           <w:szCs w:val="48"/>
         </w:rPr>
       </w:pPr>
-      <w:bookmarkStart w:name="_Toc956100869" w:id="22"/>
-      <w:bookmarkStart w:name="_Toc1360616442" w:id="23"/>
-      <w:r>
-        <w:rPr>
-          <w:rFonts w:ascii="Century Gothic" w:hAnsi="Century Gothic" w:eastAsia="Century Gothic" w:cs="Century Gothic"/>
+      <w:bookmarkStart w:id="22" w:name="_Toc956100869"/>
+      <w:bookmarkStart w:id="23" w:name="_Toc1360616442"/>
+      <w:r>
+        <w:rPr>
+          <w:rFonts w:ascii="Century Gothic" w:eastAsia="Century Gothic" w:hAnsi="Century Gothic" w:cs="Century Gothic"/>
           <w:b/>
           <w:bCs/>
           <w:caps/>
@@ -3794,23 +3590,30 @@
       <w:pPr>
         <w:spacing w:after="0" w:line="360" w:lineRule="auto"/>
         <w:rPr>
-          <w:rFonts w:ascii="Microsoft Sans Serif" w:hAnsi="Microsoft Sans Serif" w:eastAsia="Microsoft Sans Serif" w:cs="Microsoft Sans Serif"/>
+          <w:rFonts w:ascii="Microsoft Sans Serif" w:eastAsia="Microsoft Sans Serif" w:hAnsi="Microsoft Sans Serif" w:cs="Microsoft Sans Serif"/>
           <w:color w:val="262140"/>
         </w:rPr>
       </w:pPr>
     </w:p>
     <w:p>
       <w:r>
-        <w:rPr>
-          <w:lang w:val="en-US"/>
-        </w:rPr>
-        <w:t>Chartering report</w:t>
-      </w:r>
-      <w:r>
-        <w:rPr>
-          <w:lang w:val="en-US"/>
-        </w:rPr>
-        <w:t xml:space="preserve"> is useful to establish conditions on how we will work during the realization of the project as well as to establish statements that we must comply with during the course of the project.</w:t>
+        <w:t xml:space="preserve">Chartering </w:t>
+      </w:r>
+      <w:proofErr w:type="gramStart"/>
+      <w:r>
+        <w:t>report</w:t>
+      </w:r>
+      <w:proofErr w:type="gramEnd"/>
+      <w:r>
+        <w:t xml:space="preserve"> is useful to establish conditions on how we will work during the realization of the project as well as to establish statements that we must comply with </w:t>
+      </w:r>
+      <w:proofErr w:type="gramStart"/>
+      <w:r>
+        <w:t>during the course of</w:t>
+      </w:r>
+      <w:proofErr w:type="gramEnd"/>
+      <w:r>
+        <w:t xml:space="preserve"> the project.</w:t>
       </w:r>
     </w:p>
     <w:p/>
@@ -3819,7 +3622,7 @@
         <w:spacing w:after="0" w:line="360" w:lineRule="auto"/>
         <w:jc w:val="center"/>
         <w:rPr>
-          <w:rFonts w:ascii="Open Sans" w:hAnsi="Open Sans" w:eastAsia="Open Sans" w:cs="Open Sans"/>
+          <w:rFonts w:ascii="Open Sans" w:eastAsia="Open Sans" w:hAnsi="Open Sans" w:cs="Open Sans"/>
           <w:b/>
           <w:color w:val="000000" w:themeColor="text1"/>
           <w:sz w:val="21"/>
@@ -3828,7 +3631,7 @@
       </w:pPr>
       <w:r>
         <w:rPr>
-          <w:rFonts w:ascii="Open Sans" w:hAnsi="Open Sans" w:eastAsia="Open Sans" w:cs="Open Sans"/>
+          <w:rFonts w:ascii="Open Sans" w:eastAsia="Open Sans" w:hAnsi="Open Sans" w:cs="Open Sans"/>
           <w:b/>
           <w:color w:val="000000" w:themeColor="text1"/>
           <w:sz w:val="21"/>
@@ -3841,7 +3644,7 @@
       <w:pPr>
         <w:spacing w:after="0" w:line="360" w:lineRule="auto"/>
         <w:rPr>
-          <w:rFonts w:ascii="Open Sans" w:hAnsi="Open Sans" w:eastAsia="Open Sans" w:cs="Open Sans"/>
+          <w:rFonts w:ascii="Open Sans" w:eastAsia="Open Sans" w:hAnsi="Open Sans" w:cs="Open Sans"/>
           <w:color w:val="000000" w:themeColor="text1"/>
           <w:sz w:val="21"/>
           <w:szCs w:val="21"/>
@@ -3852,29 +3655,26 @@
       <w:pPr>
         <w:spacing w:after="0" w:line="360" w:lineRule="auto"/>
         <w:rPr>
-          <w:rFonts w:ascii="Open Sans" w:hAnsi="Open Sans" w:eastAsia="Open Sans" w:cs="Open Sans"/>
-          <w:color w:val="000000" w:themeColor="text1"/>
-          <w:sz w:val="21"/>
-          <w:szCs w:val="21"/>
-          <w:lang w:val="en-US"/>
-        </w:rPr>
-      </w:pPr>
-      <w:r>
-        <w:rPr>
-          <w:rFonts w:ascii="Open Sans" w:hAnsi="Open Sans" w:eastAsia="Open Sans" w:cs="Open Sans"/>
-          <w:sz w:val="21"/>
-          <w:szCs w:val="21"/>
-          <w:lang w:val="en-US"/>
+          <w:rFonts w:ascii="Open Sans" w:eastAsia="Open Sans" w:hAnsi="Open Sans" w:cs="Open Sans"/>
+          <w:color w:val="000000" w:themeColor="text1"/>
+          <w:sz w:val="21"/>
+          <w:szCs w:val="21"/>
+        </w:rPr>
+      </w:pPr>
+      <w:r>
+        <w:rPr>
+          <w:rFonts w:ascii="Open Sans" w:eastAsia="Open Sans" w:hAnsi="Open Sans" w:cs="Open Sans"/>
+          <w:sz w:val="21"/>
+          <w:szCs w:val="21"/>
         </w:rPr>
         <w:t>I</w:t>
       </w:r>
       <w:r>
         <w:rPr>
-          <w:rFonts w:ascii="Open Sans" w:hAnsi="Open Sans" w:eastAsia="Open Sans" w:cs="Open Sans"/>
-          <w:color w:val="000000" w:themeColor="text1" w:themeTint="FF" w:themeShade="FF"/>
-          <w:sz w:val="21"/>
-          <w:szCs w:val="21"/>
-          <w:lang w:val="en-US"/>
+          <w:rFonts w:ascii="Open Sans" w:eastAsia="Open Sans" w:hAnsi="Open Sans" w:cs="Open Sans"/>
+          <w:color w:val="000000" w:themeColor="text1"/>
+          <w:sz w:val="21"/>
+          <w:szCs w:val="21"/>
         </w:rPr>
         <w:t>, Miguel González Ortiz, hereby declare my agreement with the statements contained in the CHARTERING REPORT. I acknowledge having reviewed its contents and am in full agreement with the conclusions and observations presented therein.</w:t>
       </w:r>
@@ -3883,7 +3683,7 @@
       <w:pPr>
         <w:spacing w:after="0" w:line="360" w:lineRule="auto"/>
         <w:rPr>
-          <w:rFonts w:ascii="Open Sans" w:hAnsi="Open Sans" w:eastAsia="Open Sans" w:cs="Open Sans"/>
+          <w:rFonts w:ascii="Open Sans" w:eastAsia="Open Sans" w:hAnsi="Open Sans" w:cs="Open Sans"/>
           <w:color w:val="000000" w:themeColor="text1"/>
           <w:sz w:val="21"/>
           <w:szCs w:val="21"/>
@@ -3894,15 +3694,15 @@
       <w:pPr>
         <w:spacing w:after="0" w:line="360" w:lineRule="auto"/>
         <w:rPr>
-          <w:rFonts w:ascii="Open Sans" w:hAnsi="Open Sans" w:eastAsia="Open Sans" w:cs="Open Sans"/>
-          <w:color w:val="000000" w:themeColor="text1"/>
-          <w:sz w:val="21"/>
-          <w:szCs w:val="21"/>
-        </w:rPr>
-      </w:pPr>
-      <w:r>
-        <w:rPr>
-          <w:rFonts w:ascii="Open Sans" w:hAnsi="Open Sans" w:eastAsia="Open Sans" w:cs="Open Sans"/>
+          <w:rFonts w:ascii="Open Sans" w:eastAsia="Open Sans" w:hAnsi="Open Sans" w:cs="Open Sans"/>
+          <w:color w:val="000000" w:themeColor="text1"/>
+          <w:sz w:val="21"/>
+          <w:szCs w:val="21"/>
+        </w:rPr>
+      </w:pPr>
+      <w:r>
+        <w:rPr>
+          <w:rFonts w:ascii="Open Sans" w:eastAsia="Open Sans" w:hAnsi="Open Sans" w:cs="Open Sans"/>
           <w:color w:val="000000" w:themeColor="text1"/>
           <w:sz w:val="21"/>
           <w:szCs w:val="21"/>
@@ -3911,7 +3711,7 @@
       </w:r>
       <w:r>
         <w:rPr>
-          <w:rFonts w:ascii="Open Sans" w:hAnsi="Open Sans" w:eastAsia="Open Sans" w:cs="Open Sans"/>
+          <w:rFonts w:ascii="Open Sans" w:eastAsia="Open Sans" w:hAnsi="Open Sans" w:cs="Open Sans"/>
           <w:color w:val="000000" w:themeColor="text1"/>
           <w:sz w:val="21"/>
           <w:szCs w:val="21"/>
@@ -3923,7 +3723,7 @@
       <w:pPr>
         <w:spacing w:after="0" w:line="360" w:lineRule="auto"/>
         <w:rPr>
-          <w:rFonts w:ascii="Open Sans" w:hAnsi="Open Sans" w:eastAsia="Open Sans" w:cs="Open Sans"/>
+          <w:rFonts w:ascii="Open Sans" w:eastAsia="Open Sans" w:hAnsi="Open Sans" w:cs="Open Sans"/>
           <w:color w:val="000000" w:themeColor="text1"/>
           <w:sz w:val="21"/>
           <w:szCs w:val="21"/>
@@ -3934,14 +3734,14 @@
       <w:pPr>
         <w:spacing w:after="0" w:line="360" w:lineRule="auto"/>
         <w:rPr>
-          <w:rFonts w:ascii="Open Sans" w:hAnsi="Open Sans" w:eastAsia="Open Sans" w:cs="Open Sans"/>
-          <w:sz w:val="21"/>
-          <w:szCs w:val="21"/>
-        </w:rPr>
-      </w:pPr>
-      <w:r>
-        <w:rPr>
-          <w:rFonts w:ascii="Open Sans" w:hAnsi="Open Sans" w:eastAsia="Open Sans" w:cs="Open Sans"/>
+          <w:rFonts w:ascii="Open Sans" w:eastAsia="Open Sans" w:hAnsi="Open Sans" w:cs="Open Sans"/>
+          <w:sz w:val="21"/>
+          <w:szCs w:val="21"/>
+        </w:rPr>
+      </w:pPr>
+      <w:r>
+        <w:rPr>
+          <w:rFonts w:ascii="Open Sans" w:eastAsia="Open Sans" w:hAnsi="Open Sans" w:cs="Open Sans"/>
           <w:sz w:val="21"/>
           <w:szCs w:val="21"/>
         </w:rPr>
@@ -3952,7 +3752,7 @@
       <w:pPr>
         <w:spacing w:after="0" w:line="360" w:lineRule="auto"/>
         <w:rPr>
-          <w:rFonts w:ascii="Open Sans" w:hAnsi="Open Sans" w:eastAsia="Open Sans" w:cs="Open Sans"/>
+          <w:rFonts w:ascii="Open Sans" w:eastAsia="Open Sans" w:hAnsi="Open Sans" w:cs="Open Sans"/>
           <w:color w:val="262140"/>
           <w:sz w:val="21"/>
           <w:szCs w:val="21"/>
@@ -3964,7 +3764,7 @@
         <w:spacing w:after="0" w:line="360" w:lineRule="auto"/>
         <w:jc w:val="center"/>
         <w:rPr>
-          <w:rFonts w:ascii="Open Sans" w:hAnsi="Open Sans" w:eastAsia="Open Sans" w:cs="Open Sans"/>
+          <w:rFonts w:ascii="Open Sans" w:eastAsia="Open Sans" w:hAnsi="Open Sans" w:cs="Open Sans"/>
           <w:b/>
           <w:bCs/>
           <w:color w:val="000000" w:themeColor="text1"/>
@@ -3974,7 +3774,7 @@
       </w:pPr>
       <w:r>
         <w:rPr>
-          <w:rFonts w:ascii="Open Sans" w:hAnsi="Open Sans" w:eastAsia="Open Sans" w:cs="Open Sans"/>
+          <w:rFonts w:ascii="Open Sans" w:eastAsia="Open Sans" w:hAnsi="Open Sans" w:cs="Open Sans"/>
           <w:b/>
           <w:bCs/>
           <w:color w:val="000000" w:themeColor="text1"/>
@@ -3988,7 +3788,7 @@
       <w:pPr>
         <w:spacing w:after="0" w:line="360" w:lineRule="auto"/>
         <w:rPr>
-          <w:rFonts w:ascii="Open Sans" w:hAnsi="Open Sans" w:eastAsia="Open Sans" w:cs="Open Sans"/>
+          <w:rFonts w:ascii="Open Sans" w:eastAsia="Open Sans" w:hAnsi="Open Sans" w:cs="Open Sans"/>
           <w:color w:val="000000" w:themeColor="text1"/>
           <w:sz w:val="21"/>
           <w:szCs w:val="21"/>
@@ -4000,68 +3800,114 @@
         <w:spacing w:after="225"/>
         <w:jc w:val="both"/>
         <w:rPr>
-          <w:rFonts w:ascii="Open Sans" w:hAnsi="Open Sans" w:eastAsia="Open Sans" w:cs="Open Sans"/>
-          <w:color w:val="000000" w:themeColor="text1"/>
-          <w:sz w:val="21"/>
-          <w:szCs w:val="21"/>
-          <w:lang w:val="en-US"/>
-        </w:rPr>
-      </w:pPr>
-      <w:r>
-        <w:rPr>
-          <w:rFonts w:ascii="Open Sans" w:hAnsi="Open Sans" w:eastAsia="Open Sans" w:cs="Open Sans"/>
-          <w:sz w:val="21"/>
-          <w:szCs w:val="21"/>
-          <w:lang w:val="en-US"/>
+          <w:rFonts w:ascii="Open Sans" w:eastAsia="Open Sans" w:hAnsi="Open Sans" w:cs="Open Sans"/>
+          <w:color w:val="000000" w:themeColor="text1"/>
+          <w:sz w:val="21"/>
+          <w:szCs w:val="21"/>
+        </w:rPr>
+      </w:pPr>
+      <w:r>
+        <w:rPr>
+          <w:rFonts w:ascii="Open Sans" w:eastAsia="Open Sans" w:hAnsi="Open Sans" w:cs="Open Sans"/>
+          <w:sz w:val="21"/>
+          <w:szCs w:val="21"/>
         </w:rPr>
         <w:t>I</w:t>
       </w:r>
       <w:r>
         <w:rPr>
-          <w:rFonts w:ascii="Open Sans" w:hAnsi="Open Sans" w:eastAsia="Open Sans" w:cs="Open Sans"/>
-          <w:color w:val="000000" w:themeColor="text1" w:themeTint="FF" w:themeShade="FF"/>
-          <w:sz w:val="21"/>
-          <w:szCs w:val="21"/>
-          <w:lang w:val="en-US"/>
-        </w:rPr>
-        <w:t xml:space="preserve">, </w:t>
-      </w:r>
-      <w:r>
-        <w:rPr>
-          <w:rFonts w:ascii="Open Sans" w:hAnsi="Open Sans" w:eastAsia="Open Sans" w:cs="Open Sans"/>
-          <w:color w:val="000000" w:themeColor="text1" w:themeTint="FF" w:themeShade="FF"/>
-          <w:sz w:val="21"/>
-          <w:szCs w:val="21"/>
-          <w:lang w:val="en-US"/>
+          <w:rFonts w:ascii="Open Sans" w:eastAsia="Open Sans" w:hAnsi="Open Sans" w:cs="Open Sans"/>
+          <w:color w:val="000000" w:themeColor="text1"/>
+          <w:sz w:val="21"/>
+          <w:szCs w:val="21"/>
+        </w:rPr>
+        <w:t>, Julia Sánchez Márquez, hereby declare my agreement with the statements contained in the CHARTERING REPORT. I acknowledge having reviewed its contents and am in full agreement with the conclusions and observations presented therein.</w:t>
+      </w:r>
+    </w:p>
+    <w:p>
+      <w:pPr>
+        <w:spacing w:after="0" w:line="360" w:lineRule="auto"/>
+        <w:rPr>
+          <w:rFonts w:ascii="Open Sans" w:eastAsia="Open Sans" w:hAnsi="Open Sans" w:cs="Open Sans"/>
+          <w:color w:val="000000" w:themeColor="text1"/>
+          <w:sz w:val="21"/>
+          <w:szCs w:val="21"/>
+        </w:rPr>
+      </w:pPr>
+    </w:p>
+    <w:p>
+      <w:pPr>
+        <w:spacing w:after="0" w:line="360" w:lineRule="auto"/>
+        <w:rPr>
+          <w:rFonts w:ascii="Open Sans" w:eastAsia="Open Sans" w:hAnsi="Open Sans" w:cs="Open Sans"/>
+          <w:color w:val="000000" w:themeColor="text1"/>
+          <w:sz w:val="21"/>
+          <w:szCs w:val="21"/>
+        </w:rPr>
+      </w:pPr>
+      <w:r>
+        <w:rPr>
+          <w:rFonts w:ascii="Open Sans" w:eastAsia="Open Sans" w:hAnsi="Open Sans" w:cs="Open Sans"/>
+          <w:color w:val="000000" w:themeColor="text1"/>
+          <w:sz w:val="21"/>
+          <w:szCs w:val="21"/>
+        </w:rPr>
+        <w:t xml:space="preserve">Date: February </w:t>
+      </w:r>
+      <w:r>
+        <w:rPr>
+          <w:rFonts w:ascii="Open Sans" w:eastAsia="Open Sans" w:hAnsi="Open Sans" w:cs="Open Sans"/>
+          <w:color w:val="000000" w:themeColor="text1"/>
+          <w:sz w:val="21"/>
+          <w:szCs w:val="21"/>
+        </w:rPr>
+        <w:t>18, 2025</w:t>
+      </w:r>
+    </w:p>
+    <w:p>
+      <w:pPr>
+        <w:spacing w:after="0" w:line="360" w:lineRule="auto"/>
+        <w:rPr>
+          <w:rFonts w:ascii="Open Sans" w:eastAsia="Open Sans" w:hAnsi="Open Sans" w:cs="Open Sans"/>
+          <w:color w:val="000000" w:themeColor="text1"/>
+          <w:sz w:val="21"/>
+          <w:szCs w:val="21"/>
+        </w:rPr>
+      </w:pPr>
+    </w:p>
+    <w:p>
+      <w:pPr>
+        <w:spacing w:after="0" w:line="360" w:lineRule="auto"/>
+        <w:rPr>
+          <w:rFonts w:ascii="Open Sans" w:eastAsia="Open Sans" w:hAnsi="Open Sans" w:cs="Open Sans"/>
+          <w:color w:val="000000" w:themeColor="text1"/>
+          <w:sz w:val="21"/>
+          <w:szCs w:val="21"/>
+        </w:rPr>
+      </w:pPr>
+      <w:r>
+        <w:rPr>
+          <w:rFonts w:ascii="Open Sans" w:eastAsia="Open Sans" w:hAnsi="Open Sans" w:cs="Open Sans"/>
+          <w:sz w:val="21"/>
+          <w:szCs w:val="21"/>
+        </w:rPr>
+        <w:t xml:space="preserve">Signed by </w:t>
+      </w:r>
+      <w:r>
+        <w:rPr>
+          <w:rFonts w:ascii="Open Sans" w:eastAsia="Open Sans" w:hAnsi="Open Sans" w:cs="Open Sans"/>
+          <w:color w:val="000000" w:themeColor="text1"/>
+          <w:sz w:val="21"/>
+          <w:szCs w:val="21"/>
         </w:rPr>
         <w:t>Julia Sánchez Márquez</w:t>
       </w:r>
-      <w:r>
-        <w:rPr>
-          <w:rFonts w:ascii="Open Sans" w:hAnsi="Open Sans" w:eastAsia="Open Sans" w:cs="Open Sans"/>
-          <w:color w:val="000000" w:themeColor="text1" w:themeTint="FF" w:themeShade="FF"/>
-          <w:sz w:val="21"/>
-          <w:szCs w:val="21"/>
-          <w:lang w:val="en-US"/>
-        </w:rPr>
-        <w:t xml:space="preserve">, </w:t>
-      </w:r>
-      <w:r>
-        <w:rPr>
-          <w:rFonts w:ascii="Open Sans" w:hAnsi="Open Sans" w:eastAsia="Open Sans" w:cs="Open Sans"/>
-          <w:color w:val="000000" w:themeColor="text1" w:themeTint="FF" w:themeShade="FF"/>
-          <w:sz w:val="21"/>
-          <w:szCs w:val="21"/>
-          <w:lang w:val="en-US"/>
-        </w:rPr>
-        <w:t>hereby declare my agreement with the statements contained in the CHARTERING REPORT. I acknowledge having reviewed its contents and am in full agreement with the conclusions and observations presented therein.</w:t>
-      </w:r>
     </w:p>
     <w:p>
       <w:pPr>
         <w:spacing w:after="0" w:line="360" w:lineRule="auto"/>
         <w:rPr>
-          <w:rFonts w:ascii="Open Sans" w:hAnsi="Open Sans" w:eastAsia="Open Sans" w:cs="Open Sans"/>
+          <w:rFonts w:ascii="Open Sans" w:eastAsia="Open Sans" w:hAnsi="Open Sans" w:cs="Open Sans"/>
           <w:color w:val="000000" w:themeColor="text1"/>
           <w:sz w:val="21"/>
           <w:szCs w:val="21"/>
@@ -4072,36 +3918,18 @@
       <w:pPr>
         <w:spacing w:after="0" w:line="360" w:lineRule="auto"/>
         <w:rPr>
-          <w:rFonts w:ascii="Open Sans" w:hAnsi="Open Sans" w:eastAsia="Open Sans" w:cs="Open Sans"/>
-          <w:color w:val="000000" w:themeColor="text1"/>
-          <w:sz w:val="21"/>
-          <w:szCs w:val="21"/>
-        </w:rPr>
-      </w:pPr>
-      <w:r>
-        <w:rPr>
-          <w:rFonts w:ascii="Open Sans" w:hAnsi="Open Sans" w:eastAsia="Open Sans" w:cs="Open Sans"/>
-          <w:color w:val="000000" w:themeColor="text1"/>
-          <w:sz w:val="21"/>
-          <w:szCs w:val="21"/>
-        </w:rPr>
-        <w:t xml:space="preserve">Date: February </w:t>
-      </w:r>
-      <w:r>
-        <w:rPr>
-          <w:rFonts w:ascii="Open Sans" w:hAnsi="Open Sans" w:eastAsia="Open Sans" w:cs="Open Sans"/>
-          <w:color w:val="000000" w:themeColor="text1"/>
-          <w:sz w:val="21"/>
-          <w:szCs w:val="21"/>
-        </w:rPr>
-        <w:t>18, 2025</w:t>
-      </w:r>
+          <w:rFonts w:ascii="Open Sans" w:eastAsia="Open Sans" w:hAnsi="Open Sans" w:cs="Open Sans"/>
+          <w:color w:val="000000" w:themeColor="text1"/>
+          <w:sz w:val="21"/>
+          <w:szCs w:val="21"/>
+        </w:rPr>
+      </w:pPr>
     </w:p>
     <w:p>
       <w:pPr>
         <w:spacing w:after="0" w:line="360" w:lineRule="auto"/>
         <w:rPr>
-          <w:rFonts w:ascii="Open Sans" w:hAnsi="Open Sans" w:eastAsia="Open Sans" w:cs="Open Sans"/>
+          <w:rFonts w:ascii="Open Sans" w:eastAsia="Open Sans" w:hAnsi="Open Sans" w:cs="Open Sans"/>
           <w:color w:val="000000" w:themeColor="text1"/>
           <w:sz w:val="21"/>
           <w:szCs w:val="21"/>
@@ -4112,71 +3940,22 @@
       <w:pPr>
         <w:spacing w:after="0" w:line="360" w:lineRule="auto"/>
         <w:rPr>
-          <w:rFonts w:ascii="Open Sans" w:hAnsi="Open Sans" w:eastAsia="Open Sans" w:cs="Open Sans"/>
-          <w:color w:val="000000" w:themeColor="text1"/>
-          <w:sz w:val="21"/>
-          <w:szCs w:val="21"/>
-        </w:rPr>
-      </w:pPr>
-      <w:r>
-        <w:rPr>
-          <w:rFonts w:ascii="Open Sans" w:hAnsi="Open Sans" w:eastAsia="Open Sans" w:cs="Open Sans"/>
-          <w:sz w:val="21"/>
-          <w:szCs w:val="21"/>
-        </w:rPr>
-        <w:t xml:space="preserve">Signed by </w:t>
-      </w:r>
-      <w:r>
-        <w:rPr>
-          <w:rFonts w:ascii="Open Sans" w:hAnsi="Open Sans" w:eastAsia="Open Sans" w:cs="Open Sans"/>
-          <w:color w:val="000000" w:themeColor="text1"/>
-          <w:sz w:val="21"/>
-          <w:szCs w:val="21"/>
-        </w:rPr>
-        <w:t>Julia Sánchez Márquez</w:t>
-      </w:r>
+          <w:rFonts w:ascii="Open Sans" w:eastAsia="Open Sans" w:hAnsi="Open Sans" w:cs="Open Sans"/>
+          <w:color w:val="000000" w:themeColor="text1"/>
+          <w:sz w:val="21"/>
+          <w:szCs w:val="21"/>
+        </w:rPr>
+      </w:pPr>
     </w:p>
     <w:p>
       <w:pPr>
         <w:spacing w:after="0" w:line="360" w:lineRule="auto"/>
         <w:rPr>
-          <w:rFonts w:ascii="Open Sans" w:hAnsi="Open Sans" w:eastAsia="Open Sans" w:cs="Open Sans"/>
-          <w:color w:val="000000" w:themeColor="text1"/>
-          <w:sz w:val="21"/>
-          <w:szCs w:val="21"/>
-        </w:rPr>
-      </w:pPr>
-    </w:p>
-    <w:p>
-      <w:pPr>
-        <w:spacing w:after="0" w:line="360" w:lineRule="auto"/>
-        <w:rPr>
-          <w:rFonts w:ascii="Open Sans" w:hAnsi="Open Sans" w:eastAsia="Open Sans" w:cs="Open Sans"/>
-          <w:color w:val="000000" w:themeColor="text1"/>
-          <w:sz w:val="21"/>
-          <w:szCs w:val="21"/>
-        </w:rPr>
-      </w:pPr>
-    </w:p>
-    <w:p>
-      <w:pPr>
-        <w:spacing w:after="0" w:line="360" w:lineRule="auto"/>
-        <w:rPr>
-          <w:rFonts w:ascii="Open Sans" w:hAnsi="Open Sans" w:eastAsia="Open Sans" w:cs="Open Sans"/>
-          <w:color w:val="000000" w:themeColor="text1"/>
-          <w:sz w:val="21"/>
-          <w:szCs w:val="21"/>
-        </w:rPr>
-      </w:pPr>
-    </w:p>
-    <w:p>
-      <w:pPr>
-        <w:spacing w:after="0" w:line="360" w:lineRule="auto"/>
-        <w:rPr>
-          <w:rFonts w:ascii="Open Sans" w:hAnsi="Open Sans" w:eastAsia="Open Sans" w:cs="Open Sans"/>
-          <w:color w:val="000000" w:themeColor="text1"/>
-          <w:sz w:val="21"/>
-          <w:szCs w:val="21"/>
+          <w:rFonts w:ascii="Open Sans" w:eastAsia="Open Sans" w:hAnsi="Open Sans" w:cs="Open Sans"/>
+          <w:color w:val="000000" w:themeColor="text1"/>
+          <w:sz w:val="21"/>
+          <w:szCs w:val="21"/>
+          <w:lang w:val="en-GB"/>
         </w:rPr>
       </w:pPr>
     </w:p>
@@ -4185,7 +3964,7 @@
         <w:spacing w:after="0" w:line="360" w:lineRule="auto"/>
         <w:jc w:val="center"/>
         <w:rPr>
-          <w:rFonts w:ascii="Open Sans" w:hAnsi="Open Sans" w:eastAsia="Open Sans" w:cs="Open Sans"/>
+          <w:rFonts w:ascii="Open Sans" w:eastAsia="Open Sans" w:hAnsi="Open Sans" w:cs="Open Sans"/>
           <w:b/>
           <w:bCs/>
           <w:color w:val="000000" w:themeColor="text1"/>
@@ -4195,7 +3974,7 @@
       </w:pPr>
       <w:r>
         <w:rPr>
-          <w:rFonts w:ascii="Open Sans" w:hAnsi="Open Sans" w:eastAsia="Open Sans" w:cs="Open Sans"/>
+          <w:rFonts w:ascii="Open Sans" w:eastAsia="Open Sans" w:hAnsi="Open Sans" w:cs="Open Sans"/>
           <w:b/>
           <w:bCs/>
           <w:color w:val="000000" w:themeColor="text1"/>
@@ -4209,162 +3988,149 @@
       <w:pPr>
         <w:spacing w:after="0" w:line="360" w:lineRule="auto"/>
         <w:rPr>
-          <w:rFonts w:ascii="Open Sans" w:hAnsi="Open Sans" w:eastAsia="Open Sans" w:cs="Open Sans"/>
-          <w:color w:val="000000" w:themeColor="text1"/>
-          <w:sz w:val="21"/>
-          <w:szCs w:val="21"/>
-        </w:rPr>
-      </w:pPr>
+          <w:rFonts w:ascii="Open Sans" w:eastAsia="Open Sans" w:hAnsi="Open Sans" w:cs="Open Sans"/>
+          <w:color w:val="000000" w:themeColor="text1"/>
+          <w:sz w:val="21"/>
+          <w:szCs w:val="21"/>
+        </w:rPr>
+      </w:pPr>
+    </w:p>
+    <w:p>
+      <w:pPr>
+        <w:spacing w:after="225"/>
+        <w:jc w:val="both"/>
+        <w:rPr>
+          <w:rFonts w:ascii="Open Sans" w:eastAsia="Open Sans" w:hAnsi="Open Sans" w:cs="Open Sans"/>
+          <w:color w:val="000000" w:themeColor="text1"/>
+          <w:sz w:val="21"/>
+          <w:szCs w:val="21"/>
+        </w:rPr>
+      </w:pPr>
+      <w:r>
+        <w:rPr>
+          <w:rFonts w:ascii="Open Sans" w:eastAsia="Open Sans" w:hAnsi="Open Sans" w:cs="Open Sans"/>
+          <w:sz w:val="21"/>
+          <w:szCs w:val="21"/>
+        </w:rPr>
+        <w:t>I</w:t>
+      </w:r>
+      <w:r>
+        <w:rPr>
+          <w:rFonts w:ascii="Open Sans" w:eastAsia="Open Sans" w:hAnsi="Open Sans" w:cs="Open Sans"/>
+          <w:color w:val="000000" w:themeColor="text1"/>
+          <w:sz w:val="21"/>
+          <w:szCs w:val="21"/>
+        </w:rPr>
+        <w:t>, Miguel Palomo García, hereby declare my agreement with the statements contained in the CHARTERING REPORT. I acknowledge having reviewed its contents and am in full agreement with the conclusions and observations presented therein.</w:t>
+      </w:r>
     </w:p>
     <w:p>
       <w:pPr>
         <w:spacing w:after="0" w:line="360" w:lineRule="auto"/>
         <w:rPr>
-          <w:rFonts w:ascii="Open Sans" w:hAnsi="Open Sans" w:eastAsia="Open Sans" w:cs="Open Sans"/>
-          <w:color w:val="000000" w:themeColor="text1"/>
-          <w:sz w:val="21"/>
-          <w:szCs w:val="21"/>
-          <w:lang w:val="en-US"/>
-        </w:rPr>
-      </w:pPr>
-      <w:r>
-        <w:rPr>
-          <w:rFonts w:ascii="Open Sans" w:hAnsi="Open Sans" w:eastAsia="Open Sans" w:cs="Open Sans"/>
-          <w:sz w:val="21"/>
-          <w:szCs w:val="21"/>
-          <w:lang w:val="en-US"/>
-        </w:rPr>
-        <w:t>I</w:t>
-      </w:r>
-      <w:r>
-        <w:rPr>
-          <w:rFonts w:ascii="Open Sans" w:hAnsi="Open Sans" w:eastAsia="Open Sans" w:cs="Open Sans"/>
-          <w:color w:val="000000" w:themeColor="text1" w:themeTint="FF" w:themeShade="FF"/>
-          <w:sz w:val="21"/>
-          <w:szCs w:val="21"/>
-          <w:lang w:val="en-US"/>
-        </w:rPr>
-        <w:t xml:space="preserve">, Javier </w:t>
-      </w:r>
-      <w:r>
-        <w:rPr>
-          <w:rFonts w:ascii="Open Sans" w:hAnsi="Open Sans" w:eastAsia="Open Sans" w:cs="Open Sans"/>
-          <w:color w:val="000000" w:themeColor="text1" w:themeTint="FF" w:themeShade="FF"/>
-          <w:sz w:val="21"/>
-          <w:szCs w:val="21"/>
-          <w:lang w:val="en-US"/>
-        </w:rPr>
-        <w:t>García Rodríguez</w:t>
-      </w:r>
-      <w:r>
-        <w:rPr>
-          <w:rFonts w:ascii="Open Sans" w:hAnsi="Open Sans" w:eastAsia="Open Sans" w:cs="Open Sans"/>
-          <w:color w:val="000000" w:themeColor="text1" w:themeTint="FF" w:themeShade="FF"/>
-          <w:sz w:val="21"/>
-          <w:szCs w:val="21"/>
-          <w:lang w:val="en-US"/>
-        </w:rPr>
-        <w:t>, hereby declare my agreement with the statements contained in the CHARTERING REPORT. I acknowledge having reviewed its contents and am in full agreement with the conclusions and observations presented therein.</w:t>
-      </w:r>
+          <w:rFonts w:ascii="Open Sans" w:eastAsia="Open Sans" w:hAnsi="Open Sans" w:cs="Open Sans"/>
+          <w:color w:val="000000" w:themeColor="text1"/>
+          <w:sz w:val="21"/>
+          <w:szCs w:val="21"/>
+        </w:rPr>
+      </w:pPr>
     </w:p>
     <w:p>
       <w:pPr>
         <w:spacing w:after="0" w:line="360" w:lineRule="auto"/>
         <w:rPr>
-          <w:rFonts w:ascii="Open Sans" w:hAnsi="Open Sans" w:eastAsia="Open Sans" w:cs="Open Sans"/>
-          <w:color w:val="000000" w:themeColor="text1"/>
-          <w:sz w:val="21"/>
-          <w:szCs w:val="21"/>
-        </w:rPr>
-      </w:pPr>
+          <w:rFonts w:ascii="Open Sans" w:eastAsia="Open Sans" w:hAnsi="Open Sans" w:cs="Open Sans"/>
+          <w:color w:val="000000" w:themeColor="text1"/>
+          <w:sz w:val="21"/>
+          <w:szCs w:val="21"/>
+        </w:rPr>
+      </w:pPr>
+      <w:r>
+        <w:rPr>
+          <w:rFonts w:ascii="Open Sans" w:eastAsia="Open Sans" w:hAnsi="Open Sans" w:cs="Open Sans"/>
+          <w:color w:val="000000" w:themeColor="text1"/>
+          <w:sz w:val="21"/>
+          <w:szCs w:val="21"/>
+        </w:rPr>
+        <w:t xml:space="preserve">Date: February </w:t>
+      </w:r>
+      <w:r>
+        <w:rPr>
+          <w:rFonts w:ascii="Open Sans" w:eastAsia="Open Sans" w:hAnsi="Open Sans" w:cs="Open Sans"/>
+          <w:color w:val="000000" w:themeColor="text1"/>
+          <w:sz w:val="21"/>
+          <w:szCs w:val="21"/>
+        </w:rPr>
+        <w:t>18, 2025</w:t>
+      </w:r>
     </w:p>
     <w:p>
       <w:pPr>
         <w:spacing w:after="0" w:line="360" w:lineRule="auto"/>
         <w:rPr>
-          <w:rFonts w:ascii="Open Sans" w:hAnsi="Open Sans" w:eastAsia="Open Sans" w:cs="Open Sans"/>
-          <w:color w:val="000000" w:themeColor="text1"/>
-          <w:sz w:val="21"/>
-          <w:szCs w:val="21"/>
-        </w:rPr>
-      </w:pPr>
-      <w:r>
-        <w:rPr>
-          <w:rFonts w:ascii="Open Sans" w:hAnsi="Open Sans" w:eastAsia="Open Sans" w:cs="Open Sans"/>
-          <w:color w:val="000000" w:themeColor="text1"/>
-          <w:sz w:val="21"/>
-          <w:szCs w:val="21"/>
-        </w:rPr>
-        <w:t xml:space="preserve">Date: February </w:t>
-      </w:r>
-      <w:r>
-        <w:rPr>
-          <w:rFonts w:ascii="Open Sans" w:hAnsi="Open Sans" w:eastAsia="Open Sans" w:cs="Open Sans"/>
-          <w:color w:val="000000" w:themeColor="text1"/>
-          <w:sz w:val="21"/>
-          <w:szCs w:val="21"/>
-        </w:rPr>
-        <w:t>18, 2025</w:t>
-      </w:r>
+          <w:rFonts w:ascii="Open Sans" w:eastAsia="Open Sans" w:hAnsi="Open Sans" w:cs="Open Sans"/>
+          <w:color w:val="000000" w:themeColor="text1"/>
+          <w:sz w:val="21"/>
+          <w:szCs w:val="21"/>
+        </w:rPr>
+      </w:pPr>
     </w:p>
     <w:p>
       <w:pPr>
         <w:spacing w:after="0" w:line="360" w:lineRule="auto"/>
         <w:rPr>
-          <w:rFonts w:ascii="Open Sans" w:hAnsi="Open Sans" w:eastAsia="Open Sans" w:cs="Open Sans"/>
-          <w:color w:val="000000" w:themeColor="text1"/>
-          <w:sz w:val="21"/>
-          <w:szCs w:val="21"/>
-        </w:rPr>
-      </w:pPr>
+          <w:rFonts w:ascii="Open Sans" w:eastAsia="Open Sans" w:hAnsi="Open Sans" w:cs="Open Sans"/>
+          <w:color w:val="000000" w:themeColor="text1"/>
+          <w:sz w:val="21"/>
+          <w:szCs w:val="21"/>
+        </w:rPr>
+      </w:pPr>
+      <w:r>
+        <w:rPr>
+          <w:rFonts w:ascii="Open Sans" w:eastAsia="Open Sans" w:hAnsi="Open Sans" w:cs="Open Sans"/>
+          <w:sz w:val="21"/>
+          <w:szCs w:val="21"/>
+        </w:rPr>
+        <w:t xml:space="preserve">Signed by </w:t>
+      </w:r>
+      <w:r>
+        <w:rPr>
+          <w:rFonts w:ascii="Open Sans" w:eastAsia="Open Sans" w:hAnsi="Open Sans" w:cs="Open Sans"/>
+          <w:color w:val="000000" w:themeColor="text1"/>
+          <w:sz w:val="21"/>
+          <w:szCs w:val="21"/>
+        </w:rPr>
+        <w:t xml:space="preserve">Miguel </w:t>
+      </w:r>
+      <w:r>
+        <w:rPr>
+          <w:rFonts w:ascii="Open Sans" w:eastAsia="Open Sans" w:hAnsi="Open Sans" w:cs="Open Sans"/>
+          <w:color w:val="000000" w:themeColor="text1"/>
+          <w:sz w:val="21"/>
+          <w:szCs w:val="21"/>
+        </w:rPr>
+        <w:t>Palomo García</w:t>
+      </w:r>
     </w:p>
     <w:p>
       <w:pPr>
         <w:spacing w:after="0" w:line="360" w:lineRule="auto"/>
         <w:rPr>
-          <w:rFonts w:ascii="Open Sans" w:hAnsi="Open Sans" w:eastAsia="Open Sans" w:cs="Open Sans"/>
-          <w:color w:val="000000" w:themeColor="text1"/>
-          <w:sz w:val="21"/>
-          <w:szCs w:val="21"/>
-        </w:rPr>
-      </w:pPr>
-      <w:r>
-        <w:rPr>
-          <w:rFonts w:ascii="Open Sans" w:hAnsi="Open Sans" w:eastAsia="Open Sans" w:cs="Open Sans"/>
-          <w:sz w:val="21"/>
-          <w:szCs w:val="21"/>
-        </w:rPr>
-        <w:t xml:space="preserve">Signed by </w:t>
-      </w:r>
-      <w:r>
-        <w:rPr>
-          <w:rFonts w:ascii="Open Sans" w:hAnsi="Open Sans" w:eastAsia="Open Sans" w:cs="Open Sans"/>
-          <w:color w:val="000000" w:themeColor="text1"/>
-          <w:sz w:val="21"/>
-          <w:szCs w:val="21"/>
-        </w:rPr>
-        <w:t xml:space="preserve">Javier </w:t>
-      </w:r>
-      <w:r>
-        <w:rPr>
-          <w:rFonts w:ascii="Open Sans" w:hAnsi="Open Sans" w:eastAsia="Open Sans" w:cs="Open Sans"/>
-          <w:color w:val="000000" w:themeColor="text1"/>
-          <w:sz w:val="21"/>
-          <w:szCs w:val="21"/>
-          <w:lang w:val="en-GB"/>
-        </w:rPr>
-        <w:t>García Rodríguez</w:t>
-      </w:r>
+          <w:rFonts w:ascii="Open Sans" w:eastAsia="Open Sans" w:hAnsi="Open Sans" w:cs="Open Sans"/>
+          <w:color w:val="000000" w:themeColor="text1"/>
+          <w:sz w:val="21"/>
+          <w:szCs w:val="21"/>
+        </w:rPr>
+      </w:pPr>
     </w:p>
     <w:p>
       <w:pPr>
         <w:spacing w:after="0" w:line="360" w:lineRule="auto"/>
         <w:rPr>
-          <w:rFonts w:ascii="Open Sans" w:hAnsi="Open Sans" w:eastAsia="Open Sans" w:cs="Open Sans"/>
-          <w:color w:val="000000" w:themeColor="text1"/>
-          <w:sz w:val="21"/>
-          <w:szCs w:val="21"/>
-          <w:lang w:val="en-GB"/>
+          <w:rFonts w:ascii="Open Sans" w:eastAsia="Open Sans" w:hAnsi="Open Sans" w:cs="Open Sans"/>
+          <w:color w:val="000000" w:themeColor="text1"/>
+          <w:sz w:val="21"/>
+          <w:szCs w:val="21"/>
         </w:rPr>
       </w:pPr>
     </w:p>
@@ -4373,7 +4139,7 @@
         <w:spacing w:after="0" w:line="360" w:lineRule="auto"/>
         <w:jc w:val="center"/>
         <w:rPr>
-          <w:rFonts w:ascii="Open Sans" w:hAnsi="Open Sans" w:eastAsia="Open Sans" w:cs="Open Sans"/>
+          <w:rFonts w:ascii="Open Sans" w:eastAsia="Open Sans" w:hAnsi="Open Sans" w:cs="Open Sans"/>
           <w:b/>
           <w:bCs/>
           <w:color w:val="000000" w:themeColor="text1"/>
@@ -4383,7 +4149,7 @@
       </w:pPr>
       <w:r>
         <w:rPr>
-          <w:rFonts w:ascii="Open Sans" w:hAnsi="Open Sans" w:eastAsia="Open Sans" w:cs="Open Sans"/>
+          <w:rFonts w:ascii="Open Sans" w:eastAsia="Open Sans" w:hAnsi="Open Sans" w:cs="Open Sans"/>
           <w:b/>
           <w:bCs/>
           <w:color w:val="000000" w:themeColor="text1"/>
@@ -4397,215 +4163,7 @@
       <w:pPr>
         <w:spacing w:after="0" w:line="360" w:lineRule="auto"/>
         <w:rPr>
-          <w:rFonts w:ascii="Open Sans" w:hAnsi="Open Sans" w:eastAsia="Open Sans" w:cs="Open Sans"/>
-          <w:color w:val="000000" w:themeColor="text1"/>
-          <w:sz w:val="21"/>
-          <w:szCs w:val="21"/>
-        </w:rPr>
-      </w:pPr>
-    </w:p>
-    <w:p>
-      <w:pPr>
-        <w:spacing w:after="225"/>
-        <w:jc w:val="both"/>
-        <w:rPr>
-          <w:rFonts w:ascii="Open Sans" w:hAnsi="Open Sans" w:eastAsia="Open Sans" w:cs="Open Sans"/>
-          <w:color w:val="000000" w:themeColor="text1"/>
-          <w:sz w:val="21"/>
-          <w:szCs w:val="21"/>
-          <w:lang w:val="en-US"/>
-        </w:rPr>
-      </w:pPr>
-      <w:r>
-        <w:rPr>
-          <w:rFonts w:ascii="Open Sans" w:hAnsi="Open Sans" w:eastAsia="Open Sans" w:cs="Open Sans"/>
-          <w:sz w:val="21"/>
-          <w:szCs w:val="21"/>
-          <w:lang w:val="en-US"/>
-        </w:rPr>
-        <w:t>I</w:t>
-      </w:r>
-      <w:r>
-        <w:rPr>
-          <w:rFonts w:ascii="Open Sans" w:hAnsi="Open Sans" w:eastAsia="Open Sans" w:cs="Open Sans"/>
-          <w:color w:val="000000" w:themeColor="text1" w:themeTint="FF" w:themeShade="FF"/>
-          <w:sz w:val="21"/>
-          <w:szCs w:val="21"/>
-          <w:lang w:val="en-US"/>
-        </w:rPr>
-        <w:t xml:space="preserve">, </w:t>
-      </w:r>
-      <w:r>
-        <w:rPr>
-          <w:rFonts w:ascii="Open Sans" w:hAnsi="Open Sans" w:eastAsia="Open Sans" w:cs="Open Sans"/>
-          <w:color w:val="000000" w:themeColor="text1" w:themeTint="FF" w:themeShade="FF"/>
-          <w:sz w:val="21"/>
-          <w:szCs w:val="21"/>
-          <w:lang w:val="en-US"/>
-        </w:rPr>
-        <w:t xml:space="preserve">Miguel </w:t>
-      </w:r>
-      <w:r>
-        <w:rPr>
-          <w:rFonts w:ascii="Open Sans" w:hAnsi="Open Sans" w:eastAsia="Open Sans" w:cs="Open Sans"/>
-          <w:color w:val="000000" w:themeColor="text1" w:themeTint="FF" w:themeShade="FF"/>
-          <w:sz w:val="21"/>
-          <w:szCs w:val="21"/>
-          <w:lang w:val="en-US"/>
-        </w:rPr>
-        <w:t>Palomo García</w:t>
-      </w:r>
-      <w:r>
-        <w:rPr>
-          <w:rFonts w:ascii="Open Sans" w:hAnsi="Open Sans" w:eastAsia="Open Sans" w:cs="Open Sans"/>
-          <w:color w:val="000000" w:themeColor="text1" w:themeTint="FF" w:themeShade="FF"/>
-          <w:sz w:val="21"/>
-          <w:szCs w:val="21"/>
-          <w:lang w:val="en-US"/>
-        </w:rPr>
-        <w:t>, hereby declare my agreement with the statements contained in the CHARTERING REPORT. I acknowledge having reviewed its contents and am in full agreement with the conclusions and observations presented therein.</w:t>
-      </w:r>
-    </w:p>
-    <w:p>
-      <w:pPr>
-        <w:spacing w:after="0" w:line="360" w:lineRule="auto"/>
-        <w:rPr>
-          <w:rFonts w:ascii="Open Sans" w:hAnsi="Open Sans" w:eastAsia="Open Sans" w:cs="Open Sans"/>
-          <w:color w:val="000000" w:themeColor="text1"/>
-          <w:sz w:val="21"/>
-          <w:szCs w:val="21"/>
-        </w:rPr>
-      </w:pPr>
-    </w:p>
-    <w:p>
-      <w:pPr>
-        <w:spacing w:after="0" w:line="360" w:lineRule="auto"/>
-        <w:rPr>
-          <w:rFonts w:ascii="Open Sans" w:hAnsi="Open Sans" w:eastAsia="Open Sans" w:cs="Open Sans"/>
-          <w:color w:val="000000" w:themeColor="text1"/>
-          <w:sz w:val="21"/>
-          <w:szCs w:val="21"/>
-        </w:rPr>
-      </w:pPr>
-      <w:r>
-        <w:rPr>
-          <w:rFonts w:ascii="Open Sans" w:hAnsi="Open Sans" w:eastAsia="Open Sans" w:cs="Open Sans"/>
-          <w:color w:val="000000" w:themeColor="text1"/>
-          <w:sz w:val="21"/>
-          <w:szCs w:val="21"/>
-        </w:rPr>
-        <w:t xml:space="preserve">Date: February </w:t>
-      </w:r>
-      <w:r>
-        <w:rPr>
-          <w:rFonts w:ascii="Open Sans" w:hAnsi="Open Sans" w:eastAsia="Open Sans" w:cs="Open Sans"/>
-          <w:color w:val="000000" w:themeColor="text1"/>
-          <w:sz w:val="21"/>
-          <w:szCs w:val="21"/>
-        </w:rPr>
-        <w:t>18, 2025</w:t>
-      </w:r>
-    </w:p>
-    <w:p>
-      <w:pPr>
-        <w:spacing w:after="0" w:line="360" w:lineRule="auto"/>
-        <w:rPr>
-          <w:rFonts w:ascii="Open Sans" w:hAnsi="Open Sans" w:eastAsia="Open Sans" w:cs="Open Sans"/>
-          <w:color w:val="000000" w:themeColor="text1"/>
-          <w:sz w:val="21"/>
-          <w:szCs w:val="21"/>
-        </w:rPr>
-      </w:pPr>
-    </w:p>
-    <w:p>
-      <w:pPr>
-        <w:spacing w:after="0" w:line="360" w:lineRule="auto"/>
-        <w:rPr>
-          <w:rFonts w:ascii="Open Sans" w:hAnsi="Open Sans" w:eastAsia="Open Sans" w:cs="Open Sans"/>
-          <w:color w:val="000000" w:themeColor="text1"/>
-          <w:sz w:val="21"/>
-          <w:szCs w:val="21"/>
-        </w:rPr>
-      </w:pPr>
-      <w:r>
-        <w:rPr>
-          <w:rFonts w:ascii="Open Sans" w:hAnsi="Open Sans" w:eastAsia="Open Sans" w:cs="Open Sans"/>
-          <w:sz w:val="21"/>
-          <w:szCs w:val="21"/>
-        </w:rPr>
-        <w:t xml:space="preserve">Signed by </w:t>
-      </w:r>
-      <w:r>
-        <w:rPr>
-          <w:rFonts w:ascii="Open Sans" w:hAnsi="Open Sans" w:eastAsia="Open Sans" w:cs="Open Sans"/>
-          <w:color w:val="000000" w:themeColor="text1"/>
-          <w:sz w:val="21"/>
-          <w:szCs w:val="21"/>
-        </w:rPr>
-        <w:t xml:space="preserve">Miguel </w:t>
-      </w:r>
-      <w:r>
-        <w:rPr>
-          <w:rFonts w:ascii="Open Sans" w:hAnsi="Open Sans" w:eastAsia="Open Sans" w:cs="Open Sans"/>
-          <w:color w:val="000000" w:themeColor="text1"/>
-          <w:sz w:val="21"/>
-          <w:szCs w:val="21"/>
-        </w:rPr>
-        <w:t>Palomo García</w:t>
-      </w:r>
-    </w:p>
-    <w:p>
-      <w:pPr>
-        <w:spacing w:after="0" w:line="360" w:lineRule="auto"/>
-        <w:rPr>
-          <w:rFonts w:ascii="Open Sans" w:hAnsi="Open Sans" w:eastAsia="Open Sans" w:cs="Open Sans"/>
-          <w:color w:val="000000" w:themeColor="text1"/>
-          <w:sz w:val="21"/>
-          <w:szCs w:val="21"/>
-        </w:rPr>
-      </w:pPr>
-    </w:p>
-    <w:p>
-      <w:pPr>
-        <w:spacing w:after="0" w:line="360" w:lineRule="auto"/>
-        <w:rPr>
-          <w:rFonts w:ascii="Open Sans" w:hAnsi="Open Sans" w:eastAsia="Open Sans" w:cs="Open Sans"/>
-          <w:color w:val="000000" w:themeColor="text1"/>
-          <w:sz w:val="21"/>
-          <w:szCs w:val="21"/>
-        </w:rPr>
-      </w:pPr>
-    </w:p>
-    <w:p>
-      <w:pPr>
-        <w:spacing w:after="0" w:line="360" w:lineRule="auto"/>
-        <w:jc w:val="center"/>
-        <w:rPr>
-          <w:rFonts w:ascii="Open Sans" w:hAnsi="Open Sans" w:eastAsia="Open Sans" w:cs="Open Sans"/>
-          <w:b/>
-          <w:bCs/>
-          <w:color w:val="000000" w:themeColor="text1"/>
-          <w:sz w:val="21"/>
-          <w:szCs w:val="21"/>
-        </w:rPr>
-      </w:pPr>
-      <w:r>
-        <w:rPr>
-          <w:rFonts w:ascii="Open Sans" w:hAnsi="Open Sans" w:eastAsia="Open Sans" w:cs="Open Sans"/>
-          <w:b/>
-          <w:bCs/>
-          <w:color w:val="000000" w:themeColor="text1"/>
-          <w:sz w:val="21"/>
-          <w:szCs w:val="21"/>
-        </w:rPr>
-        <w:t>Declaration</w:t>
-      </w:r>
-    </w:p>
-    <w:p>
-      <w:pPr>
-        <w:spacing w:after="0" w:line="360" w:lineRule="auto"/>
-        <w:rPr>
-          <w:rFonts w:ascii="Open Sans" w:hAnsi="Open Sans" w:eastAsia="Open Sans" w:cs="Open Sans"/>
+          <w:rFonts w:ascii="Open Sans" w:eastAsia="Open Sans" w:hAnsi="Open Sans" w:cs="Open Sans"/>
           <w:color w:val="000000" w:themeColor="text1"/>
           <w:sz w:val="21"/>
           <w:szCs w:val="21"/>
@@ -4617,58 +4175,55 @@
         <w:spacing w:after="225" w:line="360" w:lineRule="auto"/>
         <w:jc w:val="both"/>
         <w:rPr>
-          <w:rFonts w:ascii="Open Sans" w:hAnsi="Open Sans" w:eastAsia="Open Sans" w:cs="Open Sans"/>
-          <w:color w:val="000000" w:themeColor="text1"/>
-          <w:sz w:val="21"/>
-          <w:szCs w:val="21"/>
-          <w:lang w:val="en-US"/>
-        </w:rPr>
-      </w:pPr>
-      <w:r>
-        <w:rPr>
-          <w:rFonts w:ascii="Open Sans" w:hAnsi="Open Sans" w:eastAsia="Open Sans" w:cs="Open Sans"/>
-          <w:sz w:val="21"/>
-          <w:szCs w:val="21"/>
-          <w:lang w:val="en-US"/>
+          <w:rFonts w:ascii="Open Sans" w:eastAsia="Open Sans" w:hAnsi="Open Sans" w:cs="Open Sans"/>
+          <w:color w:val="000000" w:themeColor="text1"/>
+          <w:sz w:val="21"/>
+          <w:szCs w:val="21"/>
+        </w:rPr>
+      </w:pPr>
+      <w:r>
+        <w:rPr>
+          <w:rFonts w:ascii="Open Sans" w:eastAsia="Open Sans" w:hAnsi="Open Sans" w:cs="Open Sans"/>
+          <w:sz w:val="21"/>
+          <w:szCs w:val="21"/>
         </w:rPr>
         <w:t>I</w:t>
       </w:r>
       <w:r>
         <w:rPr>
-          <w:rFonts w:ascii="Open Sans" w:hAnsi="Open Sans" w:eastAsia="Open Sans" w:cs="Open Sans"/>
-          <w:color w:val="000000" w:themeColor="text1" w:themeTint="FF" w:themeShade="FF"/>
-          <w:sz w:val="21"/>
-          <w:szCs w:val="21"/>
-          <w:lang w:val="en-US"/>
+          <w:rFonts w:ascii="Open Sans" w:eastAsia="Open Sans" w:hAnsi="Open Sans" w:cs="Open Sans"/>
+          <w:color w:val="000000" w:themeColor="text1"/>
+          <w:sz w:val="21"/>
+          <w:szCs w:val="21"/>
         </w:rPr>
         <w:t xml:space="preserve">, Luis Javier </w:t>
       </w:r>
-      <w:r>
-        <w:rPr>
-          <w:rFonts w:ascii="Open Sans" w:hAnsi="Open Sans" w:eastAsia="Open Sans" w:cs="Open Sans"/>
-          <w:color w:val="000000" w:themeColor="text1" w:themeTint="FF" w:themeShade="FF"/>
-          <w:sz w:val="21"/>
-          <w:szCs w:val="21"/>
-          <w:lang w:val="en-US"/>
-        </w:rPr>
-        <w:t>Periáñez Franco</w:t>
-      </w:r>
-      <w:r>
-        <w:rPr>
-          <w:rFonts w:ascii="Open Sans" w:hAnsi="Open Sans" w:eastAsia="Open Sans" w:cs="Open Sans"/>
-          <w:color w:val="000000" w:themeColor="text1" w:themeTint="FF" w:themeShade="FF"/>
-          <w:sz w:val="21"/>
-          <w:szCs w:val="21"/>
-          <w:lang w:val="en-US"/>
-        </w:rPr>
-        <w:t>, hereby declare my agreement with the statements contained in the CHARTERING REPORT. I acknowledge having reviewed its contents and am in full agreement with the conclusions and observations presented therein.</w:t>
+      <w:proofErr w:type="spellStart"/>
+      <w:r>
+        <w:rPr>
+          <w:rFonts w:ascii="Open Sans" w:eastAsia="Open Sans" w:hAnsi="Open Sans" w:cs="Open Sans"/>
+          <w:color w:val="000000" w:themeColor="text1"/>
+          <w:sz w:val="21"/>
+          <w:szCs w:val="21"/>
+        </w:rPr>
+        <w:t>Periáñez</w:t>
+      </w:r>
+      <w:proofErr w:type="spellEnd"/>
+      <w:r>
+        <w:rPr>
+          <w:rFonts w:ascii="Open Sans" w:eastAsia="Open Sans" w:hAnsi="Open Sans" w:cs="Open Sans"/>
+          <w:color w:val="000000" w:themeColor="text1"/>
+          <w:sz w:val="21"/>
+          <w:szCs w:val="21"/>
+        </w:rPr>
+        <w:t xml:space="preserve"> Franco, hereby declare my agreement with the statements contained in the CHARTERING REPORT. I acknowledge having reviewed its contents and am in full agreement with the conclusions and observations presented therein.</w:t>
       </w:r>
     </w:p>
     <w:p>
       <w:pPr>
         <w:spacing w:after="0" w:line="360" w:lineRule="auto"/>
         <w:rPr>
-          <w:rFonts w:ascii="Open Sans" w:hAnsi="Open Sans" w:eastAsia="Open Sans" w:cs="Open Sans"/>
+          <w:rFonts w:ascii="Open Sans" w:eastAsia="Open Sans" w:hAnsi="Open Sans" w:cs="Open Sans"/>
           <w:color w:val="000000" w:themeColor="text1"/>
           <w:sz w:val="21"/>
           <w:szCs w:val="21"/>
@@ -4679,15 +4234,15 @@
       <w:pPr>
         <w:spacing w:after="0" w:line="360" w:lineRule="auto"/>
         <w:rPr>
-          <w:rFonts w:ascii="Open Sans" w:hAnsi="Open Sans" w:eastAsia="Open Sans" w:cs="Open Sans"/>
-          <w:color w:val="000000" w:themeColor="text1"/>
-          <w:sz w:val="21"/>
-          <w:szCs w:val="21"/>
-        </w:rPr>
-      </w:pPr>
-      <w:r>
-        <w:rPr>
-          <w:rFonts w:ascii="Open Sans" w:hAnsi="Open Sans" w:eastAsia="Open Sans" w:cs="Open Sans"/>
+          <w:rFonts w:ascii="Open Sans" w:eastAsia="Open Sans" w:hAnsi="Open Sans" w:cs="Open Sans"/>
+          <w:color w:val="000000" w:themeColor="text1"/>
+          <w:sz w:val="21"/>
+          <w:szCs w:val="21"/>
+        </w:rPr>
+      </w:pPr>
+      <w:r>
+        <w:rPr>
+          <w:rFonts w:ascii="Open Sans" w:eastAsia="Open Sans" w:hAnsi="Open Sans" w:cs="Open Sans"/>
           <w:color w:val="000000" w:themeColor="text1"/>
           <w:sz w:val="21"/>
           <w:szCs w:val="21"/>
@@ -4696,7 +4251,7 @@
       </w:r>
       <w:r>
         <w:rPr>
-          <w:rFonts w:ascii="Open Sans" w:hAnsi="Open Sans" w:eastAsia="Open Sans" w:cs="Open Sans"/>
+          <w:rFonts w:ascii="Open Sans" w:eastAsia="Open Sans" w:hAnsi="Open Sans" w:cs="Open Sans"/>
           <w:color w:val="000000" w:themeColor="text1"/>
           <w:sz w:val="21"/>
           <w:szCs w:val="21"/>
@@ -4705,7 +4260,7 @@
       </w:r>
       <w:r>
         <w:rPr>
-          <w:rFonts w:ascii="Open Sans" w:hAnsi="Open Sans" w:eastAsia="Open Sans" w:cs="Open Sans"/>
+          <w:rFonts w:ascii="Open Sans" w:eastAsia="Open Sans" w:hAnsi="Open Sans" w:cs="Open Sans"/>
           <w:color w:val="000000" w:themeColor="text1"/>
           <w:sz w:val="21"/>
           <w:szCs w:val="21"/>
@@ -4717,7 +4272,7 @@
       <w:pPr>
         <w:spacing w:after="0" w:line="360" w:lineRule="auto"/>
         <w:rPr>
-          <w:rFonts w:ascii="Open Sans" w:hAnsi="Open Sans" w:eastAsia="Open Sans" w:cs="Open Sans"/>
+          <w:rFonts w:ascii="Open Sans" w:eastAsia="Open Sans" w:hAnsi="Open Sans" w:cs="Open Sans"/>
           <w:color w:val="000000" w:themeColor="text1"/>
           <w:sz w:val="21"/>
           <w:szCs w:val="21"/>
@@ -4728,51 +4283,58 @@
       <w:pPr>
         <w:spacing w:after="0" w:line="360" w:lineRule="auto"/>
         <w:rPr>
-          <w:rFonts w:ascii="Open Sans" w:hAnsi="Open Sans" w:eastAsia="Open Sans" w:cs="Open Sans"/>
-          <w:color w:val="000000" w:themeColor="text1"/>
-          <w:sz w:val="21"/>
-          <w:szCs w:val="21"/>
-          <w:lang w:val="en-US"/>
-        </w:rPr>
-      </w:pPr>
-      <w:r>
-        <w:rPr>
-          <w:rFonts w:ascii="Open Sans" w:hAnsi="Open Sans" w:eastAsia="Open Sans" w:cs="Open Sans"/>
-          <w:sz w:val="21"/>
-          <w:szCs w:val="21"/>
-          <w:lang w:val="en-US"/>
+          <w:rFonts w:ascii="Open Sans" w:eastAsia="Open Sans" w:hAnsi="Open Sans" w:cs="Open Sans"/>
+          <w:color w:val="000000" w:themeColor="text1"/>
+          <w:sz w:val="21"/>
+          <w:szCs w:val="21"/>
+        </w:rPr>
+      </w:pPr>
+      <w:r>
+        <w:rPr>
+          <w:rFonts w:ascii="Open Sans" w:eastAsia="Open Sans" w:hAnsi="Open Sans" w:cs="Open Sans"/>
+          <w:sz w:val="21"/>
+          <w:szCs w:val="21"/>
         </w:rPr>
         <w:t xml:space="preserve">Signed by </w:t>
       </w:r>
       <w:r>
         <w:rPr>
-          <w:rFonts w:ascii="Open Sans" w:hAnsi="Open Sans" w:eastAsia="Open Sans" w:cs="Open Sans"/>
-          <w:color w:val="000000" w:themeColor="text1" w:themeTint="FF" w:themeShade="FF"/>
-          <w:sz w:val="21"/>
-          <w:szCs w:val="21"/>
-          <w:lang w:val="en-US"/>
+          <w:rFonts w:ascii="Open Sans" w:eastAsia="Open Sans" w:hAnsi="Open Sans" w:cs="Open Sans"/>
+          <w:color w:val="000000" w:themeColor="text1"/>
+          <w:sz w:val="21"/>
+          <w:szCs w:val="21"/>
         </w:rPr>
         <w:t xml:space="preserve">Luis Javier </w:t>
       </w:r>
-      <w:r>
-        <w:rPr>
-          <w:rFonts w:ascii="Open Sans" w:hAnsi="Open Sans" w:eastAsia="Open Sans" w:cs="Open Sans"/>
-          <w:color w:val="000000" w:themeColor="text1" w:themeTint="FF" w:themeShade="FF"/>
-          <w:sz w:val="21"/>
-          <w:szCs w:val="21"/>
-          <w:lang w:val="en-US"/>
-        </w:rPr>
-        <w:t>Periáñez Franco</w:t>
+      <w:proofErr w:type="spellStart"/>
+      <w:r>
+        <w:rPr>
+          <w:rFonts w:ascii="Open Sans" w:eastAsia="Open Sans" w:hAnsi="Open Sans" w:cs="Open Sans"/>
+          <w:color w:val="000000" w:themeColor="text1"/>
+          <w:sz w:val="21"/>
+          <w:szCs w:val="21"/>
+        </w:rPr>
+        <w:t>Periáñez</w:t>
+      </w:r>
+      <w:proofErr w:type="spellEnd"/>
+      <w:r>
+        <w:rPr>
+          <w:rFonts w:ascii="Open Sans" w:eastAsia="Open Sans" w:hAnsi="Open Sans" w:cs="Open Sans"/>
+          <w:color w:val="000000" w:themeColor="text1"/>
+          <w:sz w:val="21"/>
+          <w:szCs w:val="21"/>
+        </w:rPr>
+        <w:t xml:space="preserve"> Franco</w:t>
       </w:r>
     </w:p>
     <w:p/>
     <w:p>
       <w:pPr>
-        <w:pStyle w:val="Heading1"/>
+        <w:pStyle w:val="Ttulo1"/>
         <w:widowControl w:val="0"/>
         <w:spacing w:before="480" w:after="120" w:line="240" w:lineRule="auto"/>
         <w:rPr>
-          <w:rFonts w:ascii="Century Gothic" w:hAnsi="Century Gothic" w:eastAsia="Century Gothic" w:cs="Century Gothic"/>
+          <w:rFonts w:ascii="Century Gothic" w:eastAsia="Century Gothic" w:hAnsi="Century Gothic" w:cs="Century Gothic"/>
           <w:b/>
           <w:bCs/>
           <w:caps/>
@@ -4781,12 +4343,12 @@
           <w:szCs w:val="48"/>
         </w:rPr>
       </w:pPr>
-      <w:bookmarkStart w:name="_Toc158994485" w:id="24"/>
-      <w:bookmarkStart w:name="_Toc1018926320" w:id="25"/>
-      <w:bookmarkStart w:name="_Toc1714800263" w:id="26"/>
-      <w:r>
-        <w:rPr>
-          <w:rFonts w:ascii="Century Gothic" w:hAnsi="Century Gothic" w:eastAsia="Century Gothic" w:cs="Century Gothic"/>
+      <w:bookmarkStart w:id="24" w:name="_Toc158994485"/>
+      <w:bookmarkStart w:id="25" w:name="_Toc1018926320"/>
+      <w:bookmarkStart w:id="26" w:name="_Toc1714800263"/>
+      <w:r>
+        <w:rPr>
+          <w:rFonts w:ascii="Century Gothic" w:eastAsia="Century Gothic" w:hAnsi="Century Gothic" w:cs="Century Gothic"/>
           <w:b/>
           <w:bCs/>
           <w:caps/>
@@ -4804,7 +4366,7 @@
       <w:pPr>
         <w:spacing w:after="0" w:line="360" w:lineRule="auto"/>
         <w:rPr>
-          <w:rFonts w:ascii="Microsoft Sans Serif" w:hAnsi="Microsoft Sans Serif" w:eastAsia="Microsoft Sans Serif" w:cs="Microsoft Sans Serif"/>
+          <w:rFonts w:ascii="Microsoft Sans Serif" w:eastAsia="Microsoft Sans Serif" w:hAnsi="Microsoft Sans Serif" w:cs="Microsoft Sans Serif"/>
           <w:color w:val="262140"/>
         </w:rPr>
       </w:pPr>
@@ -4820,9 +4382,9 @@
     <w:p/>
     <w:p/>
     <w:sectPr>
-      <w:headerReference w:type="default" r:id="rId24"/>
-      <w:footerReference w:type="default" r:id="rId25"/>
-      <w:pgSz w:w="12240" w:h="15840" w:orient="portrait"/>
+      <w:headerReference w:type="default" r:id="rId21"/>
+      <w:footerReference w:type="default" r:id="rId22"/>
+      <w:pgSz w:w="12240" w:h="15840"/>
       <w:pgMar w:top="1440" w:right="1440" w:bottom="1440" w:left="1440" w:header="720" w:footer="720" w:gutter="0"/>
       <w:cols w:space="720"/>
       <w:docGrid w:linePitch="360"/>
@@ -4886,7 +4448,7 @@
         </w:tcPr>
         <w:p>
           <w:pPr>
-            <w:pStyle w:val="Header"/>
+            <w:pStyle w:val="Encabezado"/>
             <w:ind w:left="-115"/>
           </w:pPr>
         </w:p>
@@ -4897,7 +4459,7 @@
         </w:tcPr>
         <w:p>
           <w:pPr>
-            <w:pStyle w:val="Header"/>
+            <w:pStyle w:val="Encabezado"/>
             <w:jc w:val="center"/>
           </w:pPr>
         </w:p>
@@ -4908,7 +4470,7 @@
         </w:tcPr>
         <w:p>
           <w:pPr>
-            <w:pStyle w:val="Header"/>
+            <w:pStyle w:val="Encabezado"/>
             <w:ind w:right="-115"/>
             <w:jc w:val="right"/>
           </w:pPr>
@@ -4936,7 +4498,7 @@
   </w:tbl>
   <w:p>
     <w:pPr>
-      <w:pStyle w:val="Footer"/>
+      <w:pStyle w:val="Piedepgina"/>
     </w:pPr>
   </w:p>
 </w:ftr>
@@ -4997,7 +4559,7 @@
         </w:tcPr>
         <w:p>
           <w:pPr>
-            <w:pStyle w:val="Header"/>
+            <w:pStyle w:val="Encabezado"/>
             <w:ind w:left="-115"/>
           </w:pPr>
           <w:r>
@@ -5015,7 +4577,7 @@
         </w:p>
         <w:p>
           <w:pPr>
-            <w:pStyle w:val="Header"/>
+            <w:pStyle w:val="Encabezado"/>
             <w:ind w:left="-115"/>
           </w:pPr>
         </w:p>
@@ -5026,7 +4588,7 @@
         </w:tcPr>
         <w:p>
           <w:pPr>
-            <w:pStyle w:val="Header"/>
+            <w:pStyle w:val="Encabezado"/>
             <w:jc w:val="center"/>
           </w:pPr>
         </w:p>
@@ -5037,7 +4599,7 @@
         </w:tcPr>
         <w:p>
           <w:pPr>
-            <w:pStyle w:val="Header"/>
+            <w:pStyle w:val="Encabezado"/>
             <w:ind w:right="-115"/>
             <w:jc w:val="right"/>
           </w:pPr>
@@ -5047,7 +4609,7 @@
   </w:tbl>
   <w:p>
     <w:pPr>
-      <w:pStyle w:val="Header"/>
+      <w:pStyle w:val="Encabezado"/>
     </w:pPr>
   </w:p>
 </w:hdr>
@@ -5122,7 +4684,7 @@
         <w:ind w:left="1440" w:hanging="360"/>
       </w:pPr>
       <w:rPr>
-        <w:rFonts w:hint="default" w:ascii="Symbol" w:hAnsi="Symbol"/>
+        <w:rFonts w:ascii="Symbol" w:hAnsi="Symbol" w:hint="default"/>
       </w:rPr>
     </w:lvl>
     <w:lvl w:ilvl="1" w:tplc="B4D84B0E">
@@ -5134,7 +4696,7 @@
         <w:ind w:left="2160" w:hanging="360"/>
       </w:pPr>
       <w:rPr>
-        <w:rFonts w:hint="default" w:ascii="Courier New" w:hAnsi="Courier New"/>
+        <w:rFonts w:ascii="Courier New" w:hAnsi="Courier New" w:hint="default"/>
       </w:rPr>
     </w:lvl>
     <w:lvl w:ilvl="2" w:tplc="E7789348">
@@ -5146,7 +4708,7 @@
         <w:ind w:left="2880" w:hanging="360"/>
       </w:pPr>
       <w:rPr>
-        <w:rFonts w:hint="default" w:ascii="Wingdings" w:hAnsi="Wingdings"/>
+        <w:rFonts w:ascii="Wingdings" w:hAnsi="Wingdings" w:hint="default"/>
       </w:rPr>
     </w:lvl>
     <w:lvl w:ilvl="3" w:tplc="ABF8C6E2">
@@ -5158,7 +4720,7 @@
         <w:ind w:left="3600" w:hanging="360"/>
       </w:pPr>
       <w:rPr>
-        <w:rFonts w:hint="default" w:ascii="Symbol" w:hAnsi="Symbol"/>
+        <w:rFonts w:ascii="Symbol" w:hAnsi="Symbol" w:hint="default"/>
       </w:rPr>
     </w:lvl>
     <w:lvl w:ilvl="4" w:tplc="583A1E0E">
@@ -5170,7 +4732,7 @@
         <w:ind w:left="4320" w:hanging="360"/>
       </w:pPr>
       <w:rPr>
-        <w:rFonts w:hint="default" w:ascii="Courier New" w:hAnsi="Courier New"/>
+        <w:rFonts w:ascii="Courier New" w:hAnsi="Courier New" w:hint="default"/>
       </w:rPr>
     </w:lvl>
     <w:lvl w:ilvl="5" w:tplc="496C49F2">
@@ -5182,7 +4744,7 @@
         <w:ind w:left="5040" w:hanging="360"/>
       </w:pPr>
       <w:rPr>
-        <w:rFonts w:hint="default" w:ascii="Wingdings" w:hAnsi="Wingdings"/>
+        <w:rFonts w:ascii="Wingdings" w:hAnsi="Wingdings" w:hint="default"/>
       </w:rPr>
     </w:lvl>
     <w:lvl w:ilvl="6" w:tplc="42D8C6AA">
@@ -5194,7 +4756,7 @@
         <w:ind w:left="5760" w:hanging="360"/>
       </w:pPr>
       <w:rPr>
-        <w:rFonts w:hint="default" w:ascii="Symbol" w:hAnsi="Symbol"/>
+        <w:rFonts w:ascii="Symbol" w:hAnsi="Symbol" w:hint="default"/>
       </w:rPr>
     </w:lvl>
     <w:lvl w:ilvl="7" w:tplc="24D8F97E">
@@ -5206,7 +4768,7 @@
         <w:ind w:left="6480" w:hanging="360"/>
       </w:pPr>
       <w:rPr>
-        <w:rFonts w:hint="default" w:ascii="Courier New" w:hAnsi="Courier New"/>
+        <w:rFonts w:ascii="Courier New" w:hAnsi="Courier New" w:hint="default"/>
       </w:rPr>
     </w:lvl>
     <w:lvl w:ilvl="8" w:tplc="F03E1B7E">
@@ -5218,7 +4780,7 @@
         <w:ind w:left="7200" w:hanging="360"/>
       </w:pPr>
       <w:rPr>
-        <w:rFonts w:hint="default" w:ascii="Wingdings" w:hAnsi="Wingdings"/>
+        <w:rFonts w:ascii="Wingdings" w:hAnsi="Wingdings" w:hint="default"/>
       </w:rPr>
     </w:lvl>
   </w:abstractNum>
@@ -5235,7 +4797,7 @@
         <w:ind w:left="720" w:hanging="360"/>
       </w:pPr>
       <w:rPr>
-        <w:rFonts w:hint="default" w:ascii="Symbol" w:hAnsi="Symbol"/>
+        <w:rFonts w:ascii="Symbol" w:hAnsi="Symbol" w:hint="default"/>
       </w:rPr>
     </w:lvl>
     <w:lvl w:ilvl="1" w:tplc="1EC6EAAA">
@@ -5247,7 +4809,7 @@
         <w:ind w:left="1440" w:hanging="360"/>
       </w:pPr>
       <w:rPr>
-        <w:rFonts w:hint="default" w:ascii="Courier New" w:hAnsi="Courier New"/>
+        <w:rFonts w:ascii="Courier New" w:hAnsi="Courier New" w:hint="default"/>
       </w:rPr>
     </w:lvl>
     <w:lvl w:ilvl="2" w:tplc="373C5732">
@@ -5259,7 +4821,7 @@
         <w:ind w:left="2160" w:hanging="360"/>
       </w:pPr>
       <w:rPr>
-        <w:rFonts w:hint="default" w:ascii="Wingdings" w:hAnsi="Wingdings"/>
+        <w:rFonts w:ascii="Wingdings" w:hAnsi="Wingdings" w:hint="default"/>
       </w:rPr>
     </w:lvl>
     <w:lvl w:ilvl="3" w:tplc="6D20FB2C">
@@ -5271,7 +4833,7 @@
         <w:ind w:left="2880" w:hanging="360"/>
       </w:pPr>
       <w:rPr>
-        <w:rFonts w:hint="default" w:ascii="Symbol" w:hAnsi="Symbol"/>
+        <w:rFonts w:ascii="Symbol" w:hAnsi="Symbol" w:hint="default"/>
       </w:rPr>
     </w:lvl>
     <w:lvl w:ilvl="4" w:tplc="61E61F0A">
@@ -5283,7 +4845,7 @@
         <w:ind w:left="3600" w:hanging="360"/>
       </w:pPr>
       <w:rPr>
-        <w:rFonts w:hint="default" w:ascii="Courier New" w:hAnsi="Courier New"/>
+        <w:rFonts w:ascii="Courier New" w:hAnsi="Courier New" w:hint="default"/>
       </w:rPr>
     </w:lvl>
     <w:lvl w:ilvl="5" w:tplc="242615CE">
@@ -5295,7 +4857,7 @@
         <w:ind w:left="4320" w:hanging="360"/>
       </w:pPr>
       <w:rPr>
-        <w:rFonts w:hint="default" w:ascii="Wingdings" w:hAnsi="Wingdings"/>
+        <w:rFonts w:ascii="Wingdings" w:hAnsi="Wingdings" w:hint="default"/>
       </w:rPr>
     </w:lvl>
     <w:lvl w:ilvl="6" w:tplc="F33E526C">
@@ -5307,7 +4869,7 @@
         <w:ind w:left="5040" w:hanging="360"/>
       </w:pPr>
       <w:rPr>
-        <w:rFonts w:hint="default" w:ascii="Symbol" w:hAnsi="Symbol"/>
+        <w:rFonts w:ascii="Symbol" w:hAnsi="Symbol" w:hint="default"/>
       </w:rPr>
     </w:lvl>
     <w:lvl w:ilvl="7" w:tplc="542ED876">
@@ -5319,7 +4881,7 @@
         <w:ind w:left="5760" w:hanging="360"/>
       </w:pPr>
       <w:rPr>
-        <w:rFonts w:hint="default" w:ascii="Courier New" w:hAnsi="Courier New"/>
+        <w:rFonts w:ascii="Courier New" w:hAnsi="Courier New" w:hint="default"/>
       </w:rPr>
     </w:lvl>
     <w:lvl w:ilvl="8" w:tplc="AB60F988">
@@ -5331,7 +4893,7 @@
         <w:ind w:left="6480" w:hanging="360"/>
       </w:pPr>
       <w:rPr>
-        <w:rFonts w:hint="default" w:ascii="Wingdings" w:hAnsi="Wingdings"/>
+        <w:rFonts w:ascii="Wingdings" w:hAnsi="Wingdings" w:hint="default"/>
       </w:rPr>
     </w:lvl>
   </w:abstractNum>
@@ -5348,7 +4910,7 @@
         <w:ind w:left="360" w:hanging="360"/>
       </w:pPr>
       <w:rPr>
-        <w:rFonts w:hint="default" w:ascii="Calibri" w:hAnsi="Calibri"/>
+        <w:rFonts w:ascii="Calibri" w:hAnsi="Calibri" w:hint="default"/>
       </w:rPr>
     </w:lvl>
     <w:lvl w:ilvl="1" w:tplc="A52AEE24">
@@ -5360,7 +4922,7 @@
         <w:ind w:left="1080" w:hanging="360"/>
       </w:pPr>
       <w:rPr>
-        <w:rFonts w:hint="default" w:ascii="Courier New" w:hAnsi="Courier New"/>
+        <w:rFonts w:ascii="Courier New" w:hAnsi="Courier New" w:hint="default"/>
       </w:rPr>
     </w:lvl>
     <w:lvl w:ilvl="2" w:tplc="802C96AC">
@@ -5372,7 +4934,7 @@
         <w:ind w:left="1800" w:hanging="360"/>
       </w:pPr>
       <w:rPr>
-        <w:rFonts w:hint="default" w:ascii="Wingdings" w:hAnsi="Wingdings"/>
+        <w:rFonts w:ascii="Wingdings" w:hAnsi="Wingdings" w:hint="default"/>
       </w:rPr>
     </w:lvl>
     <w:lvl w:ilvl="3" w:tplc="BEDEC248">
@@ -5384,7 +4946,7 @@
         <w:ind w:left="2520" w:hanging="360"/>
       </w:pPr>
       <w:rPr>
-        <w:rFonts w:hint="default" w:ascii="Symbol" w:hAnsi="Symbol"/>
+        <w:rFonts w:ascii="Symbol" w:hAnsi="Symbol" w:hint="default"/>
       </w:rPr>
     </w:lvl>
     <w:lvl w:ilvl="4" w:tplc="F248380E">
@@ -5396,7 +4958,7 @@
         <w:ind w:left="3240" w:hanging="360"/>
       </w:pPr>
       <w:rPr>
-        <w:rFonts w:hint="default" w:ascii="Courier New" w:hAnsi="Courier New"/>
+        <w:rFonts w:ascii="Courier New" w:hAnsi="Courier New" w:hint="default"/>
       </w:rPr>
     </w:lvl>
     <w:lvl w:ilvl="5" w:tplc="E26264FA">
@@ -5408,7 +4970,7 @@
         <w:ind w:left="3960" w:hanging="360"/>
       </w:pPr>
       <w:rPr>
-        <w:rFonts w:hint="default" w:ascii="Wingdings" w:hAnsi="Wingdings"/>
+        <w:rFonts w:ascii="Wingdings" w:hAnsi="Wingdings" w:hint="default"/>
       </w:rPr>
     </w:lvl>
     <w:lvl w:ilvl="6" w:tplc="24D676F0">
@@ -5420,7 +4982,7 @@
         <w:ind w:left="4680" w:hanging="360"/>
       </w:pPr>
       <w:rPr>
-        <w:rFonts w:hint="default" w:ascii="Symbol" w:hAnsi="Symbol"/>
+        <w:rFonts w:ascii="Symbol" w:hAnsi="Symbol" w:hint="default"/>
       </w:rPr>
     </w:lvl>
     <w:lvl w:ilvl="7" w:tplc="5FE43700">
@@ -5432,7 +4994,7 @@
         <w:ind w:left="5400" w:hanging="360"/>
       </w:pPr>
       <w:rPr>
-        <w:rFonts w:hint="default" w:ascii="Courier New" w:hAnsi="Courier New"/>
+        <w:rFonts w:ascii="Courier New" w:hAnsi="Courier New" w:hint="default"/>
       </w:rPr>
     </w:lvl>
     <w:lvl w:ilvl="8" w:tplc="8C74BB2C">
@@ -5444,7 +5006,7 @@
         <w:ind w:left="6120" w:hanging="360"/>
       </w:pPr>
       <w:rPr>
-        <w:rFonts w:hint="default" w:ascii="Wingdings" w:hAnsi="Wingdings"/>
+        <w:rFonts w:ascii="Wingdings" w:hAnsi="Wingdings" w:hint="default"/>
       </w:rPr>
     </w:lvl>
   </w:abstractNum>
@@ -5461,7 +5023,7 @@
         <w:ind w:left="720" w:hanging="360"/>
       </w:pPr>
       <w:rPr>
-        <w:rFonts w:hint="default" w:ascii="Symbol" w:hAnsi="Symbol"/>
+        <w:rFonts w:ascii="Symbol" w:hAnsi="Symbol" w:hint="default"/>
       </w:rPr>
     </w:lvl>
     <w:lvl w:ilvl="1" w:tplc="9F6EA8CC">
@@ -5473,7 +5035,7 @@
         <w:ind w:left="1440" w:hanging="360"/>
       </w:pPr>
       <w:rPr>
-        <w:rFonts w:hint="default" w:ascii="Courier New" w:hAnsi="Courier New"/>
+        <w:rFonts w:ascii="Courier New" w:hAnsi="Courier New" w:hint="default"/>
       </w:rPr>
     </w:lvl>
     <w:lvl w:ilvl="2" w:tplc="2B282BEE">
@@ -5485,7 +5047,7 @@
         <w:ind w:left="2160" w:hanging="360"/>
       </w:pPr>
       <w:rPr>
-        <w:rFonts w:hint="default" w:ascii="Wingdings" w:hAnsi="Wingdings"/>
+        <w:rFonts w:ascii="Wingdings" w:hAnsi="Wingdings" w:hint="default"/>
       </w:rPr>
     </w:lvl>
     <w:lvl w:ilvl="3" w:tplc="AAE8212A">
@@ -5497,7 +5059,7 @@
         <w:ind w:left="2880" w:hanging="360"/>
       </w:pPr>
       <w:rPr>
-        <w:rFonts w:hint="default" w:ascii="Symbol" w:hAnsi="Symbol"/>
+        <w:rFonts w:ascii="Symbol" w:hAnsi="Symbol" w:hint="default"/>
       </w:rPr>
     </w:lvl>
     <w:lvl w:ilvl="4" w:tplc="A68831CE">
@@ -5509,7 +5071,7 @@
         <w:ind w:left="3600" w:hanging="360"/>
       </w:pPr>
       <w:rPr>
-        <w:rFonts w:hint="default" w:ascii="Courier New" w:hAnsi="Courier New"/>
+        <w:rFonts w:ascii="Courier New" w:hAnsi="Courier New" w:hint="default"/>
       </w:rPr>
     </w:lvl>
     <w:lvl w:ilvl="5" w:tplc="0E52DC66">
@@ -5521,7 +5083,7 @@
         <w:ind w:left="4320" w:hanging="360"/>
       </w:pPr>
       <w:rPr>
-        <w:rFonts w:hint="default" w:ascii="Wingdings" w:hAnsi="Wingdings"/>
+        <w:rFonts w:ascii="Wingdings" w:hAnsi="Wingdings" w:hint="default"/>
       </w:rPr>
     </w:lvl>
     <w:lvl w:ilvl="6" w:tplc="C32AD6F4">
@@ -5533,7 +5095,7 @@
         <w:ind w:left="5040" w:hanging="360"/>
       </w:pPr>
       <w:rPr>
-        <w:rFonts w:hint="default" w:ascii="Symbol" w:hAnsi="Symbol"/>
+        <w:rFonts w:ascii="Symbol" w:hAnsi="Symbol" w:hint="default"/>
       </w:rPr>
     </w:lvl>
     <w:lvl w:ilvl="7" w:tplc="057A7114">
@@ -5545,7 +5107,7 @@
         <w:ind w:left="5760" w:hanging="360"/>
       </w:pPr>
       <w:rPr>
-        <w:rFonts w:hint="default" w:ascii="Courier New" w:hAnsi="Courier New"/>
+        <w:rFonts w:ascii="Courier New" w:hAnsi="Courier New" w:hint="default"/>
       </w:rPr>
     </w:lvl>
     <w:lvl w:ilvl="8" w:tplc="A48C29F2">
@@ -5557,7 +5119,7 @@
         <w:ind w:left="6480" w:hanging="360"/>
       </w:pPr>
       <w:rPr>
-        <w:rFonts w:hint="default" w:ascii="Wingdings" w:hAnsi="Wingdings"/>
+        <w:rFonts w:ascii="Wingdings" w:hAnsi="Wingdings" w:hint="default"/>
       </w:rPr>
     </w:lvl>
   </w:abstractNum>
@@ -5574,7 +5136,7 @@
         <w:ind w:left="720" w:hanging="360"/>
       </w:pPr>
       <w:rPr>
-        <w:rFonts w:hint="default" w:ascii="Symbol" w:hAnsi="Symbol"/>
+        <w:rFonts w:ascii="Symbol" w:hAnsi="Symbol" w:hint="default"/>
       </w:rPr>
     </w:lvl>
     <w:lvl w:ilvl="1" w:tplc="13589BBC">
@@ -5586,7 +5148,7 @@
         <w:ind w:left="1440" w:hanging="360"/>
       </w:pPr>
       <w:rPr>
-        <w:rFonts w:hint="default" w:ascii="Courier New" w:hAnsi="Courier New"/>
+        <w:rFonts w:ascii="Courier New" w:hAnsi="Courier New" w:hint="default"/>
       </w:rPr>
     </w:lvl>
     <w:lvl w:ilvl="2" w:tplc="1616AA5C">
@@ -5598,7 +5160,7 @@
         <w:ind w:left="2160" w:hanging="360"/>
       </w:pPr>
       <w:rPr>
-        <w:rFonts w:hint="default" w:ascii="Wingdings" w:hAnsi="Wingdings"/>
+        <w:rFonts w:ascii="Wingdings" w:hAnsi="Wingdings" w:hint="default"/>
       </w:rPr>
     </w:lvl>
     <w:lvl w:ilvl="3" w:tplc="074AF756">
@@ -5610,7 +5172,7 @@
         <w:ind w:left="2880" w:hanging="360"/>
       </w:pPr>
       <w:rPr>
-        <w:rFonts w:hint="default" w:ascii="Symbol" w:hAnsi="Symbol"/>
+        <w:rFonts w:ascii="Symbol" w:hAnsi="Symbol" w:hint="default"/>
       </w:rPr>
     </w:lvl>
     <w:lvl w:ilvl="4" w:tplc="3F503F62">
@@ -5622,7 +5184,7 @@
         <w:ind w:left="3600" w:hanging="360"/>
       </w:pPr>
       <w:rPr>
-        <w:rFonts w:hint="default" w:ascii="Courier New" w:hAnsi="Courier New"/>
+        <w:rFonts w:ascii="Courier New" w:hAnsi="Courier New" w:hint="default"/>
       </w:rPr>
     </w:lvl>
     <w:lvl w:ilvl="5" w:tplc="00EA6D3C">
@@ -5634,7 +5196,7 @@
         <w:ind w:left="4320" w:hanging="360"/>
       </w:pPr>
       <w:rPr>
-        <w:rFonts w:hint="default" w:ascii="Wingdings" w:hAnsi="Wingdings"/>
+        <w:rFonts w:ascii="Wingdings" w:hAnsi="Wingdings" w:hint="default"/>
       </w:rPr>
     </w:lvl>
     <w:lvl w:ilvl="6" w:tplc="33FE020C">
@@ -5646,7 +5208,7 @@
         <w:ind w:left="5040" w:hanging="360"/>
       </w:pPr>
       <w:rPr>
-        <w:rFonts w:hint="default" w:ascii="Symbol" w:hAnsi="Symbol"/>
+        <w:rFonts w:ascii="Symbol" w:hAnsi="Symbol" w:hint="default"/>
       </w:rPr>
     </w:lvl>
     <w:lvl w:ilvl="7" w:tplc="C52A8F86">
@@ -5658,7 +5220,7 @@
         <w:ind w:left="5760" w:hanging="360"/>
       </w:pPr>
       <w:rPr>
-        <w:rFonts w:hint="default" w:ascii="Courier New" w:hAnsi="Courier New"/>
+        <w:rFonts w:ascii="Courier New" w:hAnsi="Courier New" w:hint="default"/>
       </w:rPr>
     </w:lvl>
     <w:lvl w:ilvl="8" w:tplc="8D709D08">
@@ -5670,7 +5232,7 @@
         <w:ind w:left="6480" w:hanging="360"/>
       </w:pPr>
       <w:rPr>
-        <w:rFonts w:hint="default" w:ascii="Wingdings" w:hAnsi="Wingdings"/>
+        <w:rFonts w:ascii="Wingdings" w:hAnsi="Wingdings" w:hint="default"/>
       </w:rPr>
     </w:lvl>
   </w:abstractNum>
@@ -5687,7 +5249,7 @@
         <w:ind w:left="720" w:hanging="360"/>
       </w:pPr>
       <w:rPr>
-        <w:rFonts w:hint="default" w:ascii="Symbol" w:hAnsi="Symbol"/>
+        <w:rFonts w:ascii="Symbol" w:hAnsi="Symbol" w:hint="default"/>
       </w:rPr>
     </w:lvl>
     <w:lvl w:ilvl="1" w:tplc="790C2A8E">
@@ -5699,7 +5261,7 @@
         <w:ind w:left="1440" w:hanging="360"/>
       </w:pPr>
       <w:rPr>
-        <w:rFonts w:hint="default" w:ascii="Courier New" w:hAnsi="Courier New"/>
+        <w:rFonts w:ascii="Courier New" w:hAnsi="Courier New" w:hint="default"/>
       </w:rPr>
     </w:lvl>
     <w:lvl w:ilvl="2" w:tplc="D55CAC8A">
@@ -5711,7 +5273,7 @@
         <w:ind w:left="2160" w:hanging="360"/>
       </w:pPr>
       <w:rPr>
-        <w:rFonts w:hint="default" w:ascii="Wingdings" w:hAnsi="Wingdings"/>
+        <w:rFonts w:ascii="Wingdings" w:hAnsi="Wingdings" w:hint="default"/>
       </w:rPr>
     </w:lvl>
     <w:lvl w:ilvl="3" w:tplc="AC50294A">
@@ -5723,7 +5285,7 @@
         <w:ind w:left="2880" w:hanging="360"/>
       </w:pPr>
       <w:rPr>
-        <w:rFonts w:hint="default" w:ascii="Symbol" w:hAnsi="Symbol"/>
+        <w:rFonts w:ascii="Symbol" w:hAnsi="Symbol" w:hint="default"/>
       </w:rPr>
     </w:lvl>
     <w:lvl w:ilvl="4" w:tplc="74F8BB98">
@@ -5735,7 +5297,7 @@
         <w:ind w:left="3600" w:hanging="360"/>
       </w:pPr>
       <w:rPr>
-        <w:rFonts w:hint="default" w:ascii="Courier New" w:hAnsi="Courier New"/>
+        <w:rFonts w:ascii="Courier New" w:hAnsi="Courier New" w:hint="default"/>
       </w:rPr>
     </w:lvl>
     <w:lvl w:ilvl="5" w:tplc="470E4D1E">
@@ -5747,7 +5309,7 @@
         <w:ind w:left="4320" w:hanging="360"/>
       </w:pPr>
       <w:rPr>
-        <w:rFonts w:hint="default" w:ascii="Wingdings" w:hAnsi="Wingdings"/>
+        <w:rFonts w:ascii="Wingdings" w:hAnsi="Wingdings" w:hint="default"/>
       </w:rPr>
     </w:lvl>
     <w:lvl w:ilvl="6" w:tplc="FB4AC798">
@@ -5759,7 +5321,7 @@
         <w:ind w:left="5040" w:hanging="360"/>
       </w:pPr>
       <w:rPr>
-        <w:rFonts w:hint="default" w:ascii="Symbol" w:hAnsi="Symbol"/>
+        <w:rFonts w:ascii="Symbol" w:hAnsi="Symbol" w:hint="default"/>
       </w:rPr>
     </w:lvl>
     <w:lvl w:ilvl="7" w:tplc="C62633E4">
@@ -5771,7 +5333,7 @@
         <w:ind w:left="5760" w:hanging="360"/>
       </w:pPr>
       <w:rPr>
-        <w:rFonts w:hint="default" w:ascii="Courier New" w:hAnsi="Courier New"/>
+        <w:rFonts w:ascii="Courier New" w:hAnsi="Courier New" w:hint="default"/>
       </w:rPr>
     </w:lvl>
     <w:lvl w:ilvl="8" w:tplc="3DB25EFC">
@@ -5783,7 +5345,7 @@
         <w:ind w:left="6480" w:hanging="360"/>
       </w:pPr>
       <w:rPr>
-        <w:rFonts w:hint="default" w:ascii="Wingdings" w:hAnsi="Wingdings"/>
+        <w:rFonts w:ascii="Wingdings" w:hAnsi="Wingdings" w:hint="default"/>
       </w:rPr>
     </w:lvl>
   </w:abstractNum>
@@ -5886,7 +5448,7 @@
         <w:ind w:left="720" w:hanging="360"/>
       </w:pPr>
       <w:rPr>
-        <w:rFonts w:hint="default" w:ascii="Symbol" w:hAnsi="Symbol"/>
+        <w:rFonts w:ascii="Symbol" w:hAnsi="Symbol" w:hint="default"/>
       </w:rPr>
     </w:lvl>
     <w:lvl w:ilvl="1" w:tplc="13589C38">
@@ -5898,7 +5460,7 @@
         <w:ind w:left="1440" w:hanging="360"/>
       </w:pPr>
       <w:rPr>
-        <w:rFonts w:hint="default" w:ascii="Courier New" w:hAnsi="Courier New"/>
+        <w:rFonts w:ascii="Courier New" w:hAnsi="Courier New" w:hint="default"/>
       </w:rPr>
     </w:lvl>
     <w:lvl w:ilvl="2" w:tplc="A1BC48EE">
@@ -5910,7 +5472,7 @@
         <w:ind w:left="2160" w:hanging="360"/>
       </w:pPr>
       <w:rPr>
-        <w:rFonts w:hint="default" w:ascii="Wingdings" w:hAnsi="Wingdings"/>
+        <w:rFonts w:ascii="Wingdings" w:hAnsi="Wingdings" w:hint="default"/>
       </w:rPr>
     </w:lvl>
     <w:lvl w:ilvl="3" w:tplc="54049098">
@@ -5922,7 +5484,7 @@
         <w:ind w:left="2880" w:hanging="360"/>
       </w:pPr>
       <w:rPr>
-        <w:rFonts w:hint="default" w:ascii="Symbol" w:hAnsi="Symbol"/>
+        <w:rFonts w:ascii="Symbol" w:hAnsi="Symbol" w:hint="default"/>
       </w:rPr>
     </w:lvl>
     <w:lvl w:ilvl="4" w:tplc="B31CE214">
@@ -5934,7 +5496,7 @@
         <w:ind w:left="3600" w:hanging="360"/>
       </w:pPr>
       <w:rPr>
-        <w:rFonts w:hint="default" w:ascii="Courier New" w:hAnsi="Courier New"/>
+        <w:rFonts w:ascii="Courier New" w:hAnsi="Courier New" w:hint="default"/>
       </w:rPr>
     </w:lvl>
     <w:lvl w:ilvl="5" w:tplc="C54A577E">
@@ -5946,7 +5508,7 @@
         <w:ind w:left="4320" w:hanging="360"/>
       </w:pPr>
       <w:rPr>
-        <w:rFonts w:hint="default" w:ascii="Wingdings" w:hAnsi="Wingdings"/>
+        <w:rFonts w:ascii="Wingdings" w:hAnsi="Wingdings" w:hint="default"/>
       </w:rPr>
     </w:lvl>
     <w:lvl w:ilvl="6" w:tplc="FC3E70E8">
@@ -5958,7 +5520,7 @@
         <w:ind w:left="5040" w:hanging="360"/>
       </w:pPr>
       <w:rPr>
-        <w:rFonts w:hint="default" w:ascii="Symbol" w:hAnsi="Symbol"/>
+        <w:rFonts w:ascii="Symbol" w:hAnsi="Symbol" w:hint="default"/>
       </w:rPr>
     </w:lvl>
     <w:lvl w:ilvl="7" w:tplc="F02ECAB2">
@@ -5970,7 +5532,7 @@
         <w:ind w:left="5760" w:hanging="360"/>
       </w:pPr>
       <w:rPr>
-        <w:rFonts w:hint="default" w:ascii="Courier New" w:hAnsi="Courier New"/>
+        <w:rFonts w:ascii="Courier New" w:hAnsi="Courier New" w:hint="default"/>
       </w:rPr>
     </w:lvl>
     <w:lvl w:ilvl="8" w:tplc="C6B4906A">
@@ -5982,7 +5544,7 @@
         <w:ind w:left="6480" w:hanging="360"/>
       </w:pPr>
       <w:rPr>
-        <w:rFonts w:hint="default" w:ascii="Wingdings" w:hAnsi="Wingdings"/>
+        <w:rFonts w:ascii="Wingdings" w:hAnsi="Wingdings" w:hint="default"/>
       </w:rPr>
     </w:lvl>
   </w:abstractNum>
@@ -5999,7 +5561,7 @@
         <w:ind w:left="720" w:hanging="360"/>
       </w:pPr>
       <w:rPr>
-        <w:rFonts w:hint="default" w:ascii="Symbol" w:hAnsi="Symbol"/>
+        <w:rFonts w:ascii="Symbol" w:hAnsi="Symbol" w:hint="default"/>
       </w:rPr>
     </w:lvl>
     <w:lvl w:ilvl="1" w:tplc="E334E7EA">
@@ -6011,7 +5573,7 @@
         <w:ind w:left="1440" w:hanging="360"/>
       </w:pPr>
       <w:rPr>
-        <w:rFonts w:hint="default" w:ascii="Courier New" w:hAnsi="Courier New"/>
+        <w:rFonts w:ascii="Courier New" w:hAnsi="Courier New" w:hint="default"/>
       </w:rPr>
     </w:lvl>
     <w:lvl w:ilvl="2" w:tplc="94D8C49C">
@@ -6023,7 +5585,7 @@
         <w:ind w:left="2160" w:hanging="360"/>
       </w:pPr>
       <w:rPr>
-        <w:rFonts w:hint="default" w:ascii="Wingdings" w:hAnsi="Wingdings"/>
+        <w:rFonts w:ascii="Wingdings" w:hAnsi="Wingdings" w:hint="default"/>
       </w:rPr>
     </w:lvl>
     <w:lvl w:ilvl="3" w:tplc="41FAA188">
@@ -6035,7 +5597,7 @@
         <w:ind w:left="2880" w:hanging="360"/>
       </w:pPr>
       <w:rPr>
-        <w:rFonts w:hint="default" w:ascii="Symbol" w:hAnsi="Symbol"/>
+        <w:rFonts w:ascii="Symbol" w:hAnsi="Symbol" w:hint="default"/>
       </w:rPr>
     </w:lvl>
     <w:lvl w:ilvl="4" w:tplc="638ED65A">
@@ -6047,7 +5609,7 @@
         <w:ind w:left="3600" w:hanging="360"/>
       </w:pPr>
       <w:rPr>
-        <w:rFonts w:hint="default" w:ascii="Courier New" w:hAnsi="Courier New"/>
+        <w:rFonts w:ascii="Courier New" w:hAnsi="Courier New" w:hint="default"/>
       </w:rPr>
     </w:lvl>
     <w:lvl w:ilvl="5" w:tplc="CA9099CE">
@@ -6059,7 +5621,7 @@
         <w:ind w:left="4320" w:hanging="360"/>
       </w:pPr>
       <w:rPr>
-        <w:rFonts w:hint="default" w:ascii="Wingdings" w:hAnsi="Wingdings"/>
+        <w:rFonts w:ascii="Wingdings" w:hAnsi="Wingdings" w:hint="default"/>
       </w:rPr>
     </w:lvl>
     <w:lvl w:ilvl="6" w:tplc="2406551A">
@@ -6071,7 +5633,7 @@
         <w:ind w:left="5040" w:hanging="360"/>
       </w:pPr>
       <w:rPr>
-        <w:rFonts w:hint="default" w:ascii="Symbol" w:hAnsi="Symbol"/>
+        <w:rFonts w:ascii="Symbol" w:hAnsi="Symbol" w:hint="default"/>
       </w:rPr>
     </w:lvl>
     <w:lvl w:ilvl="7" w:tplc="5ECC1762">
@@ -6083,7 +5645,7 @@
         <w:ind w:left="5760" w:hanging="360"/>
       </w:pPr>
       <w:rPr>
-        <w:rFonts w:hint="default" w:ascii="Courier New" w:hAnsi="Courier New"/>
+        <w:rFonts w:ascii="Courier New" w:hAnsi="Courier New" w:hint="default"/>
       </w:rPr>
     </w:lvl>
     <w:lvl w:ilvl="8" w:tplc="89286BC0">
@@ -6095,7 +5657,7 @@
         <w:ind w:left="6480" w:hanging="360"/>
       </w:pPr>
       <w:rPr>
-        <w:rFonts w:hint="default" w:ascii="Wingdings" w:hAnsi="Wingdings"/>
+        <w:rFonts w:ascii="Wingdings" w:hAnsi="Wingdings" w:hint="default"/>
       </w:rPr>
     </w:lvl>
   </w:abstractNum>
@@ -6112,7 +5674,7 @@
         <w:ind w:left="720" w:hanging="360"/>
       </w:pPr>
       <w:rPr>
-        <w:rFonts w:hint="default" w:ascii="Symbol" w:hAnsi="Symbol"/>
+        <w:rFonts w:ascii="Symbol" w:hAnsi="Symbol" w:hint="default"/>
       </w:rPr>
     </w:lvl>
     <w:lvl w:ilvl="1" w:tplc="0C0A0003" w:tentative="1">
@@ -6124,7 +5686,7 @@
         <w:ind w:left="1440" w:hanging="360"/>
       </w:pPr>
       <w:rPr>
-        <w:rFonts w:hint="default" w:ascii="Courier New" w:hAnsi="Courier New" w:cs="Courier New"/>
+        <w:rFonts w:ascii="Courier New" w:hAnsi="Courier New" w:cs="Courier New" w:hint="default"/>
       </w:rPr>
     </w:lvl>
     <w:lvl w:ilvl="2" w:tplc="0C0A0005" w:tentative="1">
@@ -6136,7 +5698,7 @@
         <w:ind w:left="2160" w:hanging="360"/>
       </w:pPr>
       <w:rPr>
-        <w:rFonts w:hint="default" w:ascii="Wingdings" w:hAnsi="Wingdings"/>
+        <w:rFonts w:ascii="Wingdings" w:hAnsi="Wingdings" w:hint="default"/>
       </w:rPr>
     </w:lvl>
     <w:lvl w:ilvl="3" w:tplc="0C0A0001" w:tentative="1">
@@ -6148,7 +5710,7 @@
         <w:ind w:left="2880" w:hanging="360"/>
       </w:pPr>
       <w:rPr>
-        <w:rFonts w:hint="default" w:ascii="Symbol" w:hAnsi="Symbol"/>
+        <w:rFonts w:ascii="Symbol" w:hAnsi="Symbol" w:hint="default"/>
       </w:rPr>
     </w:lvl>
     <w:lvl w:ilvl="4" w:tplc="0C0A0003" w:tentative="1">
@@ -6160,7 +5722,7 @@
         <w:ind w:left="3600" w:hanging="360"/>
       </w:pPr>
       <w:rPr>
-        <w:rFonts w:hint="default" w:ascii="Courier New" w:hAnsi="Courier New" w:cs="Courier New"/>
+        <w:rFonts w:ascii="Courier New" w:hAnsi="Courier New" w:cs="Courier New" w:hint="default"/>
       </w:rPr>
     </w:lvl>
     <w:lvl w:ilvl="5" w:tplc="0C0A0005" w:tentative="1">
@@ -6172,7 +5734,7 @@
         <w:ind w:left="4320" w:hanging="360"/>
       </w:pPr>
       <w:rPr>
-        <w:rFonts w:hint="default" w:ascii="Wingdings" w:hAnsi="Wingdings"/>
+        <w:rFonts w:ascii="Wingdings" w:hAnsi="Wingdings" w:hint="default"/>
       </w:rPr>
     </w:lvl>
     <w:lvl w:ilvl="6" w:tplc="0C0A0001" w:tentative="1">
@@ -6184,7 +5746,7 @@
         <w:ind w:left="5040" w:hanging="360"/>
       </w:pPr>
       <w:rPr>
-        <w:rFonts w:hint="default" w:ascii="Symbol" w:hAnsi="Symbol"/>
+        <w:rFonts w:ascii="Symbol" w:hAnsi="Symbol" w:hint="default"/>
       </w:rPr>
     </w:lvl>
     <w:lvl w:ilvl="7" w:tplc="0C0A0003" w:tentative="1">
@@ -6196,7 +5758,7 @@
         <w:ind w:left="5760" w:hanging="360"/>
       </w:pPr>
       <w:rPr>
-        <w:rFonts w:hint="default" w:ascii="Courier New" w:hAnsi="Courier New" w:cs="Courier New"/>
+        <w:rFonts w:ascii="Courier New" w:hAnsi="Courier New" w:cs="Courier New" w:hint="default"/>
       </w:rPr>
     </w:lvl>
     <w:lvl w:ilvl="8" w:tplc="0C0A0005" w:tentative="1">
@@ -6208,7 +5770,7 @@
         <w:ind w:left="6480" w:hanging="360"/>
       </w:pPr>
       <w:rPr>
-        <w:rFonts w:hint="default" w:ascii="Wingdings" w:hAnsi="Wingdings"/>
+        <w:rFonts w:ascii="Wingdings" w:hAnsi="Wingdings" w:hint="default"/>
       </w:rPr>
     </w:lvl>
   </w:abstractNum>
@@ -6225,7 +5787,7 @@
         <w:ind w:left="720" w:hanging="360"/>
       </w:pPr>
       <w:rPr>
-        <w:rFonts w:hint="default" w:ascii="Symbol" w:hAnsi="Symbol"/>
+        <w:rFonts w:ascii="Symbol" w:hAnsi="Symbol" w:hint="default"/>
       </w:rPr>
     </w:lvl>
     <w:lvl w:ilvl="1" w:tplc="E9CE1D50">
@@ -6237,7 +5799,7 @@
         <w:ind w:left="1440" w:hanging="360"/>
       </w:pPr>
       <w:rPr>
-        <w:rFonts w:hint="default" w:ascii="Courier New" w:hAnsi="Courier New"/>
+        <w:rFonts w:ascii="Courier New" w:hAnsi="Courier New" w:hint="default"/>
       </w:rPr>
     </w:lvl>
     <w:lvl w:ilvl="2" w:tplc="042A0EE8">
@@ -6249,7 +5811,7 @@
         <w:ind w:left="2160" w:hanging="360"/>
       </w:pPr>
       <w:rPr>
-        <w:rFonts w:hint="default" w:ascii="Wingdings" w:hAnsi="Wingdings"/>
+        <w:rFonts w:ascii="Wingdings" w:hAnsi="Wingdings" w:hint="default"/>
       </w:rPr>
     </w:lvl>
     <w:lvl w:ilvl="3" w:tplc="4B182D76">
@@ -6261,7 +5823,7 @@
         <w:ind w:left="2880" w:hanging="360"/>
       </w:pPr>
       <w:rPr>
-        <w:rFonts w:hint="default" w:ascii="Symbol" w:hAnsi="Symbol"/>
+        <w:rFonts w:ascii="Symbol" w:hAnsi="Symbol" w:hint="default"/>
       </w:rPr>
     </w:lvl>
     <w:lvl w:ilvl="4" w:tplc="5B96FD70">
@@ -6273,7 +5835,7 @@
         <w:ind w:left="3600" w:hanging="360"/>
       </w:pPr>
       <w:rPr>
-        <w:rFonts w:hint="default" w:ascii="Courier New" w:hAnsi="Courier New"/>
+        <w:rFonts w:ascii="Courier New" w:hAnsi="Courier New" w:hint="default"/>
       </w:rPr>
     </w:lvl>
     <w:lvl w:ilvl="5" w:tplc="37422AD8">
@@ -6285,7 +5847,7 @@
         <w:ind w:left="4320" w:hanging="360"/>
       </w:pPr>
       <w:rPr>
-        <w:rFonts w:hint="default" w:ascii="Wingdings" w:hAnsi="Wingdings"/>
+        <w:rFonts w:ascii="Wingdings" w:hAnsi="Wingdings" w:hint="default"/>
       </w:rPr>
     </w:lvl>
     <w:lvl w:ilvl="6" w:tplc="05807D44">
@@ -6297,7 +5859,7 @@
         <w:ind w:left="5040" w:hanging="360"/>
       </w:pPr>
       <w:rPr>
-        <w:rFonts w:hint="default" w:ascii="Symbol" w:hAnsi="Symbol"/>
+        <w:rFonts w:ascii="Symbol" w:hAnsi="Symbol" w:hint="default"/>
       </w:rPr>
     </w:lvl>
     <w:lvl w:ilvl="7" w:tplc="FBAA6A90">
@@ -6309,7 +5871,7 @@
         <w:ind w:left="5760" w:hanging="360"/>
       </w:pPr>
       <w:rPr>
-        <w:rFonts w:hint="default" w:ascii="Courier New" w:hAnsi="Courier New"/>
+        <w:rFonts w:ascii="Courier New" w:hAnsi="Courier New" w:hint="default"/>
       </w:rPr>
     </w:lvl>
     <w:lvl w:ilvl="8" w:tplc="A8428F52">
@@ -6321,7 +5883,7 @@
         <w:ind w:left="6480" w:hanging="360"/>
       </w:pPr>
       <w:rPr>
-        <w:rFonts w:hint="default" w:ascii="Wingdings" w:hAnsi="Wingdings"/>
+        <w:rFonts w:ascii="Wingdings" w:hAnsi="Wingdings" w:hint="default"/>
       </w:rPr>
     </w:lvl>
   </w:abstractNum>
@@ -6338,7 +5900,7 @@
         <w:ind w:left="720" w:hanging="360"/>
       </w:pPr>
       <w:rPr>
-        <w:rFonts w:hint="default" w:ascii="Symbol" w:hAnsi="Symbol"/>
+        <w:rFonts w:ascii="Symbol" w:hAnsi="Symbol" w:hint="default"/>
       </w:rPr>
     </w:lvl>
     <w:lvl w:ilvl="1" w:tplc="9DC2976E">
@@ -6350,7 +5912,7 @@
         <w:ind w:left="1440" w:hanging="360"/>
       </w:pPr>
       <w:rPr>
-        <w:rFonts w:hint="default" w:ascii="Courier New" w:hAnsi="Courier New"/>
+        <w:rFonts w:ascii="Courier New" w:hAnsi="Courier New" w:hint="default"/>
       </w:rPr>
     </w:lvl>
     <w:lvl w:ilvl="2" w:tplc="DD4A03FE">
@@ -6362,7 +5924,7 @@
         <w:ind w:left="2160" w:hanging="360"/>
       </w:pPr>
       <w:rPr>
-        <w:rFonts w:hint="default" w:ascii="Wingdings" w:hAnsi="Wingdings"/>
+        <w:rFonts w:ascii="Wingdings" w:hAnsi="Wingdings" w:hint="default"/>
       </w:rPr>
     </w:lvl>
     <w:lvl w:ilvl="3" w:tplc="71E01A6E">
@@ -6374,7 +5936,7 @@
         <w:ind w:left="2880" w:hanging="360"/>
       </w:pPr>
       <w:rPr>
-        <w:rFonts w:hint="default" w:ascii="Symbol" w:hAnsi="Symbol"/>
+        <w:rFonts w:ascii="Symbol" w:hAnsi="Symbol" w:hint="default"/>
       </w:rPr>
     </w:lvl>
     <w:lvl w:ilvl="4" w:tplc="72E2CA56">
@@ -6386,7 +5948,7 @@
         <w:ind w:left="3600" w:hanging="360"/>
       </w:pPr>
       <w:rPr>
-        <w:rFonts w:hint="default" w:ascii="Courier New" w:hAnsi="Courier New"/>
+        <w:rFonts w:ascii="Courier New" w:hAnsi="Courier New" w:hint="default"/>
       </w:rPr>
     </w:lvl>
     <w:lvl w:ilvl="5" w:tplc="FE662BFA">
@@ -6398,7 +5960,7 @@
         <w:ind w:left="4320" w:hanging="360"/>
       </w:pPr>
       <w:rPr>
-        <w:rFonts w:hint="default" w:ascii="Wingdings" w:hAnsi="Wingdings"/>
+        <w:rFonts w:ascii="Wingdings" w:hAnsi="Wingdings" w:hint="default"/>
       </w:rPr>
     </w:lvl>
     <w:lvl w:ilvl="6" w:tplc="8D6496D8">
@@ -6410,7 +5972,7 @@
         <w:ind w:left="5040" w:hanging="360"/>
       </w:pPr>
       <w:rPr>
-        <w:rFonts w:hint="default" w:ascii="Symbol" w:hAnsi="Symbol"/>
+        <w:rFonts w:ascii="Symbol" w:hAnsi="Symbol" w:hint="default"/>
       </w:rPr>
     </w:lvl>
     <w:lvl w:ilvl="7" w:tplc="892010C0">
@@ -6422,7 +5984,7 @@
         <w:ind w:left="5760" w:hanging="360"/>
       </w:pPr>
       <w:rPr>
-        <w:rFonts w:hint="default" w:ascii="Courier New" w:hAnsi="Courier New"/>
+        <w:rFonts w:ascii="Courier New" w:hAnsi="Courier New" w:hint="default"/>
       </w:rPr>
     </w:lvl>
     <w:lvl w:ilvl="8" w:tplc="EFCE3E1E">
@@ -6434,7 +5996,7 @@
         <w:ind w:left="6480" w:hanging="360"/>
       </w:pPr>
       <w:rPr>
-        <w:rFonts w:hint="default" w:ascii="Wingdings" w:hAnsi="Wingdings"/>
+        <w:rFonts w:ascii="Wingdings" w:hAnsi="Wingdings" w:hint="default"/>
       </w:rPr>
     </w:lvl>
   </w:abstractNum>
@@ -6451,7 +6013,7 @@
         <w:ind w:left="720" w:hanging="360"/>
       </w:pPr>
       <w:rPr>
-        <w:rFonts w:hint="default" w:ascii="Symbol" w:hAnsi="Symbol"/>
+        <w:rFonts w:ascii="Symbol" w:hAnsi="Symbol" w:hint="default"/>
       </w:rPr>
     </w:lvl>
     <w:lvl w:ilvl="1" w:tplc="471A3B04">
@@ -6463,7 +6025,7 @@
         <w:ind w:left="1440" w:hanging="360"/>
       </w:pPr>
       <w:rPr>
-        <w:rFonts w:hint="default" w:ascii="Courier New" w:hAnsi="Courier New"/>
+        <w:rFonts w:ascii="Courier New" w:hAnsi="Courier New" w:hint="default"/>
       </w:rPr>
     </w:lvl>
     <w:lvl w:ilvl="2" w:tplc="74428672">
@@ -6475,7 +6037,7 @@
         <w:ind w:left="2160" w:hanging="360"/>
       </w:pPr>
       <w:rPr>
-        <w:rFonts w:hint="default" w:ascii="Wingdings" w:hAnsi="Wingdings"/>
+        <w:rFonts w:ascii="Wingdings" w:hAnsi="Wingdings" w:hint="default"/>
       </w:rPr>
     </w:lvl>
     <w:lvl w:ilvl="3" w:tplc="4F4A2950">
@@ -6487,7 +6049,7 @@
         <w:ind w:left="2880" w:hanging="360"/>
       </w:pPr>
       <w:rPr>
-        <w:rFonts w:hint="default" w:ascii="Symbol" w:hAnsi="Symbol"/>
+        <w:rFonts w:ascii="Symbol" w:hAnsi="Symbol" w:hint="default"/>
       </w:rPr>
     </w:lvl>
     <w:lvl w:ilvl="4" w:tplc="3370D146">
@@ -6499,7 +6061,7 @@
         <w:ind w:left="3600" w:hanging="360"/>
       </w:pPr>
       <w:rPr>
-        <w:rFonts w:hint="default" w:ascii="Courier New" w:hAnsi="Courier New"/>
+        <w:rFonts w:ascii="Courier New" w:hAnsi="Courier New" w:hint="default"/>
       </w:rPr>
     </w:lvl>
     <w:lvl w:ilvl="5" w:tplc="1A849A66">
@@ -6511,7 +6073,7 @@
         <w:ind w:left="4320" w:hanging="360"/>
       </w:pPr>
       <w:rPr>
-        <w:rFonts w:hint="default" w:ascii="Wingdings" w:hAnsi="Wingdings"/>
+        <w:rFonts w:ascii="Wingdings" w:hAnsi="Wingdings" w:hint="default"/>
       </w:rPr>
     </w:lvl>
     <w:lvl w:ilvl="6" w:tplc="B1EE8E4E">
@@ -6523,7 +6085,7 @@
         <w:ind w:left="5040" w:hanging="360"/>
       </w:pPr>
       <w:rPr>
-        <w:rFonts w:hint="default" w:ascii="Symbol" w:hAnsi="Symbol"/>
+        <w:rFonts w:ascii="Symbol" w:hAnsi="Symbol" w:hint="default"/>
       </w:rPr>
     </w:lvl>
     <w:lvl w:ilvl="7" w:tplc="BC72DE50">
@@ -6535,7 +6097,7 @@
         <w:ind w:left="5760" w:hanging="360"/>
       </w:pPr>
       <w:rPr>
-        <w:rFonts w:hint="default" w:ascii="Courier New" w:hAnsi="Courier New"/>
+        <w:rFonts w:ascii="Courier New" w:hAnsi="Courier New" w:hint="default"/>
       </w:rPr>
     </w:lvl>
     <w:lvl w:ilvl="8" w:tplc="3E164B10">
@@ -6547,7 +6109,7 @@
         <w:ind w:left="6480" w:hanging="360"/>
       </w:pPr>
       <w:rPr>
-        <w:rFonts w:hint="default" w:ascii="Wingdings" w:hAnsi="Wingdings"/>
+        <w:rFonts w:ascii="Wingdings" w:hAnsi="Wingdings" w:hint="default"/>
       </w:rPr>
     </w:lvl>
   </w:abstractNum>
@@ -6564,7 +6126,7 @@
         <w:ind w:left="720" w:hanging="360"/>
       </w:pPr>
       <w:rPr>
-        <w:rFonts w:hint="default" w:ascii="Symbol" w:hAnsi="Symbol"/>
+        <w:rFonts w:ascii="Symbol" w:hAnsi="Symbol" w:hint="default"/>
       </w:rPr>
     </w:lvl>
     <w:lvl w:ilvl="1" w:tplc="0C0A0003" w:tentative="1">
@@ -6576,7 +6138,7 @@
         <w:ind w:left="1440" w:hanging="360"/>
       </w:pPr>
       <w:rPr>
-        <w:rFonts w:hint="default" w:ascii="Courier New" w:hAnsi="Courier New" w:cs="Courier New"/>
+        <w:rFonts w:ascii="Courier New" w:hAnsi="Courier New" w:cs="Courier New" w:hint="default"/>
       </w:rPr>
     </w:lvl>
     <w:lvl w:ilvl="2" w:tplc="0C0A0005" w:tentative="1">
@@ -6588,7 +6150,7 @@
         <w:ind w:left="2160" w:hanging="360"/>
       </w:pPr>
       <w:rPr>
-        <w:rFonts w:hint="default" w:ascii="Wingdings" w:hAnsi="Wingdings"/>
+        <w:rFonts w:ascii="Wingdings" w:hAnsi="Wingdings" w:hint="default"/>
       </w:rPr>
     </w:lvl>
     <w:lvl w:ilvl="3" w:tplc="0C0A0001" w:tentative="1">
@@ -6600,7 +6162,7 @@
         <w:ind w:left="2880" w:hanging="360"/>
       </w:pPr>
       <w:rPr>
-        <w:rFonts w:hint="default" w:ascii="Symbol" w:hAnsi="Symbol"/>
+        <w:rFonts w:ascii="Symbol" w:hAnsi="Symbol" w:hint="default"/>
       </w:rPr>
     </w:lvl>
     <w:lvl w:ilvl="4" w:tplc="0C0A0003" w:tentative="1">
@@ -6612,7 +6174,7 @@
         <w:ind w:left="3600" w:hanging="360"/>
       </w:pPr>
       <w:rPr>
-        <w:rFonts w:hint="default" w:ascii="Courier New" w:hAnsi="Courier New" w:cs="Courier New"/>
+        <w:rFonts w:ascii="Courier New" w:hAnsi="Courier New" w:cs="Courier New" w:hint="default"/>
       </w:rPr>
     </w:lvl>
     <w:lvl w:ilvl="5" w:tplc="0C0A0005" w:tentative="1">
@@ -6624,7 +6186,7 @@
         <w:ind w:left="4320" w:hanging="360"/>
       </w:pPr>
       <w:rPr>
-        <w:rFonts w:hint="default" w:ascii="Wingdings" w:hAnsi="Wingdings"/>
+        <w:rFonts w:ascii="Wingdings" w:hAnsi="Wingdings" w:hint="default"/>
       </w:rPr>
     </w:lvl>
     <w:lvl w:ilvl="6" w:tplc="0C0A0001" w:tentative="1">
@@ -6636,7 +6198,7 @@
         <w:ind w:left="5040" w:hanging="360"/>
       </w:pPr>
       <w:rPr>
-        <w:rFonts w:hint="default" w:ascii="Symbol" w:hAnsi="Symbol"/>
+        <w:rFonts w:ascii="Symbol" w:hAnsi="Symbol" w:hint="default"/>
       </w:rPr>
     </w:lvl>
     <w:lvl w:ilvl="7" w:tplc="0C0A0003" w:tentative="1">
@@ -6648,7 +6210,7 @@
         <w:ind w:left="5760" w:hanging="360"/>
       </w:pPr>
       <w:rPr>
-        <w:rFonts w:hint="default" w:ascii="Courier New" w:hAnsi="Courier New" w:cs="Courier New"/>
+        <w:rFonts w:ascii="Courier New" w:hAnsi="Courier New" w:cs="Courier New" w:hint="default"/>
       </w:rPr>
     </w:lvl>
     <w:lvl w:ilvl="8" w:tplc="0C0A0005" w:tentative="1">
@@ -6660,7 +6222,7 @@
         <w:ind w:left="6480" w:hanging="360"/>
       </w:pPr>
       <w:rPr>
-        <w:rFonts w:hint="default" w:ascii="Wingdings" w:hAnsi="Wingdings"/>
+        <w:rFonts w:ascii="Wingdings" w:hAnsi="Wingdings" w:hint="default"/>
       </w:rPr>
     </w:lvl>
   </w:abstractNum>
@@ -6677,7 +6239,7 @@
         <w:ind w:left="720" w:hanging="360"/>
       </w:pPr>
       <w:rPr>
-        <w:rFonts w:hint="default" w:ascii="Symbol" w:hAnsi="Symbol"/>
+        <w:rFonts w:ascii="Symbol" w:hAnsi="Symbol" w:hint="default"/>
       </w:rPr>
     </w:lvl>
     <w:lvl w:ilvl="1" w:tplc="2A0EDFC0">
@@ -6689,7 +6251,7 @@
         <w:ind w:left="1440" w:hanging="360"/>
       </w:pPr>
       <w:rPr>
-        <w:rFonts w:hint="default" w:ascii="Courier New" w:hAnsi="Courier New"/>
+        <w:rFonts w:ascii="Courier New" w:hAnsi="Courier New" w:hint="default"/>
       </w:rPr>
     </w:lvl>
     <w:lvl w:ilvl="2" w:tplc="7F9AC204">
@@ -6701,7 +6263,7 @@
         <w:ind w:left="2160" w:hanging="360"/>
       </w:pPr>
       <w:rPr>
-        <w:rFonts w:hint="default" w:ascii="Wingdings" w:hAnsi="Wingdings"/>
+        <w:rFonts w:ascii="Wingdings" w:hAnsi="Wingdings" w:hint="default"/>
       </w:rPr>
     </w:lvl>
     <w:lvl w:ilvl="3" w:tplc="907415BA">
@@ -6713,7 +6275,7 @@
         <w:ind w:left="2880" w:hanging="360"/>
       </w:pPr>
       <w:rPr>
-        <w:rFonts w:hint="default" w:ascii="Symbol" w:hAnsi="Symbol"/>
+        <w:rFonts w:ascii="Symbol" w:hAnsi="Symbol" w:hint="default"/>
       </w:rPr>
     </w:lvl>
     <w:lvl w:ilvl="4" w:tplc="CE3A3702">
@@ -6725,7 +6287,7 @@
         <w:ind w:left="3600" w:hanging="360"/>
       </w:pPr>
       <w:rPr>
-        <w:rFonts w:hint="default" w:ascii="Courier New" w:hAnsi="Courier New"/>
+        <w:rFonts w:ascii="Courier New" w:hAnsi="Courier New" w:hint="default"/>
       </w:rPr>
     </w:lvl>
     <w:lvl w:ilvl="5" w:tplc="C0A88026">
@@ -6737,7 +6299,7 @@
         <w:ind w:left="4320" w:hanging="360"/>
       </w:pPr>
       <w:rPr>
-        <w:rFonts w:hint="default" w:ascii="Wingdings" w:hAnsi="Wingdings"/>
+        <w:rFonts w:ascii="Wingdings" w:hAnsi="Wingdings" w:hint="default"/>
       </w:rPr>
     </w:lvl>
     <w:lvl w:ilvl="6" w:tplc="B3320598">
@@ -6749,7 +6311,7 @@
         <w:ind w:left="5040" w:hanging="360"/>
       </w:pPr>
       <w:rPr>
-        <w:rFonts w:hint="default" w:ascii="Symbol" w:hAnsi="Symbol"/>
+        <w:rFonts w:ascii="Symbol" w:hAnsi="Symbol" w:hint="default"/>
       </w:rPr>
     </w:lvl>
     <w:lvl w:ilvl="7" w:tplc="1348092C">
@@ -6761,7 +6323,7 @@
         <w:ind w:left="5760" w:hanging="360"/>
       </w:pPr>
       <w:rPr>
-        <w:rFonts w:hint="default" w:ascii="Courier New" w:hAnsi="Courier New"/>
+        <w:rFonts w:ascii="Courier New" w:hAnsi="Courier New" w:hint="default"/>
       </w:rPr>
     </w:lvl>
     <w:lvl w:ilvl="8" w:tplc="42366254">
@@ -6773,7 +6335,7 @@
         <w:ind w:left="6480" w:hanging="360"/>
       </w:pPr>
       <w:rPr>
-        <w:rFonts w:hint="default" w:ascii="Wingdings" w:hAnsi="Wingdings"/>
+        <w:rFonts w:ascii="Wingdings" w:hAnsi="Wingdings" w:hint="default"/>
       </w:rPr>
     </w:lvl>
   </w:abstractNum>
@@ -6790,7 +6352,7 @@
         <w:ind w:left="720" w:hanging="360"/>
       </w:pPr>
       <w:rPr>
-        <w:rFonts w:hint="default" w:ascii="Symbol" w:hAnsi="Symbol"/>
+        <w:rFonts w:ascii="Symbol" w:hAnsi="Symbol" w:hint="default"/>
       </w:rPr>
     </w:lvl>
     <w:lvl w:ilvl="1" w:tplc="62BC4C68">
@@ -6802,7 +6364,7 @@
         <w:ind w:left="1440" w:hanging="360"/>
       </w:pPr>
       <w:rPr>
-        <w:rFonts w:hint="default" w:ascii="Courier New" w:hAnsi="Courier New"/>
+        <w:rFonts w:ascii="Courier New" w:hAnsi="Courier New" w:hint="default"/>
       </w:rPr>
     </w:lvl>
     <w:lvl w:ilvl="2" w:tplc="ABC65102">
@@ -6814,7 +6376,7 @@
         <w:ind w:left="2160" w:hanging="360"/>
       </w:pPr>
       <w:rPr>
-        <w:rFonts w:hint="default" w:ascii="Wingdings" w:hAnsi="Wingdings"/>
+        <w:rFonts w:ascii="Wingdings" w:hAnsi="Wingdings" w:hint="default"/>
       </w:rPr>
     </w:lvl>
     <w:lvl w:ilvl="3" w:tplc="35FA1F76">
@@ -6826,7 +6388,7 @@
         <w:ind w:left="2880" w:hanging="360"/>
       </w:pPr>
       <w:rPr>
-        <w:rFonts w:hint="default" w:ascii="Symbol" w:hAnsi="Symbol"/>
+        <w:rFonts w:ascii="Symbol" w:hAnsi="Symbol" w:hint="default"/>
       </w:rPr>
     </w:lvl>
     <w:lvl w:ilvl="4" w:tplc="5120970E">
@@ -6838,7 +6400,7 @@
         <w:ind w:left="3600" w:hanging="360"/>
       </w:pPr>
       <w:rPr>
-        <w:rFonts w:hint="default" w:ascii="Courier New" w:hAnsi="Courier New"/>
+        <w:rFonts w:ascii="Courier New" w:hAnsi="Courier New" w:hint="default"/>
       </w:rPr>
     </w:lvl>
     <w:lvl w:ilvl="5" w:tplc="5CFEFFA0">
@@ -6850,7 +6412,7 @@
         <w:ind w:left="4320" w:hanging="360"/>
       </w:pPr>
       <w:rPr>
-        <w:rFonts w:hint="default" w:ascii="Wingdings" w:hAnsi="Wingdings"/>
+        <w:rFonts w:ascii="Wingdings" w:hAnsi="Wingdings" w:hint="default"/>
       </w:rPr>
     </w:lvl>
     <w:lvl w:ilvl="6" w:tplc="6AEE83D0">
@@ -6862,7 +6424,7 @@
         <w:ind w:left="5040" w:hanging="360"/>
       </w:pPr>
       <w:rPr>
-        <w:rFonts w:hint="default" w:ascii="Symbol" w:hAnsi="Symbol"/>
+        <w:rFonts w:ascii="Symbol" w:hAnsi="Symbol" w:hint="default"/>
       </w:rPr>
     </w:lvl>
     <w:lvl w:ilvl="7" w:tplc="6AD266C2">
@@ -6874,7 +6436,7 @@
         <w:ind w:left="5760" w:hanging="360"/>
       </w:pPr>
       <w:rPr>
-        <w:rFonts w:hint="default" w:ascii="Courier New" w:hAnsi="Courier New"/>
+        <w:rFonts w:ascii="Courier New" w:hAnsi="Courier New" w:hint="default"/>
       </w:rPr>
     </w:lvl>
     <w:lvl w:ilvl="8" w:tplc="B818176A">
@@ -6886,7 +6448,7 @@
         <w:ind w:left="6480" w:hanging="360"/>
       </w:pPr>
       <w:rPr>
-        <w:rFonts w:hint="default" w:ascii="Wingdings" w:hAnsi="Wingdings"/>
+        <w:rFonts w:ascii="Wingdings" w:hAnsi="Wingdings" w:hint="default"/>
       </w:rPr>
     </w:lvl>
   </w:abstractNum>
@@ -6946,7 +6508,7 @@
   <w:docDefaults>
     <w:rPrDefault>
       <w:rPr>
-        <w:rFonts w:asciiTheme="minorHAnsi" w:hAnsiTheme="minorHAnsi" w:eastAsiaTheme="minorEastAsia" w:cstheme="minorBidi"/>
+        <w:rFonts w:asciiTheme="minorHAnsi" w:eastAsiaTheme="minorEastAsia" w:hAnsiTheme="minorHAnsi" w:cstheme="minorBidi"/>
         <w:sz w:val="24"/>
         <w:szCs w:val="24"/>
         <w:lang w:val="en-US" w:eastAsia="ja-JP" w:bidi="ar-SA"/>
@@ -6961,14 +6523,14 @@
   <w:latentStyles w:defLockedState="0" w:defUIPriority="99" w:defSemiHidden="0" w:defUnhideWhenUsed="0" w:defQFormat="0" w:count="376">
     <w:lsdException w:name="Normal" w:uiPriority="0" w:qFormat="1"/>
     <w:lsdException w:name="heading 1" w:uiPriority="9" w:qFormat="1"/>
-    <w:lsdException w:name="heading 2" w:uiPriority="9" w:semiHidden="1" w:unhideWhenUsed="1" w:qFormat="1"/>
-    <w:lsdException w:name="heading 3" w:uiPriority="9" w:semiHidden="1" w:unhideWhenUsed="1" w:qFormat="1"/>
-    <w:lsdException w:name="heading 4" w:uiPriority="9" w:semiHidden="1" w:unhideWhenUsed="1" w:qFormat="1"/>
-    <w:lsdException w:name="heading 5" w:uiPriority="9" w:semiHidden="1" w:unhideWhenUsed="1" w:qFormat="1"/>
-    <w:lsdException w:name="heading 6" w:uiPriority="9" w:semiHidden="1" w:unhideWhenUsed="1" w:qFormat="1"/>
-    <w:lsdException w:name="heading 7" w:uiPriority="9" w:semiHidden="1" w:unhideWhenUsed="1" w:qFormat="1"/>
-    <w:lsdException w:name="heading 8" w:uiPriority="9" w:semiHidden="1" w:unhideWhenUsed="1" w:qFormat="1"/>
-    <w:lsdException w:name="heading 9" w:uiPriority="9" w:semiHidden="1" w:unhideWhenUsed="1" w:qFormat="1"/>
+    <w:lsdException w:name="heading 2" w:semiHidden="1" w:uiPriority="9" w:unhideWhenUsed="1" w:qFormat="1"/>
+    <w:lsdException w:name="heading 3" w:semiHidden="1" w:uiPriority="9" w:unhideWhenUsed="1" w:qFormat="1"/>
+    <w:lsdException w:name="heading 4" w:semiHidden="1" w:uiPriority="9" w:unhideWhenUsed="1" w:qFormat="1"/>
+    <w:lsdException w:name="heading 5" w:semiHidden="1" w:uiPriority="9" w:unhideWhenUsed="1" w:qFormat="1"/>
+    <w:lsdException w:name="heading 6" w:semiHidden="1" w:uiPriority="9" w:unhideWhenUsed="1" w:qFormat="1"/>
+    <w:lsdException w:name="heading 7" w:semiHidden="1" w:uiPriority="9" w:unhideWhenUsed="1" w:qFormat="1"/>
+    <w:lsdException w:name="heading 8" w:semiHidden="1" w:uiPriority="9" w:unhideWhenUsed="1" w:qFormat="1"/>
+    <w:lsdException w:name="heading 9" w:semiHidden="1" w:uiPriority="9" w:unhideWhenUsed="1" w:qFormat="1"/>
     <w:lsdException w:name="index 1" w:semiHidden="1" w:unhideWhenUsed="1"/>
     <w:lsdException w:name="index 2" w:semiHidden="1" w:unhideWhenUsed="1"/>
     <w:lsdException w:name="index 3" w:semiHidden="1" w:unhideWhenUsed="1"/>
@@ -6978,22 +6540,22 @@
     <w:lsdException w:name="index 7" w:semiHidden="1" w:unhideWhenUsed="1"/>
     <w:lsdException w:name="index 8" w:semiHidden="1" w:unhideWhenUsed="1"/>
     <w:lsdException w:name="index 9" w:semiHidden="1" w:unhideWhenUsed="1"/>
-    <w:lsdException w:name="toc 1" w:uiPriority="39" w:semiHidden="1" w:unhideWhenUsed="1"/>
-    <w:lsdException w:name="toc 2" w:uiPriority="39" w:semiHidden="1" w:unhideWhenUsed="1"/>
-    <w:lsdException w:name="toc 3" w:uiPriority="39" w:semiHidden="1" w:unhideWhenUsed="1"/>
-    <w:lsdException w:name="toc 4" w:uiPriority="39" w:semiHidden="1" w:unhideWhenUsed="1"/>
-    <w:lsdException w:name="toc 5" w:uiPriority="39" w:semiHidden="1" w:unhideWhenUsed="1"/>
-    <w:lsdException w:name="toc 6" w:uiPriority="39" w:semiHidden="1" w:unhideWhenUsed="1"/>
-    <w:lsdException w:name="toc 7" w:uiPriority="39" w:semiHidden="1" w:unhideWhenUsed="1"/>
-    <w:lsdException w:name="toc 8" w:uiPriority="39" w:semiHidden="1" w:unhideWhenUsed="1"/>
-    <w:lsdException w:name="toc 9" w:uiPriority="39" w:semiHidden="1" w:unhideWhenUsed="1"/>
+    <w:lsdException w:name="toc 1" w:semiHidden="1" w:uiPriority="39" w:unhideWhenUsed="1"/>
+    <w:lsdException w:name="toc 2" w:semiHidden="1" w:uiPriority="39" w:unhideWhenUsed="1"/>
+    <w:lsdException w:name="toc 3" w:semiHidden="1" w:uiPriority="39" w:unhideWhenUsed="1"/>
+    <w:lsdException w:name="toc 4" w:semiHidden="1" w:uiPriority="39" w:unhideWhenUsed="1"/>
+    <w:lsdException w:name="toc 5" w:semiHidden="1" w:uiPriority="39" w:unhideWhenUsed="1"/>
+    <w:lsdException w:name="toc 6" w:semiHidden="1" w:uiPriority="39" w:unhideWhenUsed="1"/>
+    <w:lsdException w:name="toc 7" w:semiHidden="1" w:uiPriority="39" w:unhideWhenUsed="1"/>
+    <w:lsdException w:name="toc 8" w:semiHidden="1" w:uiPriority="39" w:unhideWhenUsed="1"/>
+    <w:lsdException w:name="toc 9" w:semiHidden="1" w:uiPriority="39" w:unhideWhenUsed="1"/>
     <w:lsdException w:name="Normal Indent" w:semiHidden="1" w:unhideWhenUsed="1"/>
     <w:lsdException w:name="footnote text" w:semiHidden="1" w:unhideWhenUsed="1"/>
     <w:lsdException w:name="annotation text" w:semiHidden="1" w:unhideWhenUsed="1"/>
     <w:lsdException w:name="header" w:semiHidden="1" w:unhideWhenUsed="1"/>
     <w:lsdException w:name="footer" w:semiHidden="1" w:unhideWhenUsed="1"/>
     <w:lsdException w:name="index heading" w:semiHidden="1" w:unhideWhenUsed="1"/>
-    <w:lsdException w:name="caption" w:uiPriority="35" w:semiHidden="1" w:unhideWhenUsed="1" w:qFormat="1"/>
+    <w:lsdException w:name="caption" w:semiHidden="1" w:uiPriority="35" w:unhideWhenUsed="1" w:qFormat="1"/>
     <w:lsdException w:name="table of figures" w:semiHidden="1" w:unhideWhenUsed="1"/>
     <w:lsdException w:name="envelope address" w:semiHidden="1" w:unhideWhenUsed="1"/>
     <w:lsdException w:name="envelope return" w:semiHidden="1" w:unhideWhenUsed="1"/>
@@ -7024,7 +6586,7 @@
     <w:lsdException w:name="Title" w:uiPriority="10" w:qFormat="1"/>
     <w:lsdException w:name="Closing" w:semiHidden="1" w:unhideWhenUsed="1"/>
     <w:lsdException w:name="Signature" w:semiHidden="1" w:unhideWhenUsed="1"/>
-    <w:lsdException w:name="Default Paragraph Font" w:uiPriority="1" w:semiHidden="1" w:unhideWhenUsed="1"/>
+    <w:lsdException w:name="Default Paragraph Font" w:semiHidden="1" w:uiPriority="1" w:unhideWhenUsed="1"/>
     <w:lsdException w:name="Body Text" w:semiHidden="1" w:unhideWhenUsed="1"/>
     <w:lsdException w:name="Body Text Indent" w:semiHidden="1" w:unhideWhenUsed="1"/>
     <w:lsdException w:name="List Continue" w:semiHidden="1" w:unhideWhenUsed="1"/>
@@ -7224,8 +6786,8 @@
     <w:lsdException w:name="Subtle Reference" w:uiPriority="31" w:qFormat="1"/>
     <w:lsdException w:name="Intense Reference" w:uiPriority="32" w:qFormat="1"/>
     <w:lsdException w:name="Book Title" w:uiPriority="33" w:qFormat="1"/>
-    <w:lsdException w:name="Bibliography" w:uiPriority="37" w:semiHidden="1" w:unhideWhenUsed="1"/>
-    <w:lsdException w:name="TOC Heading" w:uiPriority="39" w:semiHidden="1" w:unhideWhenUsed="1" w:qFormat="1"/>
+    <w:lsdException w:name="Bibliography" w:semiHidden="1" w:uiPriority="37" w:unhideWhenUsed="1"/>
+    <w:lsdException w:name="TOC Heading" w:semiHidden="1" w:uiPriority="39" w:unhideWhenUsed="1" w:qFormat="1"/>
     <w:lsdException w:name="Plain Table 1" w:uiPriority="41"/>
     <w:lsdException w:name="Plain Table 2" w:uiPriority="42"/>
     <w:lsdException w:name="Plain Table 3" w:uiPriority="43"/>
@@ -7336,15 +6898,15 @@
     <w:lsdException w:name="Unresolved Mention" w:semiHidden="1" w:unhideWhenUsed="1"/>
     <w:lsdException w:name="Smart Link" w:semiHidden="1" w:unhideWhenUsed="1"/>
   </w:latentStyles>
-  <w:style w:type="paragraph" w:styleId="Normal" w:default="1">
+  <w:style w:type="paragraph" w:default="1" w:styleId="Normal">
     <w:name w:val="Normal"/>
     <w:qFormat/>
   </w:style>
-  <w:style w:type="paragraph" w:styleId="Heading1">
+  <w:style w:type="paragraph" w:styleId="Ttulo1">
     <w:name w:val="heading 1"/>
     <w:basedOn w:val="Normal"/>
     <w:next w:val="Normal"/>
-    <w:link w:val="Heading1Char"/>
+    <w:link w:val="Ttulo1Car"/>
     <w:uiPriority w:val="9"/>
     <w:qFormat/>
     <w:pPr>
@@ -7354,17 +6916,17 @@
       <w:outlineLvl w:val="0"/>
     </w:pPr>
     <w:rPr>
-      <w:rFonts w:asciiTheme="majorHAnsi" w:hAnsiTheme="majorHAnsi" w:eastAsiaTheme="majorEastAsia" w:cstheme="majorBidi"/>
+      <w:rFonts w:asciiTheme="majorHAnsi" w:eastAsiaTheme="majorEastAsia" w:hAnsiTheme="majorHAnsi" w:cstheme="majorBidi"/>
       <w:color w:val="0F4761" w:themeColor="accent1" w:themeShade="BF"/>
       <w:sz w:val="40"/>
       <w:szCs w:val="40"/>
     </w:rPr>
   </w:style>
-  <w:style w:type="paragraph" w:styleId="Heading2">
+  <w:style w:type="paragraph" w:styleId="Ttulo2">
     <w:name w:val="heading 2"/>
     <w:basedOn w:val="Normal"/>
     <w:next w:val="Normal"/>
-    <w:link w:val="Heading2Char"/>
+    <w:link w:val="Ttulo2Car"/>
     <w:uiPriority w:val="9"/>
     <w:unhideWhenUsed/>
     <w:qFormat/>
@@ -7375,17 +6937,17 @@
       <w:outlineLvl w:val="1"/>
     </w:pPr>
     <w:rPr>
-      <w:rFonts w:asciiTheme="majorHAnsi" w:hAnsiTheme="majorHAnsi" w:eastAsiaTheme="majorEastAsia" w:cstheme="majorBidi"/>
+      <w:rFonts w:asciiTheme="majorHAnsi" w:eastAsiaTheme="majorEastAsia" w:hAnsiTheme="majorHAnsi" w:cstheme="majorBidi"/>
       <w:color w:val="0F4761" w:themeColor="accent1" w:themeShade="BF"/>
       <w:sz w:val="32"/>
       <w:szCs w:val="32"/>
     </w:rPr>
   </w:style>
-  <w:style w:type="paragraph" w:styleId="Heading3">
+  <w:style w:type="paragraph" w:styleId="Ttulo3">
     <w:name w:val="heading 3"/>
     <w:basedOn w:val="Normal"/>
     <w:next w:val="Normal"/>
-    <w:link w:val="Heading3Char"/>
+    <w:link w:val="Ttulo3Car"/>
     <w:uiPriority w:val="9"/>
     <w:unhideWhenUsed/>
     <w:qFormat/>
@@ -7402,11 +6964,11 @@
       <w:szCs w:val="28"/>
     </w:rPr>
   </w:style>
-  <w:style w:type="paragraph" w:styleId="Heading4">
+  <w:style w:type="paragraph" w:styleId="Ttulo4">
     <w:name w:val="heading 4"/>
     <w:basedOn w:val="Normal"/>
     <w:next w:val="Normal"/>
-    <w:link w:val="Heading4Char"/>
+    <w:link w:val="Ttulo4Car"/>
     <w:uiPriority w:val="9"/>
     <w:unhideWhenUsed/>
     <w:qFormat/>
@@ -7423,11 +6985,11 @@
       <w:color w:val="0F4761" w:themeColor="accent1" w:themeShade="BF"/>
     </w:rPr>
   </w:style>
-  <w:style w:type="paragraph" w:styleId="Heading5">
+  <w:style w:type="paragraph" w:styleId="Ttulo5">
     <w:name w:val="heading 5"/>
     <w:basedOn w:val="Normal"/>
     <w:next w:val="Normal"/>
-    <w:link w:val="Heading5Char"/>
+    <w:link w:val="Ttulo5Car"/>
     <w:uiPriority w:val="9"/>
     <w:unhideWhenUsed/>
     <w:qFormat/>
@@ -7442,11 +7004,11 @@
       <w:color w:val="0F4761" w:themeColor="accent1" w:themeShade="BF"/>
     </w:rPr>
   </w:style>
-  <w:style w:type="paragraph" w:styleId="Heading6">
+  <w:style w:type="paragraph" w:styleId="Ttulo6">
     <w:name w:val="heading 6"/>
     <w:basedOn w:val="Normal"/>
     <w:next w:val="Normal"/>
-    <w:link w:val="Heading6Char"/>
+    <w:link w:val="Ttulo6Car"/>
     <w:uiPriority w:val="9"/>
     <w:unhideWhenUsed/>
     <w:qFormat/>
@@ -7463,11 +7025,11 @@
       <w:color w:val="595959" w:themeColor="text1" w:themeTint="A6"/>
     </w:rPr>
   </w:style>
-  <w:style w:type="paragraph" w:styleId="Heading7">
+  <w:style w:type="paragraph" w:styleId="Ttulo7">
     <w:name w:val="heading 7"/>
     <w:basedOn w:val="Normal"/>
     <w:next w:val="Normal"/>
-    <w:link w:val="Heading7Char"/>
+    <w:link w:val="Ttulo7Car"/>
     <w:uiPriority w:val="9"/>
     <w:unhideWhenUsed/>
     <w:qFormat/>
@@ -7482,11 +7044,11 @@
       <w:color w:val="595959" w:themeColor="text1" w:themeTint="A6"/>
     </w:rPr>
   </w:style>
-  <w:style w:type="paragraph" w:styleId="Heading8">
+  <w:style w:type="paragraph" w:styleId="Ttulo8">
     <w:name w:val="heading 8"/>
     <w:basedOn w:val="Normal"/>
     <w:next w:val="Normal"/>
-    <w:link w:val="Heading8Char"/>
+    <w:link w:val="Ttulo8Car"/>
     <w:uiPriority w:val="9"/>
     <w:unhideWhenUsed/>
     <w:qFormat/>
@@ -7503,11 +7065,11 @@
       <w:color w:val="272727" w:themeColor="text1" w:themeTint="D8"/>
     </w:rPr>
   </w:style>
-  <w:style w:type="paragraph" w:styleId="Heading9">
+  <w:style w:type="paragraph" w:styleId="Ttulo9">
     <w:name w:val="heading 9"/>
     <w:basedOn w:val="Normal"/>
     <w:next w:val="Normal"/>
-    <w:link w:val="Heading9Char"/>
+    <w:link w:val="Ttulo9Car"/>
     <w:uiPriority w:val="9"/>
     <w:unhideWhenUsed/>
     <w:qFormat/>
@@ -7522,13 +7084,13 @@
       <w:color w:val="272727" w:themeColor="text1" w:themeTint="D8"/>
     </w:rPr>
   </w:style>
-  <w:style w:type="character" w:styleId="DefaultParagraphFont" w:default="1">
+  <w:style w:type="character" w:default="1" w:styleId="Fuentedeprrafopredeter">
     <w:name w:val="Default Paragraph Font"/>
     <w:uiPriority w:val="1"/>
     <w:semiHidden/>
     <w:unhideWhenUsed/>
   </w:style>
-  <w:style w:type="table" w:styleId="TableNormal" w:default="1">
+  <w:style w:type="table" w:default="1" w:styleId="Tablanormal">
     <w:name w:val="Normal Table"/>
     <w:uiPriority w:val="99"/>
     <w:semiHidden/>
@@ -7543,40 +7105,40 @@
       </w:tblCellMar>
     </w:tblPr>
   </w:style>
-  <w:style w:type="numbering" w:styleId="NoList" w:default="1">
+  <w:style w:type="numbering" w:default="1" w:styleId="Sinlista">
     <w:name w:val="No List"/>
     <w:uiPriority w:val="99"/>
     <w:semiHidden/>
     <w:unhideWhenUsed/>
   </w:style>
-  <w:style w:type="character" w:styleId="Heading1Char" w:customStyle="1">
-    <w:name w:val="Heading 1 Char"/>
-    <w:basedOn w:val="DefaultParagraphFont"/>
-    <w:link w:val="Heading1"/>
+  <w:style w:type="character" w:customStyle="1" w:styleId="Ttulo1Car">
+    <w:name w:val="Título 1 Car"/>
+    <w:basedOn w:val="Fuentedeprrafopredeter"/>
+    <w:link w:val="Ttulo1"/>
     <w:uiPriority w:val="9"/>
     <w:rPr>
-      <w:rFonts w:asciiTheme="majorHAnsi" w:hAnsiTheme="majorHAnsi" w:eastAsiaTheme="majorEastAsia" w:cstheme="majorBidi"/>
+      <w:rFonts w:asciiTheme="majorHAnsi" w:eastAsiaTheme="majorEastAsia" w:hAnsiTheme="majorHAnsi" w:cstheme="majorBidi"/>
       <w:color w:val="0F4761" w:themeColor="accent1" w:themeShade="BF"/>
       <w:sz w:val="40"/>
       <w:szCs w:val="40"/>
     </w:rPr>
   </w:style>
-  <w:style w:type="character" w:styleId="Heading2Char" w:customStyle="1">
-    <w:name w:val="Heading 2 Char"/>
-    <w:basedOn w:val="DefaultParagraphFont"/>
-    <w:link w:val="Heading2"/>
+  <w:style w:type="character" w:customStyle="1" w:styleId="Ttulo2Car">
+    <w:name w:val="Título 2 Car"/>
+    <w:basedOn w:val="Fuentedeprrafopredeter"/>
+    <w:link w:val="Ttulo2"/>
     <w:uiPriority w:val="9"/>
     <w:rPr>
-      <w:rFonts w:asciiTheme="majorHAnsi" w:hAnsiTheme="majorHAnsi" w:eastAsiaTheme="majorEastAsia" w:cstheme="majorBidi"/>
+      <w:rFonts w:asciiTheme="majorHAnsi" w:eastAsiaTheme="majorEastAsia" w:hAnsiTheme="majorHAnsi" w:cstheme="majorBidi"/>
       <w:color w:val="0F4761" w:themeColor="accent1" w:themeShade="BF"/>
       <w:sz w:val="32"/>
       <w:szCs w:val="32"/>
     </w:rPr>
   </w:style>
-  <w:style w:type="character" w:styleId="Heading3Char" w:customStyle="1">
-    <w:name w:val="Heading 3 Char"/>
-    <w:basedOn w:val="DefaultParagraphFont"/>
-    <w:link w:val="Heading3"/>
+  <w:style w:type="character" w:customStyle="1" w:styleId="Ttulo3Car">
+    <w:name w:val="Título 3 Car"/>
+    <w:basedOn w:val="Fuentedeprrafopredeter"/>
+    <w:link w:val="Ttulo3"/>
     <w:uiPriority w:val="9"/>
     <w:rPr>
       <w:rFonts w:eastAsiaTheme="majorEastAsia" w:cstheme="majorBidi"/>
@@ -7585,10 +7147,10 @@
       <w:szCs w:val="28"/>
     </w:rPr>
   </w:style>
-  <w:style w:type="character" w:styleId="Heading4Char" w:customStyle="1">
-    <w:name w:val="Heading 4 Char"/>
-    <w:basedOn w:val="DefaultParagraphFont"/>
-    <w:link w:val="Heading4"/>
+  <w:style w:type="character" w:customStyle="1" w:styleId="Ttulo4Car">
+    <w:name w:val="Título 4 Car"/>
+    <w:basedOn w:val="Fuentedeprrafopredeter"/>
+    <w:link w:val="Ttulo4"/>
     <w:uiPriority w:val="9"/>
     <w:rPr>
       <w:rFonts w:eastAsiaTheme="majorEastAsia" w:cstheme="majorBidi"/>
@@ -7597,20 +7159,20 @@
       <w:color w:val="0F4761" w:themeColor="accent1" w:themeShade="BF"/>
     </w:rPr>
   </w:style>
-  <w:style w:type="character" w:styleId="Heading5Char" w:customStyle="1">
-    <w:name w:val="Heading 5 Char"/>
-    <w:basedOn w:val="DefaultParagraphFont"/>
-    <w:link w:val="Heading5"/>
+  <w:style w:type="character" w:customStyle="1" w:styleId="Ttulo5Car">
+    <w:name w:val="Título 5 Car"/>
+    <w:basedOn w:val="Fuentedeprrafopredeter"/>
+    <w:link w:val="Ttulo5"/>
     <w:uiPriority w:val="9"/>
     <w:rPr>
       <w:rFonts w:eastAsiaTheme="majorEastAsia" w:cstheme="majorBidi"/>
       <w:color w:val="0F4761" w:themeColor="accent1" w:themeShade="BF"/>
     </w:rPr>
   </w:style>
-  <w:style w:type="character" w:styleId="Heading6Char" w:customStyle="1">
-    <w:name w:val="Heading 6 Char"/>
-    <w:basedOn w:val="DefaultParagraphFont"/>
-    <w:link w:val="Heading6"/>
+  <w:style w:type="character" w:customStyle="1" w:styleId="Ttulo6Car">
+    <w:name w:val="Título 6 Car"/>
+    <w:basedOn w:val="Fuentedeprrafopredeter"/>
+    <w:link w:val="Ttulo6"/>
     <w:uiPriority w:val="9"/>
     <w:rPr>
       <w:rFonts w:eastAsiaTheme="majorEastAsia" w:cstheme="majorBidi"/>
@@ -7619,20 +7181,20 @@
       <w:color w:val="595959" w:themeColor="text1" w:themeTint="A6"/>
     </w:rPr>
   </w:style>
-  <w:style w:type="character" w:styleId="Heading7Char" w:customStyle="1">
-    <w:name w:val="Heading 7 Char"/>
-    <w:basedOn w:val="DefaultParagraphFont"/>
-    <w:link w:val="Heading7"/>
+  <w:style w:type="character" w:customStyle="1" w:styleId="Ttulo7Car">
+    <w:name w:val="Título 7 Car"/>
+    <w:basedOn w:val="Fuentedeprrafopredeter"/>
+    <w:link w:val="Ttulo7"/>
     <w:uiPriority w:val="9"/>
     <w:rPr>
       <w:rFonts w:eastAsiaTheme="majorEastAsia" w:cstheme="majorBidi"/>
       <w:color w:val="595959" w:themeColor="text1" w:themeTint="A6"/>
     </w:rPr>
   </w:style>
-  <w:style w:type="character" w:styleId="Heading8Char" w:customStyle="1">
-    <w:name w:val="Heading 8 Char"/>
-    <w:basedOn w:val="DefaultParagraphFont"/>
-    <w:link w:val="Heading8"/>
+  <w:style w:type="character" w:customStyle="1" w:styleId="Ttulo8Car">
+    <w:name w:val="Título 8 Car"/>
+    <w:basedOn w:val="Fuentedeprrafopredeter"/>
+    <w:link w:val="Ttulo8"/>
     <w:uiPriority w:val="9"/>
     <w:rPr>
       <w:rFonts w:eastAsiaTheme="majorEastAsia" w:cstheme="majorBidi"/>
@@ -7641,34 +7203,34 @@
       <w:color w:val="272727" w:themeColor="text1" w:themeTint="D8"/>
     </w:rPr>
   </w:style>
-  <w:style w:type="character" w:styleId="Heading9Char" w:customStyle="1">
-    <w:name w:val="Heading 9 Char"/>
-    <w:basedOn w:val="DefaultParagraphFont"/>
-    <w:link w:val="Heading9"/>
+  <w:style w:type="character" w:customStyle="1" w:styleId="Ttulo9Car">
+    <w:name w:val="Título 9 Car"/>
+    <w:basedOn w:val="Fuentedeprrafopredeter"/>
+    <w:link w:val="Ttulo9"/>
     <w:uiPriority w:val="9"/>
     <w:rPr>
       <w:rFonts w:eastAsiaTheme="majorEastAsia" w:cstheme="majorBidi"/>
       <w:color w:val="272727" w:themeColor="text1" w:themeTint="D8"/>
     </w:rPr>
   </w:style>
-  <w:style w:type="character" w:styleId="TitleChar" w:customStyle="1">
-    <w:name w:val="Title Char"/>
-    <w:basedOn w:val="DefaultParagraphFont"/>
-    <w:link w:val="Title"/>
+  <w:style w:type="character" w:customStyle="1" w:styleId="TtuloCar">
+    <w:name w:val="Título Car"/>
+    <w:basedOn w:val="Fuentedeprrafopredeter"/>
+    <w:link w:val="Ttulo"/>
     <w:uiPriority w:val="10"/>
     <w:rPr>
-      <w:rFonts w:asciiTheme="majorHAnsi" w:hAnsiTheme="majorHAnsi" w:eastAsiaTheme="majorEastAsia" w:cstheme="majorBidi"/>
+      <w:rFonts w:asciiTheme="majorHAnsi" w:eastAsiaTheme="majorEastAsia" w:hAnsiTheme="majorHAnsi" w:cstheme="majorBidi"/>
       <w:spacing w:val="-10"/>
       <w:kern w:val="28"/>
       <w:sz w:val="56"/>
       <w:szCs w:val="56"/>
     </w:rPr>
   </w:style>
-  <w:style w:type="paragraph" w:styleId="Title">
+  <w:style w:type="paragraph" w:styleId="Ttulo">
     <w:name w:val="Title"/>
     <w:basedOn w:val="Normal"/>
     <w:next w:val="Normal"/>
-    <w:link w:val="TitleChar"/>
+    <w:link w:val="TtuloCar"/>
     <w:uiPriority w:val="10"/>
     <w:qFormat/>
     <w:pPr>
@@ -7676,17 +7238,17 @@
       <w:contextualSpacing/>
     </w:pPr>
     <w:rPr>
-      <w:rFonts w:asciiTheme="majorHAnsi" w:hAnsiTheme="majorHAnsi" w:eastAsiaTheme="majorEastAsia" w:cstheme="majorBidi"/>
+      <w:rFonts w:asciiTheme="majorHAnsi" w:eastAsiaTheme="majorEastAsia" w:hAnsiTheme="majorHAnsi" w:cstheme="majorBidi"/>
       <w:spacing w:val="-10"/>
       <w:kern w:val="28"/>
       <w:sz w:val="56"/>
       <w:szCs w:val="56"/>
     </w:rPr>
   </w:style>
-  <w:style w:type="character" w:styleId="SubtitleChar" w:customStyle="1">
-    <w:name w:val="Subtitle Char"/>
-    <w:basedOn w:val="DefaultParagraphFont"/>
-    <w:link w:val="Subtitle"/>
+  <w:style w:type="character" w:customStyle="1" w:styleId="SubttuloCar">
+    <w:name w:val="Subtítulo Car"/>
+    <w:basedOn w:val="Fuentedeprrafopredeter"/>
+    <w:link w:val="Subttulo"/>
     <w:uiPriority w:val="11"/>
     <w:rPr>
       <w:rFonts w:eastAsiaTheme="majorEastAsia" w:cstheme="majorBidi"/>
@@ -7696,11 +7258,11 @@
       <w:szCs w:val="28"/>
     </w:rPr>
   </w:style>
-  <w:style w:type="paragraph" w:styleId="Subtitle">
+  <w:style w:type="paragraph" w:styleId="Subttulo">
     <w:name w:val="Subtitle"/>
     <w:basedOn w:val="Normal"/>
     <w:next w:val="Normal"/>
-    <w:link w:val="SubtitleChar"/>
+    <w:link w:val="SubttuloCar"/>
     <w:uiPriority w:val="11"/>
     <w:qFormat/>
     <w:pPr>
@@ -7716,9 +7278,9 @@
       <w:szCs w:val="28"/>
     </w:rPr>
   </w:style>
-  <w:style w:type="character" w:styleId="IntenseEmphasis">
+  <w:style w:type="character" w:styleId="nfasisintenso">
     <w:name w:val="Intense Emphasis"/>
-    <w:basedOn w:val="DefaultParagraphFont"/>
+    <w:basedOn w:val="Fuentedeprrafopredeter"/>
     <w:uiPriority w:val="21"/>
     <w:qFormat/>
     <w:rPr>
@@ -7727,10 +7289,10 @@
       <w:color w:val="0F4761" w:themeColor="accent1" w:themeShade="BF"/>
     </w:rPr>
   </w:style>
-  <w:style w:type="character" w:styleId="QuoteChar" w:customStyle="1">
-    <w:name w:val="Quote Char"/>
-    <w:basedOn w:val="DefaultParagraphFont"/>
-    <w:link w:val="Quote"/>
+  <w:style w:type="character" w:customStyle="1" w:styleId="CitaCar">
+    <w:name w:val="Cita Car"/>
+    <w:basedOn w:val="Fuentedeprrafopredeter"/>
+    <w:link w:val="Cita"/>
     <w:uiPriority w:val="29"/>
     <w:rPr>
       <w:i/>
@@ -7738,11 +7300,11 @@
       <w:color w:val="404040" w:themeColor="text1" w:themeTint="BF"/>
     </w:rPr>
   </w:style>
-  <w:style w:type="paragraph" w:styleId="Quote">
+  <w:style w:type="paragraph" w:styleId="Cita">
     <w:name w:val="Quote"/>
     <w:basedOn w:val="Normal"/>
     <w:next w:val="Normal"/>
-    <w:link w:val="QuoteChar"/>
+    <w:link w:val="CitaCar"/>
     <w:uiPriority w:val="29"/>
     <w:qFormat/>
     <w:pPr>
@@ -7755,10 +7317,10 @@
       <w:color w:val="404040" w:themeColor="text1" w:themeTint="BF"/>
     </w:rPr>
   </w:style>
-  <w:style w:type="character" w:styleId="IntenseQuoteChar" w:customStyle="1">
-    <w:name w:val="Intense Quote Char"/>
-    <w:basedOn w:val="DefaultParagraphFont"/>
-    <w:link w:val="IntenseQuote"/>
+  <w:style w:type="character" w:customStyle="1" w:styleId="CitadestacadaCar">
+    <w:name w:val="Cita destacada Car"/>
+    <w:basedOn w:val="Fuentedeprrafopredeter"/>
+    <w:link w:val="Citadestacada"/>
     <w:uiPriority w:val="30"/>
     <w:rPr>
       <w:i/>
@@ -7766,17 +7328,17 @@
       <w:color w:val="0F4761" w:themeColor="accent1" w:themeShade="BF"/>
     </w:rPr>
   </w:style>
-  <w:style w:type="paragraph" w:styleId="IntenseQuote">
+  <w:style w:type="paragraph" w:styleId="Citadestacada">
     <w:name w:val="Intense Quote"/>
     <w:basedOn w:val="Normal"/>
     <w:next w:val="Normal"/>
-    <w:link w:val="IntenseQuoteChar"/>
+    <w:link w:val="CitadestacadaCar"/>
     <w:uiPriority w:val="30"/>
     <w:qFormat/>
     <w:pPr>
       <w:pBdr>
-        <w:top w:val="single" w:color="0F4761" w:themeColor="accent1" w:themeShade="BF" w:sz="4" w:space="10"/>
-        <w:bottom w:val="single" w:color="0F4761" w:themeColor="accent1" w:themeShade="BF" w:sz="4" w:space="10"/>
+        <w:top w:val="single" w:sz="4" w:space="10" w:color="0F4761" w:themeColor="accent1" w:themeShade="BF"/>
+        <w:bottom w:val="single" w:sz="4" w:space="10" w:color="0F4761" w:themeColor="accent1" w:themeShade="BF"/>
       </w:pBdr>
       <w:spacing w:before="360" w:after="360"/>
       <w:ind w:left="864" w:right="864"/>
@@ -7788,9 +7350,9 @@
       <w:color w:val="0F4761" w:themeColor="accent1" w:themeShade="BF"/>
     </w:rPr>
   </w:style>
-  <w:style w:type="character" w:styleId="IntenseReference">
+  <w:style w:type="character" w:styleId="Referenciaintensa">
     <w:name w:val="Intense Reference"/>
-    <w:basedOn w:val="DefaultParagraphFont"/>
+    <w:basedOn w:val="Fuentedeprrafopredeter"/>
     <w:uiPriority w:val="32"/>
     <w:qFormat/>
     <w:rPr>
@@ -7801,9 +7363,9 @@
       <w:spacing w:val="5"/>
     </w:rPr>
   </w:style>
-  <w:style w:type="character" w:styleId="Hyperlink">
+  <w:style w:type="character" w:styleId="Hipervnculo">
     <w:name w:val="Hyperlink"/>
-    <w:basedOn w:val="DefaultParagraphFont"/>
+    <w:basedOn w:val="Fuentedeprrafopredeter"/>
     <w:uiPriority w:val="99"/>
     <w:unhideWhenUsed/>
     <w:rPr>
@@ -7811,7 +7373,7 @@
       <w:u w:val="single"/>
     </w:rPr>
   </w:style>
-  <w:style w:type="paragraph" w:styleId="ListParagraph">
+  <w:style w:type="paragraph" w:styleId="Prrafodelista">
     <w:name w:val="List Paragraph"/>
     <w:basedOn w:val="Normal"/>
     <w:uiPriority w:val="34"/>
@@ -7821,7 +7383,7 @@
       <w:contextualSpacing/>
     </w:pPr>
   </w:style>
-  <w:style w:type="paragraph" w:styleId="TOC1">
+  <w:style w:type="paragraph" w:styleId="TDC1">
     <w:name w:val="toc 1"/>
     <w:basedOn w:val="Normal"/>
     <w:next w:val="Normal"/>
@@ -7832,9 +7394,9 @@
       <w:spacing w:after="100"/>
     </w:pPr>
   </w:style>
-  <w:style w:type="table" w:styleId="TableGrid">
+  <w:style w:type="table" w:styleId="Tablaconcuadrcula">
     <w:name w:val="Table Grid"/>
-    <w:basedOn w:val="TableNormal"/>
+    <w:basedOn w:val="Tablanormal"/>
     <w:uiPriority w:val="59"/>
     <w:rsid w:val="00FB4123"/>
     <w:pPr>
@@ -7842,25 +7404,25 @@
     </w:pPr>
     <w:tblPr>
       <w:tblBorders>
-        <w:top w:val="single" w:color="000000" w:themeColor="text1" w:sz="4" w:space="0"/>
-        <w:left w:val="single" w:color="000000" w:themeColor="text1" w:sz="4" w:space="0"/>
-        <w:bottom w:val="single" w:color="000000" w:themeColor="text1" w:sz="4" w:space="0"/>
-        <w:right w:val="single" w:color="000000" w:themeColor="text1" w:sz="4" w:space="0"/>
-        <w:insideH w:val="single" w:color="000000" w:themeColor="text1" w:sz="4" w:space="0"/>
-        <w:insideV w:val="single" w:color="000000" w:themeColor="text1" w:sz="4" w:space="0"/>
+        <w:top w:val="single" w:sz="4" w:space="0" w:color="000000" w:themeColor="text1"/>
+        <w:left w:val="single" w:sz="4" w:space="0" w:color="000000" w:themeColor="text1"/>
+        <w:bottom w:val="single" w:sz="4" w:space="0" w:color="000000" w:themeColor="text1"/>
+        <w:right w:val="single" w:sz="4" w:space="0" w:color="000000" w:themeColor="text1"/>
+        <w:insideH w:val="single" w:sz="4" w:space="0" w:color="000000" w:themeColor="text1"/>
+        <w:insideV w:val="single" w:sz="4" w:space="0" w:color="000000" w:themeColor="text1"/>
       </w:tblBorders>
     </w:tblPr>
   </w:style>
-  <w:style w:type="character" w:styleId="HeaderChar" w:customStyle="1">
-    <w:name w:val="Header Char"/>
-    <w:basedOn w:val="DefaultParagraphFont"/>
-    <w:link w:val="Header"/>
+  <w:style w:type="character" w:customStyle="1" w:styleId="EncabezadoCar">
+    <w:name w:val="Encabezado Car"/>
+    <w:basedOn w:val="Fuentedeprrafopredeter"/>
+    <w:link w:val="Encabezado"/>
     <w:uiPriority w:val="99"/>
   </w:style>
-  <w:style w:type="paragraph" w:styleId="Header">
+  <w:style w:type="paragraph" w:styleId="Encabezado">
     <w:name w:val="header"/>
     <w:basedOn w:val="Normal"/>
-    <w:link w:val="HeaderChar"/>
+    <w:link w:val="EncabezadoCar"/>
     <w:uiPriority w:val="99"/>
     <w:unhideWhenUsed/>
     <w:pPr>
@@ -7871,16 +7433,16 @@
       <w:spacing w:after="0" w:line="240" w:lineRule="auto"/>
     </w:pPr>
   </w:style>
-  <w:style w:type="character" w:styleId="FooterChar" w:customStyle="1">
-    <w:name w:val="Footer Char"/>
-    <w:basedOn w:val="DefaultParagraphFont"/>
-    <w:link w:val="Footer"/>
+  <w:style w:type="character" w:customStyle="1" w:styleId="PiedepginaCar">
+    <w:name w:val="Pie de página Car"/>
+    <w:basedOn w:val="Fuentedeprrafopredeter"/>
+    <w:link w:val="Piedepgina"/>
     <w:uiPriority w:val="99"/>
   </w:style>
-  <w:style w:type="paragraph" w:styleId="Footer">
+  <w:style w:type="paragraph" w:styleId="Piedepgina">
     <w:name w:val="footer"/>
     <w:basedOn w:val="Normal"/>
-    <w:link w:val="FooterChar"/>
+    <w:link w:val="PiedepginaCar"/>
     <w:uiPriority w:val="99"/>
     <w:unhideWhenUsed/>
     <w:pPr>
@@ -7891,7 +7453,7 @@
       <w:spacing w:after="0" w:line="240" w:lineRule="auto"/>
     </w:pPr>
   </w:style>
-  <w:style w:type="paragraph" w:styleId="TOC2">
+  <w:style w:type="paragraph" w:styleId="TDC2">
     <w:name w:val="toc 2"/>
     <w:basedOn w:val="Normal"/>
     <w:next w:val="Normal"/>
@@ -7904,9 +7466,9 @@
       <w:ind w:left="240"/>
     </w:pPr>
   </w:style>
-  <w:style w:type="character" w:styleId="UnresolvedMention">
+  <w:style w:type="character" w:styleId="Mencinsinresolver">
     <w:name w:val="Unresolved Mention"/>
-    <w:basedOn w:val="DefaultParagraphFont"/>
+    <w:basedOn w:val="Fuentedeprrafopredeter"/>
     <w:uiPriority w:val="99"/>
     <w:semiHidden/>
     <w:unhideWhenUsed/>
@@ -7916,9 +7478,9 @@
       <w:shd w:val="clear" w:color="auto" w:fill="E1DFDD"/>
     </w:rPr>
   </w:style>
-  <w:style w:type="character" w:styleId="FollowedHyperlink">
+  <w:style w:type="character" w:styleId="Hipervnculovisitado">
     <w:name w:val="FollowedHyperlink"/>
-    <w:basedOn w:val="DefaultParagraphFont"/>
+    <w:basedOn w:val="Fuentedeprrafopredeter"/>
     <w:uiPriority w:val="99"/>
     <w:semiHidden/>
     <w:unhideWhenUsed/>
